--- a/TRIMESTRE II/Informe.docx
+++ b/TRIMESTRE II/Informe.docx
@@ -102,8 +102,8 @@
         <w:rPr>
           <w:rFonts w:asciiTheme="majorHAnsi" w:hAnsiTheme="majorHAnsi" w:cstheme="majorHAnsi"/>
         </w:rPr>
-        <w:pict>
-          <v:rect id="_x0000_i1291" style="width:0;height:1.5pt" o:hrstd="t" o:hr="t" fillcolor="#a0a0a0" stroked="f"/>
+        <w:pict w14:anchorId="21803601">
+          <v:rect id="_x0000_i1026" style="width:0;height:1.5pt" o:hrstd="t" o:hr="t" fillcolor="#a0a0a0" stroked="f"/>
         </w:pict>
       </w:r>
     </w:p>
@@ -167,8 +167,8 @@
         <w:rPr>
           <w:rFonts w:asciiTheme="majorHAnsi" w:hAnsiTheme="majorHAnsi" w:cstheme="majorHAnsi"/>
         </w:rPr>
-        <w:pict>
-          <v:rect id="_x0000_i1292" style="width:0;height:1.5pt" o:hrstd="t" o:hr="t" fillcolor="#a0a0a0" stroked="f"/>
+        <w:pict w14:anchorId="4EA48E78">
+          <v:rect id="_x0000_i1027" style="width:0;height:1.5pt" o:hrstd="t" o:hr="t" fillcolor="#a0a0a0" stroked="f"/>
         </w:pict>
       </w:r>
     </w:p>
@@ -312,8 +312,8 @@
         <w:rPr>
           <w:rFonts w:asciiTheme="majorHAnsi" w:hAnsiTheme="majorHAnsi" w:cstheme="majorHAnsi"/>
         </w:rPr>
-        <w:pict>
-          <v:rect id="_x0000_i1293" style="width:0;height:1.5pt" o:hrstd="t" o:hr="t" fillcolor="#a0a0a0" stroked="f"/>
+        <w:pict w14:anchorId="19FA74BA">
+          <v:rect id="_x0000_i1028" style="width:0;height:1.5pt" o:hrstd="t" o:hr="t" fillcolor="#a0a0a0" stroked="f"/>
         </w:pict>
       </w:r>
     </w:p>
@@ -497,8 +497,8 @@
         <w:rPr>
           <w:rFonts w:asciiTheme="majorHAnsi" w:hAnsiTheme="majorHAnsi" w:cstheme="majorHAnsi"/>
         </w:rPr>
-        <w:pict>
-          <v:rect id="_x0000_i1294" style="width:0;height:1.5pt" o:hrstd="t" o:hr="t" fillcolor="#a0a0a0" stroked="f"/>
+        <w:pict w14:anchorId="385CC2F6">
+          <v:rect id="_x0000_i1029" style="width:0;height:1.5pt" o:hrstd="t" o:hr="t" fillcolor="#a0a0a0" stroked="f"/>
         </w:pict>
       </w:r>
     </w:p>
@@ -689,8 +689,8 @@
         <w:rPr>
           <w:rFonts w:asciiTheme="majorHAnsi" w:hAnsiTheme="majorHAnsi" w:cstheme="majorHAnsi"/>
         </w:rPr>
-        <w:pict>
-          <v:rect id="_x0000_i1295" style="width:0;height:1.5pt" o:hrstd="t" o:hr="t" fillcolor="#a0a0a0" stroked="f"/>
+        <w:pict w14:anchorId="59B02478">
+          <v:rect id="_x0000_i1030" style="width:0;height:1.5pt" o:hrstd="t" o:hr="t" fillcolor="#a0a0a0" stroked="f"/>
         </w:pict>
       </w:r>
     </w:p>
@@ -872,8 +872,8 @@
         <w:rPr>
           <w:rFonts w:asciiTheme="majorHAnsi" w:hAnsiTheme="majorHAnsi" w:cstheme="majorHAnsi"/>
         </w:rPr>
-        <w:pict>
-          <v:rect id="_x0000_i1296" style="width:0;height:1.5pt" o:hrstd="t" o:hr="t" fillcolor="#a0a0a0" stroked="f"/>
+        <w:pict w14:anchorId="5573E5E9">
+          <v:rect id="_x0000_i1031" style="width:0;height:1.5pt" o:hrstd="t" o:hr="t" fillcolor="#a0a0a0" stroked="f"/>
         </w:pict>
       </w:r>
     </w:p>
@@ -1073,8 +1073,8 @@
         <w:rPr>
           <w:rFonts w:asciiTheme="majorHAnsi" w:hAnsiTheme="majorHAnsi" w:cstheme="majorHAnsi"/>
         </w:rPr>
-        <w:pict>
-          <v:rect id="_x0000_i1299" style="width:0;height:1.5pt" o:hrstd="t" o:hr="t" fillcolor="#a0a0a0" stroked="f"/>
+        <w:pict w14:anchorId="5A47FF13">
+          <v:rect id="_x0000_i1032" style="width:0;height:1.5pt" o:hrstd="t" o:hr="t" fillcolor="#a0a0a0" stroked="f"/>
         </w:pict>
       </w:r>
     </w:p>
@@ -1172,14 +1172,12 @@
           <w:rFonts w:asciiTheme="majorHAnsi" w:hAnsiTheme="majorHAnsi" w:cstheme="majorHAnsi"/>
         </w:rPr>
       </w:pPr>
-      <w:bookmarkStart w:id="0" w:name="_GoBack"/>
-      <w:bookmarkEnd w:id="0"/>
-      <w:r>
-        <w:rPr>
-          <w:rFonts w:asciiTheme="majorHAnsi" w:hAnsiTheme="majorHAnsi" w:cstheme="majorHAnsi"/>
-        </w:rPr>
-        <w:pict>
-          <v:rect id="_x0000_i1300" style="width:0;height:1.5pt" o:hrstd="t" o:hr="t" fillcolor="#a0a0a0" stroked="f"/>
+      <w:r>
+        <w:rPr>
+          <w:rFonts w:asciiTheme="majorHAnsi" w:hAnsiTheme="majorHAnsi" w:cstheme="majorHAnsi"/>
+        </w:rPr>
+        <w:pict w14:anchorId="1711572B">
+          <v:rect id="_x0000_i1033" style="width:0;height:1.5pt" o:hrstd="t" o:hr="t" fillcolor="#a0a0a0" stroked="f"/>
         </w:pict>
       </w:r>
     </w:p>
@@ -1306,8 +1304,8 @@
           <w:b/>
           <w:bCs/>
         </w:rPr>
-        <w:pict>
-          <v:rect id="_x0000_i1197" style="width:0;height:1.5pt" o:hralign="center" o:hrstd="t" o:hr="t" fillcolor="#a0a0a0" stroked="f"/>
+        <w:pict w14:anchorId="0F49C93E">
+          <v:rect id="_x0000_i1034" style="width:0;height:1.5pt" o:hralign="center" o:hrstd="t" o:hr="t" fillcolor="#a0a0a0" stroked="f"/>
         </w:pict>
       </w:r>
     </w:p>
@@ -1363,8 +1361,8 @@
           <w:b/>
           <w:bCs/>
         </w:rPr>
-        <w:pict>
-          <v:rect id="_x0000_i1198" style="width:0;height:1.5pt" o:hralign="center" o:hrstd="t" o:hr="t" fillcolor="#a0a0a0" stroked="f"/>
+        <w:pict w14:anchorId="1CBA00FB">
+          <v:rect id="_x0000_i1035" style="width:0;height:1.5pt" o:hralign="center" o:hrstd="t" o:hr="t" fillcolor="#a0a0a0" stroked="f"/>
         </w:pict>
       </w:r>
     </w:p>
@@ -1578,8 +1576,8 @@
           <w:b/>
           <w:bCs/>
         </w:rPr>
-        <w:pict>
-          <v:rect id="_x0000_i1199" style="width:0;height:1.5pt" o:hralign="center" o:hrstd="t" o:hr="t" fillcolor="#a0a0a0" stroked="f"/>
+        <w:pict w14:anchorId="26C44C2A">
+          <v:rect id="_x0000_i1036" style="width:0;height:1.5pt" o:hralign="center" o:hrstd="t" o:hr="t" fillcolor="#a0a0a0" stroked="f"/>
         </w:pict>
       </w:r>
     </w:p>
@@ -1758,8 +1756,8 @@
           <w:bCs/>
         </w:rPr>
         <w:lastRenderedPageBreak/>
-        <w:pict>
-          <v:rect id="_x0000_i1200" style="width:0;height:1.5pt" o:hralign="center" o:hrstd="t" o:hr="t" fillcolor="#a0a0a0" stroked="f"/>
+        <w:pict w14:anchorId="53AABCD3">
+          <v:rect id="_x0000_i1037" style="width:0;height:1.5pt" o:hralign="center" o:hrstd="t" o:hr="t" fillcolor="#a0a0a0" stroked="f"/>
         </w:pict>
       </w:r>
     </w:p>
@@ -2047,8 +2045,8 @@
           <w:b/>
           <w:bCs/>
         </w:rPr>
-        <w:pict>
-          <v:rect id="_x0000_i1201" style="width:0;height:1.5pt" o:hralign="center" o:hrstd="t" o:hr="t" fillcolor="#a0a0a0" stroked="f"/>
+        <w:pict w14:anchorId="581AD520">
+          <v:rect id="_x0000_i1038" style="width:0;height:1.5pt" o:hralign="center" o:hrstd="t" o:hr="t" fillcolor="#a0a0a0" stroked="f"/>
         </w:pict>
       </w:r>
     </w:p>
@@ -2175,8 +2173,8 @@
           <w:b/>
           <w:bCs/>
         </w:rPr>
-        <w:pict>
-          <v:rect id="_x0000_i1202" style="width:0;height:1.5pt" o:hralign="center" o:hrstd="t" o:hr="t" fillcolor="#a0a0a0" stroked="f"/>
+        <w:pict w14:anchorId="186F0ABD">
+          <v:rect id="_x0000_i1039" style="width:0;height:1.5pt" o:hralign="center" o:hrstd="t" o:hr="t" fillcolor="#a0a0a0" stroked="f"/>
         </w:pict>
       </w:r>
     </w:p>
@@ -2531,8 +2529,8 @@
           <w:b/>
           <w:bCs/>
         </w:rPr>
-        <w:pict>
-          <v:rect id="_x0000_i1203" style="width:0;height:1.5pt" o:hralign="center" o:hrstd="t" o:hr="t" fillcolor="#a0a0a0" stroked="f"/>
+        <w:pict w14:anchorId="76FBAD87">
+          <v:rect id="_x0000_i1040" style="width:0;height:1.5pt" o:hralign="center" o:hrstd="t" o:hr="t" fillcolor="#a0a0a0" stroked="f"/>
         </w:pict>
       </w:r>
     </w:p>
@@ -2637,8 +2635,8 @@
           <w:b/>
           <w:bCs/>
         </w:rPr>
-        <w:pict>
-          <v:rect id="_x0000_i1204" style="width:0;height:1.5pt" o:hralign="center" o:hrstd="t" o:hr="t" fillcolor="#a0a0a0" stroked="f"/>
+        <w:pict w14:anchorId="303D0F14">
+          <v:rect id="_x0000_i1041" style="width:0;height:1.5pt" o:hralign="center" o:hrstd="t" o:hr="t" fillcolor="#a0a0a0" stroked="f"/>
         </w:pict>
       </w:r>
     </w:p>
@@ -2804,8 +2802,8 @@
           <w:b/>
           <w:bCs/>
         </w:rPr>
-        <w:pict>
-          <v:rect id="_x0000_i1205" style="width:0;height:1.5pt" o:hralign="center" o:hrstd="t" o:hr="t" fillcolor="#a0a0a0" stroked="f"/>
+        <w:pict w14:anchorId="31782FA2">
+          <v:rect id="_x0000_i1042" style="width:0;height:1.5pt" o:hralign="center" o:hrstd="t" o:hr="t" fillcolor="#a0a0a0" stroked="f"/>
         </w:pict>
       </w:r>
     </w:p>
@@ -3078,8 +3076,8 @@
           <w:b/>
           <w:bCs/>
         </w:rPr>
-        <w:pict>
-          <v:rect id="_x0000_i1206" style="width:0;height:1.5pt" o:hralign="center" o:hrstd="t" o:hr="t" fillcolor="#a0a0a0" stroked="f"/>
+        <w:pict w14:anchorId="6AC82A9F">
+          <v:rect id="_x0000_i1043" style="width:0;height:1.5pt" o:hralign="center" o:hrstd="t" o:hr="t" fillcolor="#a0a0a0" stroked="f"/>
         </w:pict>
       </w:r>
     </w:p>
@@ -3135,8 +3133,8 @@
           <w:b/>
           <w:bCs/>
         </w:rPr>
-        <w:pict>
-          <v:rect id="_x0000_i1207" style="width:0;height:1.5pt" o:hralign="center" o:hrstd="t" o:hr="t" fillcolor="#a0a0a0" stroked="f"/>
+        <w:pict w14:anchorId="1C180EA0">
+          <v:rect id="_x0000_i1044" style="width:0;height:1.5pt" o:hralign="center" o:hrstd="t" o:hr="t" fillcolor="#a0a0a0" stroked="f"/>
         </w:pict>
       </w:r>
     </w:p>
@@ -3150,8 +3148,8 @@
         <w:rPr>
           <w:rFonts w:asciiTheme="majorHAnsi" w:hAnsiTheme="majorHAnsi" w:cstheme="majorHAnsi"/>
         </w:rPr>
-        <w:pict>
-          <v:rect id="_x0000_i1208" style="width:0;height:1.5pt" o:hralign="center" o:hrstd="t" o:hr="t" fillcolor="#a0a0a0" stroked="f"/>
+        <w:pict w14:anchorId="61F5C326">
+          <v:rect id="_x0000_i1045" style="width:0;height:1.5pt" o:hralign="center" o:hrstd="t" o:hr="t" fillcolor="#a0a0a0" stroked="f"/>
         </w:pict>
       </w:r>
     </w:p>
@@ -3268,8 +3266,8 @@
           <w:lang w:eastAsia="es-CO"/>
           <w14:ligatures w14:val="none"/>
         </w:rPr>
-        <w:pict>
-          <v:rect id="_x0000_i1209" style="width:0;height:1.5pt" o:hralign="center" o:hrstd="t" o:hr="t" fillcolor="#a0a0a0" stroked="f"/>
+        <w:pict w14:anchorId="2C4C7D65">
+          <v:rect id="_x0000_i1046" style="width:0;height:1.5pt" o:hralign="center" o:hrstd="t" o:hr="t" fillcolor="#a0a0a0" stroked="f"/>
         </w:pict>
       </w:r>
     </w:p>
@@ -3360,8 +3358,8 @@
           <w:lang w:eastAsia="es-CO"/>
           <w14:ligatures w14:val="none"/>
         </w:rPr>
-        <w:pict>
-          <v:rect id="_x0000_i1210" style="width:0;height:1.5pt" o:hralign="center" o:hrstd="t" o:hr="t" fillcolor="#a0a0a0" stroked="f"/>
+        <w:pict w14:anchorId="0D735773">
+          <v:rect id="_x0000_i1047" style="width:0;height:1.5pt" o:hralign="center" o:hrstd="t" o:hr="t" fillcolor="#a0a0a0" stroked="f"/>
         </w:pict>
       </w:r>
     </w:p>
@@ -3609,8 +3607,8 @@
           <w:lang w:eastAsia="es-CO"/>
           <w14:ligatures w14:val="none"/>
         </w:rPr>
-        <w:pict>
-          <v:rect id="_x0000_i1211" style="width:0;height:1.5pt" o:hralign="center" o:hrstd="t" o:hr="t" fillcolor="#a0a0a0" stroked="f"/>
+        <w:pict w14:anchorId="1CEE7C65">
+          <v:rect id="_x0000_i1048" style="width:0;height:1.5pt" o:hralign="center" o:hrstd="t" o:hr="t" fillcolor="#a0a0a0" stroked="f"/>
         </w:pict>
       </w:r>
     </w:p>
@@ -3997,8 +3995,8 @@
           <w:lang w:eastAsia="es-CO"/>
           <w14:ligatures w14:val="none"/>
         </w:rPr>
-        <w:pict>
-          <v:rect id="_x0000_i1212" style="width:0;height:1.5pt" o:hralign="center" o:hrstd="t" o:hr="t" fillcolor="#a0a0a0" stroked="f"/>
+        <w:pict w14:anchorId="0426E937">
+          <v:rect id="_x0000_i1049" style="width:0;height:1.5pt" o:hralign="center" o:hrstd="t" o:hr="t" fillcolor="#a0a0a0" stroked="f"/>
         </w:pict>
       </w:r>
     </w:p>
@@ -4344,8 +4342,8 @@
           <w:lang w:eastAsia="es-CO"/>
           <w14:ligatures w14:val="none"/>
         </w:rPr>
-        <w:pict>
-          <v:rect id="_x0000_i1213" style="width:0;height:1.5pt" o:hralign="center" o:hrstd="t" o:hr="t" fillcolor="#a0a0a0" stroked="f"/>
+        <w:pict w14:anchorId="63CD9122">
+          <v:rect id="_x0000_i1050" style="width:0;height:1.5pt" o:hralign="center" o:hrstd="t" o:hr="t" fillcolor="#a0a0a0" stroked="f"/>
         </w:pict>
       </w:r>
     </w:p>
@@ -4494,8 +4492,8 @@
           <w:lang w:eastAsia="es-CO"/>
           <w14:ligatures w14:val="none"/>
         </w:rPr>
-        <w:pict>
-          <v:rect id="_x0000_i1214" style="width:0;height:1.5pt" o:hralign="center" o:hrstd="t" o:hr="t" fillcolor="#a0a0a0" stroked="f"/>
+        <w:pict w14:anchorId="6045C15B">
+          <v:rect id="_x0000_i1051" style="width:0;height:1.5pt" o:hralign="center" o:hrstd="t" o:hr="t" fillcolor="#a0a0a0" stroked="f"/>
         </w:pict>
       </w:r>
     </w:p>
@@ -4834,8 +4832,8 @@
           <w:lang w:eastAsia="es-CO"/>
           <w14:ligatures w14:val="none"/>
         </w:rPr>
-        <w:pict>
-          <v:rect id="_x0000_i1215" style="width:0;height:1.5pt" o:hralign="center" o:hrstd="t" o:hr="t" fillcolor="#a0a0a0" stroked="f"/>
+        <w:pict w14:anchorId="6F17B17F">
+          <v:rect id="_x0000_i1052" style="width:0;height:1.5pt" o:hralign="center" o:hrstd="t" o:hr="t" fillcolor="#a0a0a0" stroked="f"/>
         </w:pict>
       </w:r>
     </w:p>
@@ -5097,8 +5095,8 @@
           <w:lang w:eastAsia="es-CO"/>
           <w14:ligatures w14:val="none"/>
         </w:rPr>
-        <w:pict>
-          <v:rect id="_x0000_i1216" style="width:0;height:1.5pt" o:hralign="center" o:hrstd="t" o:hr="t" fillcolor="#a0a0a0" stroked="f"/>
+        <w:pict w14:anchorId="7B01557C">
+          <v:rect id="_x0000_i1053" style="width:0;height:1.5pt" o:hralign="center" o:hrstd="t" o:hr="t" fillcolor="#a0a0a0" stroked="f"/>
         </w:pict>
       </w:r>
     </w:p>
@@ -5258,8 +5256,8 @@
           <w14:ligatures w14:val="none"/>
         </w:rPr>
         <w:lastRenderedPageBreak/>
-        <w:pict>
-          <v:rect id="_x0000_i1217" style="width:0;height:1.5pt" o:hralign="center" o:hrstd="t" o:hr="t" fillcolor="#a0a0a0" stroked="f"/>
+        <w:pict w14:anchorId="7D397C17">
+          <v:rect id="_x0000_i1054" style="width:0;height:1.5pt" o:hralign="center" o:hrstd="t" o:hr="t" fillcolor="#a0a0a0" stroked="f"/>
         </w:pict>
       </w:r>
     </w:p>
@@ -5349,8 +5347,8 @@
           <w:lang w:eastAsia="es-CO"/>
           <w14:ligatures w14:val="none"/>
         </w:rPr>
-        <w:pict>
-          <v:rect id="_x0000_i1218" style="width:0;height:1.5pt" o:hralign="center" o:hrstd="t" o:hr="t" fillcolor="#a0a0a0" stroked="f"/>
+        <w:pict w14:anchorId="215A7CE9">
+          <v:rect id="_x0000_i1055" style="width:0;height:1.5pt" o:hralign="center" o:hrstd="t" o:hr="t" fillcolor="#a0a0a0" stroked="f"/>
         </w:pict>
       </w:r>
     </w:p>
@@ -5598,8 +5596,8 @@
           <w:lang w:eastAsia="es-CO"/>
           <w14:ligatures w14:val="none"/>
         </w:rPr>
-        <w:pict>
-          <v:rect id="_x0000_i1219" style="width:0;height:1.5pt" o:hralign="center" o:hrstd="t" o:hr="t" fillcolor="#a0a0a0" stroked="f"/>
+        <w:pict w14:anchorId="2776C88B">
+          <v:rect id="_x0000_i1056" style="width:0;height:1.5pt" o:hralign="center" o:hrstd="t" o:hr="t" fillcolor="#a0a0a0" stroked="f"/>
         </w:pict>
       </w:r>
     </w:p>
@@ -5986,8 +5984,8 @@
           <w:lang w:eastAsia="es-CO"/>
           <w14:ligatures w14:val="none"/>
         </w:rPr>
-        <w:pict>
-          <v:rect id="_x0000_i1220" style="width:0;height:1.5pt" o:hralign="center" o:hrstd="t" o:hr="t" fillcolor="#a0a0a0" stroked="f"/>
+        <w:pict w14:anchorId="12F8446E">
+          <v:rect id="_x0000_i1057" style="width:0;height:1.5pt" o:hralign="center" o:hrstd="t" o:hr="t" fillcolor="#a0a0a0" stroked="f"/>
         </w:pict>
       </w:r>
     </w:p>
@@ -6333,8 +6331,8 @@
           <w:lang w:eastAsia="es-CO"/>
           <w14:ligatures w14:val="none"/>
         </w:rPr>
-        <w:pict>
-          <v:rect id="_x0000_i1221" style="width:0;height:1.5pt" o:hralign="center" o:hrstd="t" o:hr="t" fillcolor="#a0a0a0" stroked="f"/>
+        <w:pict w14:anchorId="5965F1D2">
+          <v:rect id="_x0000_i1058" style="width:0;height:1.5pt" o:hralign="center" o:hrstd="t" o:hr="t" fillcolor="#a0a0a0" stroked="f"/>
         </w:pict>
       </w:r>
     </w:p>
@@ -6483,8 +6481,8 @@
           <w:lang w:eastAsia="es-CO"/>
           <w14:ligatures w14:val="none"/>
         </w:rPr>
-        <w:pict>
-          <v:rect id="_x0000_i1222" style="width:0;height:1.5pt" o:hralign="center" o:hrstd="t" o:hr="t" fillcolor="#a0a0a0" stroked="f"/>
+        <w:pict w14:anchorId="36FAF888">
+          <v:rect id="_x0000_i1059" style="width:0;height:1.5pt" o:hralign="center" o:hrstd="t" o:hr="t" fillcolor="#a0a0a0" stroked="f"/>
         </w:pict>
       </w:r>
     </w:p>
@@ -6823,8 +6821,8 @@
           <w:lang w:eastAsia="es-CO"/>
           <w14:ligatures w14:val="none"/>
         </w:rPr>
-        <w:pict>
-          <v:rect id="_x0000_i1223" style="width:0;height:1.5pt" o:hralign="center" o:hrstd="t" o:hr="t" fillcolor="#a0a0a0" stroked="f"/>
+        <w:pict w14:anchorId="551D3AD1">
+          <v:rect id="_x0000_i1060" style="width:0;height:1.5pt" o:hralign="center" o:hrstd="t" o:hr="t" fillcolor="#a0a0a0" stroked="f"/>
         </w:pict>
       </w:r>
     </w:p>
@@ -7086,8 +7084,8 @@
           <w:lang w:eastAsia="es-CO"/>
           <w14:ligatures w14:val="none"/>
         </w:rPr>
-        <w:pict>
-          <v:rect id="_x0000_i1224" style="width:0;height:1.5pt" o:hralign="center" o:hrstd="t" o:hr="t" fillcolor="#a0a0a0" stroked="f"/>
+        <w:pict w14:anchorId="5D6653B8">
+          <v:rect id="_x0000_i1061" style="width:0;height:1.5pt" o:hralign="center" o:hrstd="t" o:hr="t" fillcolor="#a0a0a0" stroked="f"/>
         </w:pict>
       </w:r>
     </w:p>
@@ -7139,6 +7137,3937 @@
         </w:rPr>
         <w:t>La semana 3 representó un avance significativo en la consolidación de funcionalidades centradas en el usuario. La incorporación de herramientas como el historial, la gestión de vehículos y la visualización de recibos mejora considerablemente el control y la experiencia del arrendatario dentro de la plataforma.</w:t>
       </w:r>
+    </w:p>
+    <w:p>
+      <w:pPr>
+        <w:spacing w:before="100" w:beforeAutospacing="1" w:after="100" w:afterAutospacing="1" w:line="240" w:lineRule="auto"/>
+        <w:outlineLvl w:val="0"/>
+        <w:rPr>
+          <w:rFonts w:asciiTheme="majorHAnsi" w:eastAsia="Times New Roman" w:hAnsiTheme="majorHAnsi" w:cstheme="majorHAnsi"/>
+          <w:b/>
+          <w:bCs/>
+          <w:kern w:val="36"/>
+          <w:sz w:val="48"/>
+          <w:szCs w:val="48"/>
+          <w:lang w:eastAsia="es-CO"/>
+          <w14:ligatures w14:val="none"/>
+        </w:rPr>
+      </w:pPr>
+      <w:r>
+        <w:rPr>
+          <w:rFonts w:asciiTheme="majorHAnsi" w:eastAsia="Times New Roman" w:hAnsiTheme="majorHAnsi" w:cstheme="majorHAnsi"/>
+          <w:b/>
+          <w:bCs/>
+          <w:kern w:val="36"/>
+          <w:sz w:val="48"/>
+          <w:szCs w:val="48"/>
+          <w:lang w:eastAsia="es-CO"/>
+          <w14:ligatures w14:val="none"/>
+        </w:rPr>
+        <w:t>Informe de Modificaciones – Semana 4</w:t>
+      </w:r>
+    </w:p>
+    <w:p>
+      <w:pPr>
+        <w:spacing w:before="100" w:beforeAutospacing="1" w:after="100" w:afterAutospacing="1" w:line="240" w:lineRule="auto"/>
+        <w:rPr>
+          <w:rFonts w:asciiTheme="majorHAnsi" w:eastAsia="Times New Roman" w:hAnsiTheme="majorHAnsi" w:cstheme="majorHAnsi"/>
+          <w:kern w:val="0"/>
+          <w:lang w:eastAsia="es-CO"/>
+          <w14:ligatures w14:val="none"/>
+        </w:rPr>
+      </w:pPr>
+      <w:r>
+        <w:rPr>
+          <w:rFonts w:asciiTheme="majorHAnsi" w:eastAsia="Times New Roman" w:hAnsiTheme="majorHAnsi" w:cstheme="majorHAnsi"/>
+          <w:b/>
+          <w:bCs/>
+          <w:kern w:val="0"/>
+          <w:lang w:eastAsia="es-CO"/>
+          <w14:ligatures w14:val="none"/>
+        </w:rPr>
+        <w:lastRenderedPageBreak/>
+        <w:t>Proyecto:</w:t>
+      </w:r>
+      <w:r>
+        <w:rPr>
+          <w:rFonts w:asciiTheme="majorHAnsi" w:eastAsia="Times New Roman" w:hAnsiTheme="majorHAnsi" w:cstheme="majorHAnsi"/>
+          <w:kern w:val="0"/>
+          <w:lang w:eastAsia="es-CO"/>
+          <w14:ligatures w14:val="none"/>
+        </w:rPr>
+        <w:t xml:space="preserve"> PARKIOX</w:t>
+      </w:r>
+      <w:r>
+        <w:rPr>
+          <w:rFonts w:asciiTheme="majorHAnsi" w:eastAsia="Times New Roman" w:hAnsiTheme="majorHAnsi" w:cstheme="majorHAnsi"/>
+          <w:kern w:val="0"/>
+          <w:lang w:eastAsia="es-CO"/>
+          <w14:ligatures w14:val="none"/>
+        </w:rPr>
+        <w:br/>
+      </w:r>
+      <w:r>
+        <w:rPr>
+          <w:rFonts w:asciiTheme="majorHAnsi" w:eastAsia="Times New Roman" w:hAnsiTheme="majorHAnsi" w:cstheme="majorHAnsi"/>
+          <w:b/>
+          <w:bCs/>
+          <w:kern w:val="0"/>
+          <w:lang w:eastAsia="es-CO"/>
+          <w14:ligatures w14:val="none"/>
+        </w:rPr>
+        <w:t>Fecha:</w:t>
+      </w:r>
+      <w:r>
+        <w:rPr>
+          <w:rFonts w:asciiTheme="majorHAnsi" w:eastAsia="Times New Roman" w:hAnsiTheme="majorHAnsi" w:cstheme="majorHAnsi"/>
+          <w:kern w:val="0"/>
+          <w:lang w:eastAsia="es-CO"/>
+          <w14:ligatures w14:val="none"/>
+        </w:rPr>
+        <w:t xml:space="preserve"> 2 de marzo</w:t>
+      </w:r>
+    </w:p>
+    <w:p>
+      <w:pPr>
+        <w:spacing w:after="0" w:line="240" w:lineRule="auto"/>
+        <w:rPr>
+          <w:rFonts w:asciiTheme="majorHAnsi" w:eastAsia="Times New Roman" w:hAnsiTheme="majorHAnsi" w:cstheme="majorHAnsi"/>
+          <w:kern w:val="0"/>
+          <w:lang w:eastAsia="es-CO"/>
+          <w14:ligatures w14:val="none"/>
+        </w:rPr>
+      </w:pPr>
+      <w:r>
+        <w:rPr>
+          <w:rFonts w:asciiTheme="majorHAnsi" w:eastAsia="Times New Roman" w:hAnsiTheme="majorHAnsi" w:cstheme="majorHAnsi"/>
+          <w:kern w:val="0"/>
+          <w:lang w:eastAsia="es-CO"/>
+          <w14:ligatures w14:val="none"/>
+        </w:rPr>
+        <w:pict w14:anchorId="5C99B19D">
+          <v:rect id="_x0000_i1062" style="width:0;height:1.5pt" o:hralign="center" o:hrstd="t" o:hr="t" fillcolor="#a0a0a0" stroked="f"/>
+        </w:pict>
+      </w:r>
+    </w:p>
+    <w:p>
+      <w:pPr>
+        <w:spacing w:before="100" w:beforeAutospacing="1" w:after="100" w:afterAutospacing="1" w:line="240" w:lineRule="auto"/>
+        <w:outlineLvl w:val="1"/>
+        <w:rPr>
+          <w:rFonts w:asciiTheme="majorHAnsi" w:eastAsia="Times New Roman" w:hAnsiTheme="majorHAnsi" w:cstheme="majorHAnsi"/>
+          <w:b/>
+          <w:bCs/>
+          <w:kern w:val="0"/>
+          <w:sz w:val="36"/>
+          <w:szCs w:val="36"/>
+          <w:lang w:eastAsia="es-CO"/>
+          <w14:ligatures w14:val="none"/>
+        </w:rPr>
+      </w:pPr>
+      <w:r>
+        <w:rPr>
+          <w:rFonts w:asciiTheme="majorHAnsi" w:eastAsia="Times New Roman" w:hAnsiTheme="majorHAnsi" w:cstheme="majorHAnsi"/>
+          <w:b/>
+          <w:bCs/>
+          <w:kern w:val="0"/>
+          <w:sz w:val="36"/>
+          <w:szCs w:val="36"/>
+          <w:lang w:eastAsia="es-CO"/>
+          <w14:ligatures w14:val="none"/>
+        </w:rPr>
+        <w:t>1. Descripción General</w:t>
+      </w:r>
+    </w:p>
+    <w:p>
+      <w:pPr>
+        <w:spacing w:before="100" w:beforeAutospacing="1" w:after="100" w:afterAutospacing="1" w:line="240" w:lineRule="auto"/>
+        <w:rPr>
+          <w:rFonts w:asciiTheme="majorHAnsi" w:eastAsia="Times New Roman" w:hAnsiTheme="majorHAnsi" w:cstheme="majorHAnsi"/>
+          <w:kern w:val="0"/>
+          <w:lang w:eastAsia="es-CO"/>
+          <w14:ligatures w14:val="none"/>
+        </w:rPr>
+      </w:pPr>
+      <w:r>
+        <w:rPr>
+          <w:rFonts w:asciiTheme="majorHAnsi" w:eastAsia="Times New Roman" w:hAnsiTheme="majorHAnsi" w:cstheme="majorHAnsi"/>
+          <w:kern w:val="0"/>
+          <w:lang w:eastAsia="es-CO"/>
+          <w14:ligatures w14:val="none"/>
+        </w:rPr>
+        <w:t>Durante la semana 4 no se realizaron modificaciones ni desarrollos adicionales en la plataforma PARKIOX. Esta fase representó un periodo sin cambios en la estructura, funcionalidades o diseño del sistema.</w:t>
+      </w:r>
+    </w:p>
+    <w:p>
+      <w:pPr>
+        <w:spacing w:after="0" w:line="240" w:lineRule="auto"/>
+        <w:rPr>
+          <w:rFonts w:asciiTheme="majorHAnsi" w:eastAsia="Times New Roman" w:hAnsiTheme="majorHAnsi" w:cstheme="majorHAnsi"/>
+          <w:kern w:val="0"/>
+          <w:lang w:eastAsia="es-CO"/>
+          <w14:ligatures w14:val="none"/>
+        </w:rPr>
+      </w:pPr>
+      <w:r>
+        <w:rPr>
+          <w:rFonts w:asciiTheme="majorHAnsi" w:eastAsia="Times New Roman" w:hAnsiTheme="majorHAnsi" w:cstheme="majorHAnsi"/>
+          <w:kern w:val="0"/>
+          <w:lang w:eastAsia="es-CO"/>
+          <w14:ligatures w14:val="none"/>
+        </w:rPr>
+        <w:pict w14:anchorId="0F3FB3B9">
+          <v:rect id="_x0000_i1063" style="width:0;height:1.5pt" o:hralign="center" o:hrstd="t" o:hr="t" fillcolor="#a0a0a0" stroked="f"/>
+        </w:pict>
+      </w:r>
+    </w:p>
+    <w:p>
+      <w:pPr>
+        <w:spacing w:before="100" w:beforeAutospacing="1" w:after="100" w:afterAutospacing="1" w:line="240" w:lineRule="auto"/>
+        <w:outlineLvl w:val="1"/>
+        <w:rPr>
+          <w:rFonts w:asciiTheme="majorHAnsi" w:eastAsia="Times New Roman" w:hAnsiTheme="majorHAnsi" w:cstheme="majorHAnsi"/>
+          <w:b/>
+          <w:bCs/>
+          <w:kern w:val="0"/>
+          <w:sz w:val="36"/>
+          <w:szCs w:val="36"/>
+          <w:lang w:eastAsia="es-CO"/>
+          <w14:ligatures w14:val="none"/>
+        </w:rPr>
+      </w:pPr>
+      <w:r>
+        <w:rPr>
+          <w:rFonts w:asciiTheme="majorHAnsi" w:eastAsia="Times New Roman" w:hAnsiTheme="majorHAnsi" w:cstheme="majorHAnsi"/>
+          <w:b/>
+          <w:bCs/>
+          <w:kern w:val="0"/>
+          <w:sz w:val="36"/>
+          <w:szCs w:val="36"/>
+          <w:lang w:eastAsia="es-CO"/>
+          <w14:ligatures w14:val="none"/>
+        </w:rPr>
+        <w:t>2. Estado del Proyecto</w:t>
+      </w:r>
+    </w:p>
+    <w:p>
+      <w:pPr>
+        <w:numPr>
+          <w:ilvl w:val="0"/>
+          <w:numId w:val="38"/>
+        </w:numPr>
+        <w:spacing w:before="100" w:beforeAutospacing="1" w:after="100" w:afterAutospacing="1" w:line="240" w:lineRule="auto"/>
+        <w:rPr>
+          <w:rFonts w:asciiTheme="majorHAnsi" w:eastAsia="Times New Roman" w:hAnsiTheme="majorHAnsi" w:cstheme="majorHAnsi"/>
+          <w:kern w:val="0"/>
+          <w:lang w:eastAsia="es-CO"/>
+          <w14:ligatures w14:val="none"/>
+        </w:rPr>
+      </w:pPr>
+      <w:r>
+        <w:rPr>
+          <w:rFonts w:asciiTheme="majorHAnsi" w:eastAsia="Times New Roman" w:hAnsiTheme="majorHAnsi" w:cstheme="majorHAnsi"/>
+          <w:kern w:val="0"/>
+          <w:lang w:eastAsia="es-CO"/>
+          <w14:ligatures w14:val="none"/>
+        </w:rPr>
+        <w:t xml:space="preserve">Se mantuvieron todas las funcionalidades implementadas hasta la semana 3. </w:t>
+      </w:r>
+    </w:p>
+    <w:p>
+      <w:pPr>
+        <w:numPr>
+          <w:ilvl w:val="0"/>
+          <w:numId w:val="38"/>
+        </w:numPr>
+        <w:spacing w:before="100" w:beforeAutospacing="1" w:after="100" w:afterAutospacing="1" w:line="240" w:lineRule="auto"/>
+        <w:rPr>
+          <w:rFonts w:asciiTheme="majorHAnsi" w:eastAsia="Times New Roman" w:hAnsiTheme="majorHAnsi" w:cstheme="majorHAnsi"/>
+          <w:kern w:val="0"/>
+          <w:lang w:eastAsia="es-CO"/>
+          <w14:ligatures w14:val="none"/>
+        </w:rPr>
+      </w:pPr>
+      <w:r>
+        <w:rPr>
+          <w:rFonts w:asciiTheme="majorHAnsi" w:eastAsia="Times New Roman" w:hAnsiTheme="majorHAnsi" w:cstheme="majorHAnsi"/>
+          <w:kern w:val="0"/>
+          <w:lang w:eastAsia="es-CO"/>
+          <w14:ligatures w14:val="none"/>
+        </w:rPr>
+        <w:t xml:space="preserve">No se añadieron nuevas características. </w:t>
+      </w:r>
+    </w:p>
+    <w:p>
+      <w:pPr>
+        <w:numPr>
+          <w:ilvl w:val="0"/>
+          <w:numId w:val="38"/>
+        </w:numPr>
+        <w:spacing w:before="100" w:beforeAutospacing="1" w:after="100" w:afterAutospacing="1" w:line="240" w:lineRule="auto"/>
+        <w:rPr>
+          <w:rFonts w:asciiTheme="majorHAnsi" w:eastAsia="Times New Roman" w:hAnsiTheme="majorHAnsi" w:cstheme="majorHAnsi"/>
+          <w:kern w:val="0"/>
+          <w:lang w:eastAsia="es-CO"/>
+          <w14:ligatures w14:val="none"/>
+        </w:rPr>
+      </w:pPr>
+      <w:r>
+        <w:rPr>
+          <w:rFonts w:asciiTheme="majorHAnsi" w:eastAsia="Times New Roman" w:hAnsiTheme="majorHAnsi" w:cstheme="majorHAnsi"/>
+          <w:kern w:val="0"/>
+          <w:lang w:eastAsia="es-CO"/>
+          <w14:ligatures w14:val="none"/>
+        </w:rPr>
+        <w:t xml:space="preserve">No se realizaron ajustes en diseño, lógica o interfaz. </w:t>
+      </w:r>
+    </w:p>
+    <w:p>
+      <w:pPr>
+        <w:spacing w:after="0" w:line="240" w:lineRule="auto"/>
+        <w:rPr>
+          <w:rFonts w:asciiTheme="majorHAnsi" w:eastAsia="Times New Roman" w:hAnsiTheme="majorHAnsi" w:cstheme="majorHAnsi"/>
+          <w:kern w:val="0"/>
+          <w:lang w:eastAsia="es-CO"/>
+          <w14:ligatures w14:val="none"/>
+        </w:rPr>
+      </w:pPr>
+      <w:r>
+        <w:rPr>
+          <w:rFonts w:asciiTheme="majorHAnsi" w:eastAsia="Times New Roman" w:hAnsiTheme="majorHAnsi" w:cstheme="majorHAnsi"/>
+          <w:kern w:val="0"/>
+          <w:lang w:eastAsia="es-CO"/>
+          <w14:ligatures w14:val="none"/>
+        </w:rPr>
+        <w:pict w14:anchorId="19DE71F6">
+          <v:rect id="_x0000_i1064" style="width:0;height:1.5pt" o:hralign="center" o:hrstd="t" o:hr="t" fillcolor="#a0a0a0" stroked="f"/>
+        </w:pict>
+      </w:r>
+    </w:p>
+    <w:p>
+      <w:pPr>
+        <w:spacing w:before="100" w:beforeAutospacing="1" w:after="100" w:afterAutospacing="1" w:line="240" w:lineRule="auto"/>
+        <w:outlineLvl w:val="1"/>
+        <w:rPr>
+          <w:rFonts w:asciiTheme="majorHAnsi" w:eastAsia="Times New Roman" w:hAnsiTheme="majorHAnsi" w:cstheme="majorHAnsi"/>
+          <w:b/>
+          <w:bCs/>
+          <w:kern w:val="0"/>
+          <w:sz w:val="36"/>
+          <w:szCs w:val="36"/>
+          <w:lang w:eastAsia="es-CO"/>
+          <w14:ligatures w14:val="none"/>
+        </w:rPr>
+      </w:pPr>
+      <w:r>
+        <w:rPr>
+          <w:rFonts w:asciiTheme="majorHAnsi" w:eastAsia="Times New Roman" w:hAnsiTheme="majorHAnsi" w:cstheme="majorHAnsi"/>
+          <w:b/>
+          <w:bCs/>
+          <w:kern w:val="0"/>
+          <w:sz w:val="36"/>
+          <w:szCs w:val="36"/>
+          <w:lang w:eastAsia="es-CO"/>
+          <w14:ligatures w14:val="none"/>
+        </w:rPr>
+        <w:t>3. Resultado de la Semana 4</w:t>
+      </w:r>
+    </w:p>
+    <w:p>
+      <w:pPr>
+        <w:spacing w:before="100" w:beforeAutospacing="1" w:after="100" w:afterAutospacing="1" w:line="240" w:lineRule="auto"/>
+        <w:rPr>
+          <w:rFonts w:asciiTheme="majorHAnsi" w:eastAsia="Times New Roman" w:hAnsiTheme="majorHAnsi" w:cstheme="majorHAnsi"/>
+          <w:kern w:val="0"/>
+          <w:lang w:eastAsia="es-CO"/>
+          <w14:ligatures w14:val="none"/>
+        </w:rPr>
+      </w:pPr>
+      <w:r>
+        <w:rPr>
+          <w:rFonts w:asciiTheme="majorHAnsi" w:eastAsia="Times New Roman" w:hAnsiTheme="majorHAnsi" w:cstheme="majorHAnsi"/>
+          <w:kern w:val="0"/>
+          <w:lang w:eastAsia="es-CO"/>
+          <w14:ligatures w14:val="none"/>
+        </w:rPr>
+        <w:t>Al finalizar esta semana:</w:t>
+      </w:r>
+    </w:p>
+    <w:p>
+      <w:pPr>
+        <w:numPr>
+          <w:ilvl w:val="0"/>
+          <w:numId w:val="39"/>
+        </w:numPr>
+        <w:spacing w:before="100" w:beforeAutospacing="1" w:after="100" w:afterAutospacing="1" w:line="240" w:lineRule="auto"/>
+        <w:rPr>
+          <w:rFonts w:asciiTheme="majorHAnsi" w:eastAsia="Times New Roman" w:hAnsiTheme="majorHAnsi" w:cstheme="majorHAnsi"/>
+          <w:kern w:val="0"/>
+          <w:lang w:eastAsia="es-CO"/>
+          <w14:ligatures w14:val="none"/>
+        </w:rPr>
+      </w:pPr>
+      <w:r>
+        <w:rPr>
+          <w:rFonts w:asciiTheme="majorHAnsi" w:eastAsia="Times New Roman" w:hAnsiTheme="majorHAnsi" w:cstheme="majorHAnsi"/>
+          <w:kern w:val="0"/>
+          <w:lang w:eastAsia="es-CO"/>
+          <w14:ligatures w14:val="none"/>
+        </w:rPr>
+        <w:t xml:space="preserve">El proyecto se mantuvo estable con las funcionalidades previamente desarrolladas. </w:t>
+      </w:r>
+    </w:p>
+    <w:p>
+      <w:pPr>
+        <w:numPr>
+          <w:ilvl w:val="0"/>
+          <w:numId w:val="39"/>
+        </w:numPr>
+        <w:spacing w:before="100" w:beforeAutospacing="1" w:after="100" w:afterAutospacing="1" w:line="240" w:lineRule="auto"/>
+        <w:rPr>
+          <w:rFonts w:asciiTheme="majorHAnsi" w:eastAsia="Times New Roman" w:hAnsiTheme="majorHAnsi" w:cstheme="majorHAnsi"/>
+          <w:kern w:val="0"/>
+          <w:lang w:eastAsia="es-CO"/>
+          <w14:ligatures w14:val="none"/>
+        </w:rPr>
+      </w:pPr>
+      <w:r>
+        <w:rPr>
+          <w:rFonts w:asciiTheme="majorHAnsi" w:eastAsia="Times New Roman" w:hAnsiTheme="majorHAnsi" w:cstheme="majorHAnsi"/>
+          <w:kern w:val="0"/>
+          <w:lang w:eastAsia="es-CO"/>
+          <w14:ligatures w14:val="none"/>
+        </w:rPr>
+        <w:t xml:space="preserve">No se presentaron avances ni cambios relevantes. </w:t>
+      </w:r>
+    </w:p>
+    <w:p>
+      <w:pPr>
+        <w:spacing w:after="0" w:line="240" w:lineRule="auto"/>
+        <w:rPr>
+          <w:rFonts w:asciiTheme="majorHAnsi" w:eastAsia="Times New Roman" w:hAnsiTheme="majorHAnsi" w:cstheme="majorHAnsi"/>
+          <w:kern w:val="0"/>
+          <w:lang w:eastAsia="es-CO"/>
+          <w14:ligatures w14:val="none"/>
+        </w:rPr>
+      </w:pPr>
+      <w:r>
+        <w:rPr>
+          <w:rFonts w:asciiTheme="majorHAnsi" w:eastAsia="Times New Roman" w:hAnsiTheme="majorHAnsi" w:cstheme="majorHAnsi"/>
+          <w:kern w:val="0"/>
+          <w:lang w:eastAsia="es-CO"/>
+          <w14:ligatures w14:val="none"/>
+        </w:rPr>
+        <w:pict w14:anchorId="05C6B539">
+          <v:rect id="_x0000_i1065" style="width:0;height:1.5pt" o:hralign="center" o:hrstd="t" o:hr="t" fillcolor="#a0a0a0" stroked="f"/>
+        </w:pict>
+      </w:r>
+    </w:p>
+    <w:p>
+      <w:pPr>
+        <w:spacing w:before="100" w:beforeAutospacing="1" w:after="100" w:afterAutospacing="1" w:line="240" w:lineRule="auto"/>
+        <w:outlineLvl w:val="1"/>
+        <w:rPr>
+          <w:rFonts w:asciiTheme="majorHAnsi" w:eastAsia="Times New Roman" w:hAnsiTheme="majorHAnsi" w:cstheme="majorHAnsi"/>
+          <w:b/>
+          <w:bCs/>
+          <w:kern w:val="0"/>
+          <w:sz w:val="36"/>
+          <w:szCs w:val="36"/>
+          <w:lang w:eastAsia="es-CO"/>
+          <w14:ligatures w14:val="none"/>
+        </w:rPr>
+      </w:pPr>
+      <w:r>
+        <w:rPr>
+          <w:rFonts w:asciiTheme="majorHAnsi" w:eastAsia="Times New Roman" w:hAnsiTheme="majorHAnsi" w:cstheme="majorHAnsi"/>
+          <w:b/>
+          <w:bCs/>
+          <w:kern w:val="0"/>
+          <w:sz w:val="36"/>
+          <w:szCs w:val="36"/>
+          <w:lang w:eastAsia="es-CO"/>
+          <w14:ligatures w14:val="none"/>
+        </w:rPr>
+        <w:t>4. Conclusión</w:t>
+      </w:r>
+    </w:p>
+    <w:p>
+      <w:pPr>
+        <w:spacing w:before="100" w:beforeAutospacing="1" w:after="100" w:afterAutospacing="1" w:line="240" w:lineRule="auto"/>
+        <w:rPr>
+          <w:rFonts w:asciiTheme="majorHAnsi" w:eastAsia="Times New Roman" w:hAnsiTheme="majorHAnsi" w:cstheme="majorHAnsi"/>
+          <w:kern w:val="0"/>
+          <w:lang w:eastAsia="es-CO"/>
+          <w14:ligatures w14:val="none"/>
+        </w:rPr>
+      </w:pPr>
+      <w:r>
+        <w:rPr>
+          <w:rFonts w:asciiTheme="majorHAnsi" w:eastAsia="Times New Roman" w:hAnsiTheme="majorHAnsi" w:cstheme="majorHAnsi"/>
+          <w:kern w:val="0"/>
+          <w:lang w:eastAsia="es-CO"/>
+          <w14:ligatures w14:val="none"/>
+        </w:rPr>
+        <w:t>La semana 4 no representó avances en el desarrollo del proyecto. Sin embargo, permitió mantener la estabilidad del sistema y conservar el progreso alcanzado en las fases anteriores.</w:t>
+      </w:r>
+    </w:p>
+    <w:p>
+      <w:pPr>
+        <w:spacing w:before="100" w:beforeAutospacing="1" w:after="100" w:afterAutospacing="1" w:line="240" w:lineRule="auto"/>
+        <w:outlineLvl w:val="0"/>
+        <w:rPr>
+          <w:rFonts w:asciiTheme="majorHAnsi" w:eastAsia="Times New Roman" w:hAnsiTheme="majorHAnsi" w:cstheme="majorHAnsi"/>
+          <w:b/>
+          <w:bCs/>
+          <w:kern w:val="36"/>
+          <w:sz w:val="48"/>
+          <w:szCs w:val="48"/>
+          <w:lang w:eastAsia="es-CO"/>
+          <w14:ligatures w14:val="none"/>
+        </w:rPr>
+      </w:pPr>
+      <w:r>
+        <w:rPr>
+          <w:rFonts w:asciiTheme="majorHAnsi" w:eastAsia="Times New Roman" w:hAnsiTheme="majorHAnsi" w:cstheme="majorHAnsi"/>
+          <w:b/>
+          <w:bCs/>
+          <w:kern w:val="36"/>
+          <w:sz w:val="48"/>
+          <w:szCs w:val="48"/>
+          <w:lang w:eastAsia="es-CO"/>
+          <w14:ligatures w14:val="none"/>
+        </w:rPr>
+        <w:t>Informe de Modificaciones – Semana 5</w:t>
+      </w:r>
+    </w:p>
+    <w:p>
+      <w:pPr>
+        <w:spacing w:before="100" w:beforeAutospacing="1" w:after="100" w:afterAutospacing="1" w:line="240" w:lineRule="auto"/>
+        <w:rPr>
+          <w:rFonts w:asciiTheme="majorHAnsi" w:eastAsia="Times New Roman" w:hAnsiTheme="majorHAnsi" w:cstheme="majorHAnsi"/>
+          <w:kern w:val="0"/>
+          <w:lang w:eastAsia="es-CO"/>
+          <w14:ligatures w14:val="none"/>
+        </w:rPr>
+      </w:pPr>
+      <w:r>
+        <w:rPr>
+          <w:rFonts w:asciiTheme="majorHAnsi" w:eastAsia="Times New Roman" w:hAnsiTheme="majorHAnsi" w:cstheme="majorHAnsi"/>
+          <w:b/>
+          <w:bCs/>
+          <w:kern w:val="0"/>
+          <w:lang w:eastAsia="es-CO"/>
+          <w14:ligatures w14:val="none"/>
+        </w:rPr>
+        <w:t>Proyecto:</w:t>
+      </w:r>
+      <w:r>
+        <w:rPr>
+          <w:rFonts w:asciiTheme="majorHAnsi" w:eastAsia="Times New Roman" w:hAnsiTheme="majorHAnsi" w:cstheme="majorHAnsi"/>
+          <w:kern w:val="0"/>
+          <w:lang w:eastAsia="es-CO"/>
+          <w14:ligatures w14:val="none"/>
+        </w:rPr>
+        <w:t xml:space="preserve"> PARKIOX</w:t>
+      </w:r>
+      <w:r>
+        <w:rPr>
+          <w:rFonts w:asciiTheme="majorHAnsi" w:eastAsia="Times New Roman" w:hAnsiTheme="majorHAnsi" w:cstheme="majorHAnsi"/>
+          <w:kern w:val="0"/>
+          <w:lang w:eastAsia="es-CO"/>
+          <w14:ligatures w14:val="none"/>
+        </w:rPr>
+        <w:br/>
+      </w:r>
+      <w:r>
+        <w:rPr>
+          <w:rFonts w:asciiTheme="majorHAnsi" w:eastAsia="Times New Roman" w:hAnsiTheme="majorHAnsi" w:cstheme="majorHAnsi"/>
+          <w:b/>
+          <w:bCs/>
+          <w:kern w:val="0"/>
+          <w:lang w:eastAsia="es-CO"/>
+          <w14:ligatures w14:val="none"/>
+        </w:rPr>
+        <w:t>Fecha:</w:t>
+      </w:r>
+      <w:r>
+        <w:rPr>
+          <w:rFonts w:asciiTheme="majorHAnsi" w:eastAsia="Times New Roman" w:hAnsiTheme="majorHAnsi" w:cstheme="majorHAnsi"/>
+          <w:kern w:val="0"/>
+          <w:lang w:eastAsia="es-CO"/>
+          <w14:ligatures w14:val="none"/>
+        </w:rPr>
+        <w:t xml:space="preserve"> 9 de marzo</w:t>
+      </w:r>
+    </w:p>
+    <w:p>
+      <w:pPr>
+        <w:spacing w:after="0" w:line="240" w:lineRule="auto"/>
+        <w:rPr>
+          <w:rFonts w:asciiTheme="majorHAnsi" w:eastAsia="Times New Roman" w:hAnsiTheme="majorHAnsi" w:cstheme="majorHAnsi"/>
+          <w:kern w:val="0"/>
+          <w:lang w:eastAsia="es-CO"/>
+          <w14:ligatures w14:val="none"/>
+        </w:rPr>
+      </w:pPr>
+      <w:r>
+        <w:rPr>
+          <w:rFonts w:asciiTheme="majorHAnsi" w:eastAsia="Times New Roman" w:hAnsiTheme="majorHAnsi" w:cstheme="majorHAnsi"/>
+          <w:kern w:val="0"/>
+          <w:lang w:eastAsia="es-CO"/>
+          <w14:ligatures w14:val="none"/>
+        </w:rPr>
+        <w:pict w14:anchorId="385C8CC4">
+          <v:rect id="_x0000_i1070" style="width:0;height:1.5pt" o:hralign="center" o:hrstd="t" o:hr="t" fillcolor="#a0a0a0" stroked="f"/>
+        </w:pict>
+      </w:r>
+    </w:p>
+    <w:p>
+      <w:pPr>
+        <w:spacing w:before="100" w:beforeAutospacing="1" w:after="100" w:afterAutospacing="1" w:line="240" w:lineRule="auto"/>
+        <w:outlineLvl w:val="1"/>
+        <w:rPr>
+          <w:rFonts w:asciiTheme="majorHAnsi" w:eastAsia="Times New Roman" w:hAnsiTheme="majorHAnsi" w:cstheme="majorHAnsi"/>
+          <w:b/>
+          <w:bCs/>
+          <w:kern w:val="0"/>
+          <w:sz w:val="36"/>
+          <w:szCs w:val="36"/>
+          <w:lang w:eastAsia="es-CO"/>
+          <w14:ligatures w14:val="none"/>
+        </w:rPr>
+      </w:pPr>
+      <w:r>
+        <w:rPr>
+          <w:rFonts w:asciiTheme="majorHAnsi" w:eastAsia="Times New Roman" w:hAnsiTheme="majorHAnsi" w:cstheme="majorHAnsi"/>
+          <w:b/>
+          <w:bCs/>
+          <w:kern w:val="0"/>
+          <w:sz w:val="36"/>
+          <w:szCs w:val="36"/>
+          <w:lang w:eastAsia="es-CO"/>
+          <w14:ligatures w14:val="none"/>
+        </w:rPr>
+        <w:lastRenderedPageBreak/>
+        <w:t>1. Descripción General</w:t>
+      </w:r>
+    </w:p>
+    <w:p>
+      <w:pPr>
+        <w:spacing w:before="100" w:beforeAutospacing="1" w:after="100" w:afterAutospacing="1" w:line="240" w:lineRule="auto"/>
+        <w:rPr>
+          <w:rFonts w:asciiTheme="majorHAnsi" w:eastAsia="Times New Roman" w:hAnsiTheme="majorHAnsi" w:cstheme="majorHAnsi"/>
+          <w:kern w:val="0"/>
+          <w:lang w:eastAsia="es-CO"/>
+          <w14:ligatures w14:val="none"/>
+        </w:rPr>
+      </w:pPr>
+      <w:r>
+        <w:rPr>
+          <w:rFonts w:asciiTheme="majorHAnsi" w:eastAsia="Times New Roman" w:hAnsiTheme="majorHAnsi" w:cstheme="majorHAnsi"/>
+          <w:kern w:val="0"/>
+          <w:lang w:eastAsia="es-CO"/>
+          <w14:ligatures w14:val="none"/>
+        </w:rPr>
+        <w:t>Durante la semana 5 se realizaron mejoras importantes en la funcionalidad del sistema y en la experiencia del usuario, enfocadas en la gestión de datos, visualización en tiempo real y estructura general de la plataforma.</w:t>
+      </w:r>
+    </w:p>
+    <w:p>
+      <w:pPr>
+        <w:spacing w:before="100" w:beforeAutospacing="1" w:after="100" w:afterAutospacing="1" w:line="240" w:lineRule="auto"/>
+        <w:rPr>
+          <w:rFonts w:asciiTheme="majorHAnsi" w:eastAsia="Times New Roman" w:hAnsiTheme="majorHAnsi" w:cstheme="majorHAnsi"/>
+          <w:kern w:val="0"/>
+          <w:lang w:eastAsia="es-CO"/>
+          <w14:ligatures w14:val="none"/>
+        </w:rPr>
+      </w:pPr>
+      <w:r>
+        <w:rPr>
+          <w:rFonts w:asciiTheme="majorHAnsi" w:eastAsia="Times New Roman" w:hAnsiTheme="majorHAnsi" w:cstheme="majorHAnsi"/>
+          <w:kern w:val="0"/>
+          <w:lang w:eastAsia="es-CO"/>
+          <w14:ligatures w14:val="none"/>
+        </w:rPr>
+        <w:t xml:space="preserve">Además, se definió una </w:t>
+      </w:r>
+      <w:r>
+        <w:rPr>
+          <w:rFonts w:asciiTheme="majorHAnsi" w:eastAsia="Times New Roman" w:hAnsiTheme="majorHAnsi" w:cstheme="majorHAnsi"/>
+          <w:b/>
+          <w:bCs/>
+          <w:kern w:val="0"/>
+          <w:lang w:eastAsia="es-CO"/>
+          <w14:ligatures w14:val="none"/>
+        </w:rPr>
+        <w:t>estructura más completa del sistema</w:t>
+      </w:r>
+      <w:r>
+        <w:rPr>
+          <w:rFonts w:asciiTheme="majorHAnsi" w:eastAsia="Times New Roman" w:hAnsiTheme="majorHAnsi" w:cstheme="majorHAnsi"/>
+          <w:kern w:val="0"/>
+          <w:lang w:eastAsia="es-CO"/>
+          <w14:ligatures w14:val="none"/>
+        </w:rPr>
+        <w:t>, incorporando una separación clara entre la parte pública, autenticación y la parte privada, manteniendo la identidad visual previamente establecida.</w:t>
+      </w:r>
+    </w:p>
+    <w:p>
+      <w:pPr>
+        <w:spacing w:after="0" w:line="240" w:lineRule="auto"/>
+        <w:rPr>
+          <w:rFonts w:asciiTheme="majorHAnsi" w:eastAsia="Times New Roman" w:hAnsiTheme="majorHAnsi" w:cstheme="majorHAnsi"/>
+          <w:kern w:val="0"/>
+          <w:lang w:eastAsia="es-CO"/>
+          <w14:ligatures w14:val="none"/>
+        </w:rPr>
+      </w:pPr>
+      <w:r>
+        <w:rPr>
+          <w:rFonts w:asciiTheme="majorHAnsi" w:eastAsia="Times New Roman" w:hAnsiTheme="majorHAnsi" w:cstheme="majorHAnsi"/>
+          <w:kern w:val="0"/>
+          <w:lang w:eastAsia="es-CO"/>
+          <w14:ligatures w14:val="none"/>
+        </w:rPr>
+        <w:pict w14:anchorId="51911916">
+          <v:rect id="_x0000_i1071" style="width:0;height:1.5pt" o:hralign="center" o:hrstd="t" o:hr="t" fillcolor="#a0a0a0" stroked="f"/>
+        </w:pict>
+      </w:r>
+    </w:p>
+    <w:p>
+      <w:pPr>
+        <w:spacing w:before="100" w:beforeAutospacing="1" w:after="100" w:afterAutospacing="1" w:line="240" w:lineRule="auto"/>
+        <w:outlineLvl w:val="1"/>
+        <w:rPr>
+          <w:rFonts w:asciiTheme="majorHAnsi" w:eastAsia="Times New Roman" w:hAnsiTheme="majorHAnsi" w:cstheme="majorHAnsi"/>
+          <w:b/>
+          <w:bCs/>
+          <w:kern w:val="0"/>
+          <w:sz w:val="36"/>
+          <w:szCs w:val="36"/>
+          <w:lang w:eastAsia="es-CO"/>
+          <w14:ligatures w14:val="none"/>
+        </w:rPr>
+      </w:pPr>
+      <w:r>
+        <w:rPr>
+          <w:rFonts w:asciiTheme="majorHAnsi" w:eastAsia="Times New Roman" w:hAnsiTheme="majorHAnsi" w:cstheme="majorHAnsi"/>
+          <w:b/>
+          <w:bCs/>
+          <w:kern w:val="0"/>
+          <w:sz w:val="36"/>
+          <w:szCs w:val="36"/>
+          <w:lang w:eastAsia="es-CO"/>
+          <w14:ligatures w14:val="none"/>
+        </w:rPr>
+        <w:t>2. Cambios y Desarrollo Implementado</w:t>
+      </w:r>
+    </w:p>
+    <w:p>
+      <w:pPr>
+        <w:spacing w:before="100" w:beforeAutospacing="1" w:after="100" w:afterAutospacing="1" w:line="240" w:lineRule="auto"/>
+        <w:outlineLvl w:val="2"/>
+        <w:rPr>
+          <w:rFonts w:asciiTheme="majorHAnsi" w:eastAsia="Times New Roman" w:hAnsiTheme="majorHAnsi" w:cstheme="majorHAnsi"/>
+          <w:b/>
+          <w:bCs/>
+          <w:kern w:val="0"/>
+          <w:sz w:val="27"/>
+          <w:szCs w:val="27"/>
+          <w:lang w:eastAsia="es-CO"/>
+          <w14:ligatures w14:val="none"/>
+        </w:rPr>
+      </w:pPr>
+      <w:r>
+        <w:rPr>
+          <w:rFonts w:asciiTheme="majorHAnsi" w:eastAsia="Times New Roman" w:hAnsiTheme="majorHAnsi" w:cstheme="majorHAnsi"/>
+          <w:b/>
+          <w:bCs/>
+          <w:kern w:val="0"/>
+          <w:sz w:val="27"/>
+          <w:szCs w:val="27"/>
+          <w:lang w:eastAsia="es-CO"/>
+          <w14:ligatures w14:val="none"/>
+        </w:rPr>
+        <w:t>2.1 Gestión de Parqueaderos</w:t>
+      </w:r>
+    </w:p>
+    <w:p>
+      <w:pPr>
+        <w:numPr>
+          <w:ilvl w:val="0"/>
+          <w:numId w:val="40"/>
+        </w:numPr>
+        <w:spacing w:before="100" w:beforeAutospacing="1" w:after="100" w:afterAutospacing="1" w:line="240" w:lineRule="auto"/>
+        <w:rPr>
+          <w:rFonts w:asciiTheme="majorHAnsi" w:eastAsia="Times New Roman" w:hAnsiTheme="majorHAnsi" w:cstheme="majorHAnsi"/>
+          <w:kern w:val="0"/>
+          <w:lang w:eastAsia="es-CO"/>
+          <w14:ligatures w14:val="none"/>
+        </w:rPr>
+      </w:pPr>
+      <w:r>
+        <w:rPr>
+          <w:rFonts w:asciiTheme="majorHAnsi" w:eastAsia="Times New Roman" w:hAnsiTheme="majorHAnsi" w:cstheme="majorHAnsi"/>
+          <w:kern w:val="0"/>
+          <w:lang w:eastAsia="es-CO"/>
+          <w14:ligatures w14:val="none"/>
+        </w:rPr>
+        <w:t xml:space="preserve">Se identificó la necesidad de implementar: </w:t>
+      </w:r>
+    </w:p>
+    <w:p>
+      <w:pPr>
+        <w:numPr>
+          <w:ilvl w:val="1"/>
+          <w:numId w:val="40"/>
+        </w:numPr>
+        <w:spacing w:before="100" w:beforeAutospacing="1" w:after="100" w:afterAutospacing="1" w:line="240" w:lineRule="auto"/>
+        <w:rPr>
+          <w:rFonts w:asciiTheme="majorHAnsi" w:eastAsia="Times New Roman" w:hAnsiTheme="majorHAnsi" w:cstheme="majorHAnsi"/>
+          <w:kern w:val="0"/>
+          <w:lang w:eastAsia="es-CO"/>
+          <w14:ligatures w14:val="none"/>
+        </w:rPr>
+      </w:pPr>
+      <w:r>
+        <w:rPr>
+          <w:rFonts w:asciiTheme="majorHAnsi" w:eastAsia="Times New Roman" w:hAnsiTheme="majorHAnsi" w:cstheme="majorHAnsi"/>
+          <w:b/>
+          <w:bCs/>
+          <w:kern w:val="0"/>
+          <w:lang w:eastAsia="es-CO"/>
+          <w14:ligatures w14:val="none"/>
+        </w:rPr>
+        <w:t>Opción de eliminar parqueadero</w:t>
+      </w:r>
+      <w:r>
+        <w:rPr>
+          <w:rFonts w:asciiTheme="majorHAnsi" w:eastAsia="Times New Roman" w:hAnsiTheme="majorHAnsi" w:cstheme="majorHAnsi"/>
+          <w:kern w:val="0"/>
+          <w:lang w:eastAsia="es-CO"/>
+          <w14:ligatures w14:val="none"/>
+        </w:rPr>
+        <w:t xml:space="preserve">. </w:t>
+      </w:r>
+    </w:p>
+    <w:p>
+      <w:pPr>
+        <w:numPr>
+          <w:ilvl w:val="0"/>
+          <w:numId w:val="40"/>
+        </w:numPr>
+        <w:spacing w:before="100" w:beforeAutospacing="1" w:after="100" w:afterAutospacing="1" w:line="240" w:lineRule="auto"/>
+        <w:rPr>
+          <w:rFonts w:asciiTheme="majorHAnsi" w:eastAsia="Times New Roman" w:hAnsiTheme="majorHAnsi" w:cstheme="majorHAnsi"/>
+          <w:kern w:val="0"/>
+          <w:lang w:eastAsia="es-CO"/>
+          <w14:ligatures w14:val="none"/>
+        </w:rPr>
+      </w:pPr>
+      <w:r>
+        <w:rPr>
+          <w:rFonts w:asciiTheme="majorHAnsi" w:eastAsia="Times New Roman" w:hAnsiTheme="majorHAnsi" w:cstheme="majorHAnsi"/>
+          <w:kern w:val="0"/>
+          <w:lang w:eastAsia="es-CO"/>
+          <w14:ligatures w14:val="none"/>
+        </w:rPr>
+        <w:t xml:space="preserve">Aplicación: </w:t>
+      </w:r>
+    </w:p>
+    <w:p>
+      <w:pPr>
+        <w:numPr>
+          <w:ilvl w:val="1"/>
+          <w:numId w:val="40"/>
+        </w:numPr>
+        <w:spacing w:before="100" w:beforeAutospacing="1" w:after="100" w:afterAutospacing="1" w:line="240" w:lineRule="auto"/>
+        <w:rPr>
+          <w:rFonts w:asciiTheme="majorHAnsi" w:eastAsia="Times New Roman" w:hAnsiTheme="majorHAnsi" w:cstheme="majorHAnsi"/>
+          <w:kern w:val="0"/>
+          <w:lang w:eastAsia="es-CO"/>
+          <w14:ligatures w14:val="none"/>
+        </w:rPr>
+      </w:pPr>
+      <w:r>
+        <w:rPr>
+          <w:rFonts w:asciiTheme="majorHAnsi" w:eastAsia="Times New Roman" w:hAnsiTheme="majorHAnsi" w:cstheme="majorHAnsi"/>
+          <w:kern w:val="0"/>
+          <w:lang w:eastAsia="es-CO"/>
+          <w14:ligatures w14:val="none"/>
+        </w:rPr>
+        <w:t xml:space="preserve">Disponible para el arrendador. </w:t>
+      </w:r>
+    </w:p>
+    <w:p>
+      <w:pPr>
+        <w:numPr>
+          <w:ilvl w:val="0"/>
+          <w:numId w:val="40"/>
+        </w:numPr>
+        <w:spacing w:before="100" w:beforeAutospacing="1" w:after="100" w:afterAutospacing="1" w:line="240" w:lineRule="auto"/>
+        <w:rPr>
+          <w:rFonts w:asciiTheme="majorHAnsi" w:eastAsia="Times New Roman" w:hAnsiTheme="majorHAnsi" w:cstheme="majorHAnsi"/>
+          <w:kern w:val="0"/>
+          <w:lang w:eastAsia="es-CO"/>
+          <w14:ligatures w14:val="none"/>
+        </w:rPr>
+      </w:pPr>
+      <w:r>
+        <w:rPr>
+          <w:rFonts w:asciiTheme="majorHAnsi" w:eastAsia="Times New Roman" w:hAnsiTheme="majorHAnsi" w:cstheme="majorHAnsi"/>
+          <w:kern w:val="0"/>
+          <w:lang w:eastAsia="es-CO"/>
+          <w14:ligatures w14:val="none"/>
+        </w:rPr>
+        <w:t xml:space="preserve">Mejora enfocada en la administración de espacios registrados. </w:t>
+      </w:r>
+    </w:p>
+    <w:p>
+      <w:pPr>
+        <w:spacing w:after="0" w:line="240" w:lineRule="auto"/>
+        <w:rPr>
+          <w:rFonts w:asciiTheme="majorHAnsi" w:eastAsia="Times New Roman" w:hAnsiTheme="majorHAnsi" w:cstheme="majorHAnsi"/>
+          <w:kern w:val="0"/>
+          <w:lang w:eastAsia="es-CO"/>
+          <w14:ligatures w14:val="none"/>
+        </w:rPr>
+      </w:pPr>
+      <w:r>
+        <w:rPr>
+          <w:rFonts w:asciiTheme="majorHAnsi" w:eastAsia="Times New Roman" w:hAnsiTheme="majorHAnsi" w:cstheme="majorHAnsi"/>
+          <w:kern w:val="0"/>
+          <w:lang w:eastAsia="es-CO"/>
+          <w14:ligatures w14:val="none"/>
+        </w:rPr>
+        <w:pict w14:anchorId="467C51AF">
+          <v:rect id="_x0000_i1072" style="width:0;height:1.5pt" o:hralign="center" o:hrstd="t" o:hr="t" fillcolor="#a0a0a0" stroked="f"/>
+        </w:pict>
+      </w:r>
+    </w:p>
+    <w:p>
+      <w:pPr>
+        <w:spacing w:before="100" w:beforeAutospacing="1" w:after="100" w:afterAutospacing="1" w:line="240" w:lineRule="auto"/>
+        <w:outlineLvl w:val="2"/>
+        <w:rPr>
+          <w:rFonts w:asciiTheme="majorHAnsi" w:eastAsia="Times New Roman" w:hAnsiTheme="majorHAnsi" w:cstheme="majorHAnsi"/>
+          <w:b/>
+          <w:bCs/>
+          <w:kern w:val="0"/>
+          <w:sz w:val="27"/>
+          <w:szCs w:val="27"/>
+          <w:lang w:eastAsia="es-CO"/>
+          <w14:ligatures w14:val="none"/>
+        </w:rPr>
+      </w:pPr>
+      <w:r>
+        <w:rPr>
+          <w:rFonts w:asciiTheme="majorHAnsi" w:eastAsia="Times New Roman" w:hAnsiTheme="majorHAnsi" w:cstheme="majorHAnsi"/>
+          <w:b/>
+          <w:bCs/>
+          <w:kern w:val="0"/>
+          <w:sz w:val="27"/>
+          <w:szCs w:val="27"/>
+          <w:lang w:eastAsia="es-CO"/>
+          <w14:ligatures w14:val="none"/>
+        </w:rPr>
+        <w:t>2.2 Gestión de Perfil de Usuario</w:t>
+      </w:r>
+    </w:p>
+    <w:p>
+      <w:pPr>
+        <w:spacing w:before="100" w:beforeAutospacing="1" w:after="100" w:afterAutospacing="1" w:line="240" w:lineRule="auto"/>
+        <w:rPr>
+          <w:rFonts w:asciiTheme="majorHAnsi" w:eastAsia="Times New Roman" w:hAnsiTheme="majorHAnsi" w:cstheme="majorHAnsi"/>
+          <w:kern w:val="0"/>
+          <w:lang w:eastAsia="es-CO"/>
+          <w14:ligatures w14:val="none"/>
+        </w:rPr>
+      </w:pPr>
+      <w:r>
+        <w:rPr>
+          <w:rFonts w:asciiTheme="majorHAnsi" w:eastAsia="Times New Roman" w:hAnsiTheme="majorHAnsi" w:cstheme="majorHAnsi"/>
+          <w:kern w:val="0"/>
+          <w:lang w:eastAsia="es-CO"/>
+          <w14:ligatures w14:val="none"/>
+        </w:rPr>
+        <w:t>Se añadió una nueva sección accesible para ambos tipos de usuario:</w:t>
+      </w:r>
+    </w:p>
+    <w:p>
+      <w:pPr>
+        <w:spacing w:before="100" w:beforeAutospacing="1" w:after="100" w:afterAutospacing="1" w:line="240" w:lineRule="auto"/>
+        <w:rPr>
+          <w:rFonts w:asciiTheme="majorHAnsi" w:eastAsia="Times New Roman" w:hAnsiTheme="majorHAnsi" w:cstheme="majorHAnsi"/>
+          <w:kern w:val="0"/>
+          <w:lang w:eastAsia="es-CO"/>
+          <w14:ligatures w14:val="none"/>
+        </w:rPr>
+      </w:pPr>
+      <w:r>
+        <w:rPr>
+          <w:rFonts w:asciiTheme="majorHAnsi" w:eastAsia="Times New Roman" w:hAnsiTheme="majorHAnsi" w:cstheme="majorHAnsi"/>
+          <w:b/>
+          <w:bCs/>
+          <w:kern w:val="0"/>
+          <w:lang w:eastAsia="es-CO"/>
+          <w14:ligatures w14:val="none"/>
+        </w:rPr>
+        <w:t>• Perfil de usuario (Arrendador y Arrendatario)</w:t>
+      </w:r>
+    </w:p>
+    <w:p>
+      <w:pPr>
+        <w:spacing w:before="100" w:beforeAutospacing="1" w:after="100" w:afterAutospacing="1" w:line="240" w:lineRule="auto"/>
+        <w:rPr>
+          <w:rFonts w:asciiTheme="majorHAnsi" w:eastAsia="Times New Roman" w:hAnsiTheme="majorHAnsi" w:cstheme="majorHAnsi"/>
+          <w:kern w:val="0"/>
+          <w:lang w:eastAsia="es-CO"/>
+          <w14:ligatures w14:val="none"/>
+        </w:rPr>
+      </w:pPr>
+      <w:r>
+        <w:rPr>
+          <w:rFonts w:asciiTheme="majorHAnsi" w:eastAsia="Times New Roman" w:hAnsiTheme="majorHAnsi" w:cstheme="majorHAnsi"/>
+          <w:kern w:val="0"/>
+          <w:lang w:eastAsia="es-CO"/>
+          <w14:ligatures w14:val="none"/>
+        </w:rPr>
+        <w:t>Funcionalidades:</w:t>
+      </w:r>
+    </w:p>
+    <w:p>
+      <w:pPr>
+        <w:numPr>
+          <w:ilvl w:val="0"/>
+          <w:numId w:val="41"/>
+        </w:numPr>
+        <w:spacing w:before="100" w:beforeAutospacing="1" w:after="100" w:afterAutospacing="1" w:line="240" w:lineRule="auto"/>
+        <w:rPr>
+          <w:rFonts w:asciiTheme="majorHAnsi" w:eastAsia="Times New Roman" w:hAnsiTheme="majorHAnsi" w:cstheme="majorHAnsi"/>
+          <w:kern w:val="0"/>
+          <w:lang w:eastAsia="es-CO"/>
+          <w14:ligatures w14:val="none"/>
+        </w:rPr>
+      </w:pPr>
+      <w:r>
+        <w:rPr>
+          <w:rFonts w:asciiTheme="majorHAnsi" w:eastAsia="Times New Roman" w:hAnsiTheme="majorHAnsi" w:cstheme="majorHAnsi"/>
+          <w:kern w:val="0"/>
+          <w:lang w:eastAsia="es-CO"/>
+          <w14:ligatures w14:val="none"/>
+        </w:rPr>
+        <w:t xml:space="preserve">Visualización de datos personales. </w:t>
+      </w:r>
+    </w:p>
+    <w:p>
+      <w:pPr>
+        <w:numPr>
+          <w:ilvl w:val="0"/>
+          <w:numId w:val="41"/>
+        </w:numPr>
+        <w:spacing w:before="100" w:beforeAutospacing="1" w:after="100" w:afterAutospacing="1" w:line="240" w:lineRule="auto"/>
+        <w:rPr>
+          <w:rFonts w:asciiTheme="majorHAnsi" w:eastAsia="Times New Roman" w:hAnsiTheme="majorHAnsi" w:cstheme="majorHAnsi"/>
+          <w:kern w:val="0"/>
+          <w:lang w:eastAsia="es-CO"/>
+          <w14:ligatures w14:val="none"/>
+        </w:rPr>
+      </w:pPr>
+      <w:r>
+        <w:rPr>
+          <w:rFonts w:asciiTheme="majorHAnsi" w:eastAsia="Times New Roman" w:hAnsiTheme="majorHAnsi" w:cstheme="majorHAnsi"/>
+          <w:kern w:val="0"/>
+          <w:lang w:eastAsia="es-CO"/>
+          <w14:ligatures w14:val="none"/>
+        </w:rPr>
+        <w:t xml:space="preserve">Opción: </w:t>
+      </w:r>
+    </w:p>
+    <w:p>
+      <w:pPr>
+        <w:numPr>
+          <w:ilvl w:val="1"/>
+          <w:numId w:val="41"/>
+        </w:numPr>
+        <w:spacing w:before="100" w:beforeAutospacing="1" w:after="100" w:afterAutospacing="1" w:line="240" w:lineRule="auto"/>
+        <w:rPr>
+          <w:rFonts w:asciiTheme="majorHAnsi" w:eastAsia="Times New Roman" w:hAnsiTheme="majorHAnsi" w:cstheme="majorHAnsi"/>
+          <w:kern w:val="0"/>
+          <w:lang w:eastAsia="es-CO"/>
+          <w14:ligatures w14:val="none"/>
+        </w:rPr>
+      </w:pPr>
+      <w:r>
+        <w:rPr>
+          <w:rFonts w:asciiTheme="majorHAnsi" w:eastAsia="Times New Roman" w:hAnsiTheme="majorHAnsi" w:cstheme="majorHAnsi"/>
+          <w:b/>
+          <w:bCs/>
+          <w:kern w:val="0"/>
+          <w:lang w:eastAsia="es-CO"/>
+          <w14:ligatures w14:val="none"/>
+        </w:rPr>
+        <w:t>“Eliminar perfil”</w:t>
+      </w:r>
+      <w:r>
+        <w:rPr>
+          <w:rFonts w:asciiTheme="majorHAnsi" w:eastAsia="Times New Roman" w:hAnsiTheme="majorHAnsi" w:cstheme="majorHAnsi"/>
+          <w:kern w:val="0"/>
+          <w:lang w:eastAsia="es-CO"/>
+          <w14:ligatures w14:val="none"/>
+        </w:rPr>
+        <w:t xml:space="preserve"> </w:t>
+      </w:r>
+    </w:p>
+    <w:p>
+      <w:pPr>
+        <w:numPr>
+          <w:ilvl w:val="0"/>
+          <w:numId w:val="41"/>
+        </w:numPr>
+        <w:spacing w:before="100" w:beforeAutospacing="1" w:after="100" w:afterAutospacing="1" w:line="240" w:lineRule="auto"/>
+        <w:rPr>
+          <w:rFonts w:asciiTheme="majorHAnsi" w:eastAsia="Times New Roman" w:hAnsiTheme="majorHAnsi" w:cstheme="majorHAnsi"/>
+          <w:kern w:val="0"/>
+          <w:lang w:eastAsia="es-CO"/>
+          <w14:ligatures w14:val="none"/>
+        </w:rPr>
+      </w:pPr>
+      <w:r>
+        <w:rPr>
+          <w:rFonts w:asciiTheme="majorHAnsi" w:eastAsia="Times New Roman" w:hAnsiTheme="majorHAnsi" w:cstheme="majorHAnsi"/>
+          <w:kern w:val="0"/>
+          <w:lang w:eastAsia="es-CO"/>
+          <w14:ligatures w14:val="none"/>
+        </w:rPr>
+        <w:t xml:space="preserve">Mejora en el control de la información del usuario. </w:t>
+      </w:r>
+    </w:p>
+    <w:p>
+      <w:pPr>
+        <w:spacing w:after="0" w:line="240" w:lineRule="auto"/>
+        <w:rPr>
+          <w:rFonts w:asciiTheme="majorHAnsi" w:eastAsia="Times New Roman" w:hAnsiTheme="majorHAnsi" w:cstheme="majorHAnsi"/>
+          <w:kern w:val="0"/>
+          <w:lang w:eastAsia="es-CO"/>
+          <w14:ligatures w14:val="none"/>
+        </w:rPr>
+      </w:pPr>
+      <w:r>
+        <w:rPr>
+          <w:rFonts w:asciiTheme="majorHAnsi" w:eastAsia="Times New Roman" w:hAnsiTheme="majorHAnsi" w:cstheme="majorHAnsi"/>
+          <w:kern w:val="0"/>
+          <w:lang w:eastAsia="es-CO"/>
+          <w14:ligatures w14:val="none"/>
+        </w:rPr>
+        <w:pict w14:anchorId="2A56879C">
+          <v:rect id="_x0000_i1073" style="width:0;height:1.5pt" o:hralign="center" o:hrstd="t" o:hr="t" fillcolor="#a0a0a0" stroked="f"/>
+        </w:pict>
+      </w:r>
+    </w:p>
+    <w:p>
+      <w:pPr>
+        <w:spacing w:before="100" w:beforeAutospacing="1" w:after="100" w:afterAutospacing="1" w:line="240" w:lineRule="auto"/>
+        <w:outlineLvl w:val="2"/>
+        <w:rPr>
+          <w:rFonts w:asciiTheme="majorHAnsi" w:eastAsia="Times New Roman" w:hAnsiTheme="majorHAnsi" w:cstheme="majorHAnsi"/>
+          <w:b/>
+          <w:bCs/>
+          <w:kern w:val="0"/>
+          <w:sz w:val="27"/>
+          <w:szCs w:val="27"/>
+          <w:lang w:eastAsia="es-CO"/>
+          <w14:ligatures w14:val="none"/>
+        </w:rPr>
+      </w:pPr>
+      <w:r>
+        <w:rPr>
+          <w:rFonts w:asciiTheme="majorHAnsi" w:eastAsia="Times New Roman" w:hAnsiTheme="majorHAnsi" w:cstheme="majorHAnsi"/>
+          <w:b/>
+          <w:bCs/>
+          <w:kern w:val="0"/>
+          <w:sz w:val="27"/>
+          <w:szCs w:val="27"/>
+          <w:lang w:eastAsia="es-CO"/>
+          <w14:ligatures w14:val="none"/>
+        </w:rPr>
+        <w:t>2.3 Corrección en Gestión de Vehículos</w:t>
+      </w:r>
+    </w:p>
+    <w:p>
+      <w:pPr>
+        <w:numPr>
+          <w:ilvl w:val="0"/>
+          <w:numId w:val="42"/>
+        </w:numPr>
+        <w:spacing w:before="100" w:beforeAutospacing="1" w:after="100" w:afterAutospacing="1" w:line="240" w:lineRule="auto"/>
+        <w:rPr>
+          <w:rFonts w:asciiTheme="majorHAnsi" w:eastAsia="Times New Roman" w:hAnsiTheme="majorHAnsi" w:cstheme="majorHAnsi"/>
+          <w:kern w:val="0"/>
+          <w:lang w:eastAsia="es-CO"/>
+          <w14:ligatures w14:val="none"/>
+        </w:rPr>
+      </w:pPr>
+      <w:r>
+        <w:rPr>
+          <w:rFonts w:asciiTheme="majorHAnsi" w:eastAsia="Times New Roman" w:hAnsiTheme="majorHAnsi" w:cstheme="majorHAnsi"/>
+          <w:kern w:val="0"/>
+          <w:lang w:eastAsia="es-CO"/>
+          <w14:ligatures w14:val="none"/>
+        </w:rPr>
+        <w:t xml:space="preserve">Al eliminar un vehículo: </w:t>
+      </w:r>
+    </w:p>
+    <w:p>
+      <w:pPr>
+        <w:numPr>
+          <w:ilvl w:val="1"/>
+          <w:numId w:val="42"/>
+        </w:numPr>
+        <w:spacing w:before="100" w:beforeAutospacing="1" w:after="100" w:afterAutospacing="1" w:line="240" w:lineRule="auto"/>
+        <w:rPr>
+          <w:rFonts w:asciiTheme="majorHAnsi" w:eastAsia="Times New Roman" w:hAnsiTheme="majorHAnsi" w:cstheme="majorHAnsi"/>
+          <w:kern w:val="0"/>
+          <w:lang w:eastAsia="es-CO"/>
+          <w14:ligatures w14:val="none"/>
+        </w:rPr>
+      </w:pPr>
+      <w:r>
+        <w:rPr>
+          <w:rFonts w:asciiTheme="majorHAnsi" w:eastAsia="Times New Roman" w:hAnsiTheme="majorHAnsi" w:cstheme="majorHAnsi"/>
+          <w:kern w:val="0"/>
+          <w:lang w:eastAsia="es-CO"/>
+          <w14:ligatures w14:val="none"/>
+        </w:rPr>
+        <w:t xml:space="preserve">Se actualiza la interfaz en tiempo real. </w:t>
+      </w:r>
+    </w:p>
+    <w:p>
+      <w:pPr>
+        <w:numPr>
+          <w:ilvl w:val="1"/>
+          <w:numId w:val="42"/>
+        </w:numPr>
+        <w:spacing w:before="100" w:beforeAutospacing="1" w:after="100" w:afterAutospacing="1" w:line="240" w:lineRule="auto"/>
+        <w:rPr>
+          <w:rFonts w:asciiTheme="majorHAnsi" w:eastAsia="Times New Roman" w:hAnsiTheme="majorHAnsi" w:cstheme="majorHAnsi"/>
+          <w:kern w:val="0"/>
+          <w:lang w:eastAsia="es-CO"/>
+          <w14:ligatures w14:val="none"/>
+        </w:rPr>
+      </w:pPr>
+      <w:r>
+        <w:rPr>
+          <w:rFonts w:asciiTheme="majorHAnsi" w:eastAsia="Times New Roman" w:hAnsiTheme="majorHAnsi" w:cstheme="majorHAnsi"/>
+          <w:kern w:val="0"/>
+          <w:lang w:eastAsia="es-CO"/>
+          <w14:ligatures w14:val="none"/>
+        </w:rPr>
+        <w:lastRenderedPageBreak/>
+        <w:t xml:space="preserve">El vehículo desaparece inmediatamente de la lista. </w:t>
+      </w:r>
+    </w:p>
+    <w:p>
+      <w:pPr>
+        <w:numPr>
+          <w:ilvl w:val="0"/>
+          <w:numId w:val="42"/>
+        </w:numPr>
+        <w:spacing w:before="100" w:beforeAutospacing="1" w:after="100" w:afterAutospacing="1" w:line="240" w:lineRule="auto"/>
+        <w:rPr>
+          <w:rFonts w:asciiTheme="majorHAnsi" w:eastAsia="Times New Roman" w:hAnsiTheme="majorHAnsi" w:cstheme="majorHAnsi"/>
+          <w:kern w:val="0"/>
+          <w:lang w:eastAsia="es-CO"/>
+          <w14:ligatures w14:val="none"/>
+        </w:rPr>
+      </w:pPr>
+      <w:r>
+        <w:rPr>
+          <w:rFonts w:asciiTheme="majorHAnsi" w:eastAsia="Times New Roman" w:hAnsiTheme="majorHAnsi" w:cstheme="majorHAnsi"/>
+          <w:kern w:val="0"/>
+          <w:lang w:eastAsia="es-CO"/>
+          <w14:ligatures w14:val="none"/>
+        </w:rPr>
+        <w:t xml:space="preserve">Al registrar un vehículo: </w:t>
+      </w:r>
+    </w:p>
+    <w:p>
+      <w:pPr>
+        <w:numPr>
+          <w:ilvl w:val="1"/>
+          <w:numId w:val="42"/>
+        </w:numPr>
+        <w:spacing w:before="100" w:beforeAutospacing="1" w:after="100" w:afterAutospacing="1" w:line="240" w:lineRule="auto"/>
+        <w:rPr>
+          <w:rFonts w:asciiTheme="majorHAnsi" w:eastAsia="Times New Roman" w:hAnsiTheme="majorHAnsi" w:cstheme="majorHAnsi"/>
+          <w:kern w:val="0"/>
+          <w:lang w:eastAsia="es-CO"/>
+          <w14:ligatures w14:val="none"/>
+        </w:rPr>
+      </w:pPr>
+      <w:r>
+        <w:rPr>
+          <w:rFonts w:asciiTheme="majorHAnsi" w:eastAsia="Times New Roman" w:hAnsiTheme="majorHAnsi" w:cstheme="majorHAnsi"/>
+          <w:kern w:val="0"/>
+          <w:lang w:eastAsia="es-CO"/>
+          <w14:ligatures w14:val="none"/>
+        </w:rPr>
+        <w:t xml:space="preserve">Se refleja automáticamente en pantalla. </w:t>
+      </w:r>
+    </w:p>
+    <w:p>
+      <w:pPr>
+        <w:numPr>
+          <w:ilvl w:val="0"/>
+          <w:numId w:val="42"/>
+        </w:numPr>
+        <w:spacing w:before="100" w:beforeAutospacing="1" w:after="100" w:afterAutospacing="1" w:line="240" w:lineRule="auto"/>
+        <w:rPr>
+          <w:rFonts w:asciiTheme="majorHAnsi" w:eastAsia="Times New Roman" w:hAnsiTheme="majorHAnsi" w:cstheme="majorHAnsi"/>
+          <w:kern w:val="0"/>
+          <w:lang w:eastAsia="es-CO"/>
+          <w14:ligatures w14:val="none"/>
+        </w:rPr>
+      </w:pPr>
+      <w:r>
+        <w:rPr>
+          <w:rFonts w:asciiTheme="majorHAnsi" w:eastAsia="Times New Roman" w:hAnsiTheme="majorHAnsi" w:cstheme="majorHAnsi"/>
+          <w:kern w:val="0"/>
+          <w:lang w:eastAsia="es-CO"/>
+          <w14:ligatures w14:val="none"/>
+        </w:rPr>
+        <w:t xml:space="preserve">Mejora en la consistencia visual y funcional. </w:t>
+      </w:r>
+    </w:p>
+    <w:p>
+      <w:pPr>
+        <w:spacing w:after="0" w:line="240" w:lineRule="auto"/>
+        <w:rPr>
+          <w:rFonts w:asciiTheme="majorHAnsi" w:eastAsia="Times New Roman" w:hAnsiTheme="majorHAnsi" w:cstheme="majorHAnsi"/>
+          <w:kern w:val="0"/>
+          <w:lang w:eastAsia="es-CO"/>
+          <w14:ligatures w14:val="none"/>
+        </w:rPr>
+      </w:pPr>
+      <w:r>
+        <w:rPr>
+          <w:rFonts w:asciiTheme="majorHAnsi" w:eastAsia="Times New Roman" w:hAnsiTheme="majorHAnsi" w:cstheme="majorHAnsi"/>
+          <w:kern w:val="0"/>
+          <w:lang w:eastAsia="es-CO"/>
+          <w14:ligatures w14:val="none"/>
+        </w:rPr>
+        <w:pict w14:anchorId="549D27C3">
+          <v:rect id="_x0000_i1074" style="width:0;height:1.5pt" o:hralign="center" o:hrstd="t" o:hr="t" fillcolor="#a0a0a0" stroked="f"/>
+        </w:pict>
+      </w:r>
+    </w:p>
+    <w:p>
+      <w:pPr>
+        <w:spacing w:before="100" w:beforeAutospacing="1" w:after="100" w:afterAutospacing="1" w:line="240" w:lineRule="auto"/>
+        <w:outlineLvl w:val="2"/>
+        <w:rPr>
+          <w:rFonts w:asciiTheme="majorHAnsi" w:eastAsia="Times New Roman" w:hAnsiTheme="majorHAnsi" w:cstheme="majorHAnsi"/>
+          <w:b/>
+          <w:bCs/>
+          <w:kern w:val="0"/>
+          <w:sz w:val="27"/>
+          <w:szCs w:val="27"/>
+          <w:lang w:eastAsia="es-CO"/>
+          <w14:ligatures w14:val="none"/>
+        </w:rPr>
+      </w:pPr>
+      <w:r>
+        <w:rPr>
+          <w:rFonts w:asciiTheme="majorHAnsi" w:eastAsia="Times New Roman" w:hAnsiTheme="majorHAnsi" w:cstheme="majorHAnsi"/>
+          <w:b/>
+          <w:bCs/>
+          <w:kern w:val="0"/>
+          <w:sz w:val="27"/>
+          <w:szCs w:val="27"/>
+          <w:lang w:eastAsia="es-CO"/>
+          <w14:ligatures w14:val="none"/>
+        </w:rPr>
+        <w:t>2.4 Mejoras en el Sistema de Reservas</w:t>
+      </w:r>
+    </w:p>
+    <w:p>
+      <w:pPr>
+        <w:spacing w:before="100" w:beforeAutospacing="1" w:after="100" w:afterAutospacing="1" w:line="240" w:lineRule="auto"/>
+        <w:outlineLvl w:val="3"/>
+        <w:rPr>
+          <w:rFonts w:asciiTheme="majorHAnsi" w:eastAsia="Times New Roman" w:hAnsiTheme="majorHAnsi" w:cstheme="majorHAnsi"/>
+          <w:b/>
+          <w:bCs/>
+          <w:kern w:val="0"/>
+          <w:lang w:eastAsia="es-CO"/>
+          <w14:ligatures w14:val="none"/>
+        </w:rPr>
+      </w:pPr>
+      <w:r>
+        <w:rPr>
+          <w:rFonts w:asciiTheme="majorHAnsi" w:eastAsia="Times New Roman" w:hAnsiTheme="majorHAnsi" w:cstheme="majorHAnsi"/>
+          <w:b/>
+          <w:bCs/>
+          <w:kern w:val="0"/>
+          <w:lang w:eastAsia="es-CO"/>
+          <w14:ligatures w14:val="none"/>
+        </w:rPr>
+        <w:t>Confirmación de Reserva</w:t>
+      </w:r>
+    </w:p>
+    <w:p>
+      <w:pPr>
+        <w:numPr>
+          <w:ilvl w:val="0"/>
+          <w:numId w:val="43"/>
+        </w:numPr>
+        <w:spacing w:before="100" w:beforeAutospacing="1" w:after="100" w:afterAutospacing="1" w:line="240" w:lineRule="auto"/>
+        <w:rPr>
+          <w:rFonts w:asciiTheme="majorHAnsi" w:eastAsia="Times New Roman" w:hAnsiTheme="majorHAnsi" w:cstheme="majorHAnsi"/>
+          <w:kern w:val="0"/>
+          <w:lang w:eastAsia="es-CO"/>
+          <w14:ligatures w14:val="none"/>
+        </w:rPr>
+      </w:pPr>
+      <w:r>
+        <w:rPr>
+          <w:rFonts w:asciiTheme="majorHAnsi" w:eastAsia="Times New Roman" w:hAnsiTheme="majorHAnsi" w:cstheme="majorHAnsi"/>
+          <w:kern w:val="0"/>
+          <w:lang w:eastAsia="es-CO"/>
+          <w14:ligatures w14:val="none"/>
+        </w:rPr>
+        <w:t xml:space="preserve">Al realizar una reserva: </w:t>
+      </w:r>
+    </w:p>
+    <w:p>
+      <w:pPr>
+        <w:numPr>
+          <w:ilvl w:val="1"/>
+          <w:numId w:val="43"/>
+        </w:numPr>
+        <w:spacing w:before="100" w:beforeAutospacing="1" w:after="100" w:afterAutospacing="1" w:line="240" w:lineRule="auto"/>
+        <w:rPr>
+          <w:rFonts w:asciiTheme="majorHAnsi" w:eastAsia="Times New Roman" w:hAnsiTheme="majorHAnsi" w:cstheme="majorHAnsi"/>
+          <w:kern w:val="0"/>
+          <w:lang w:eastAsia="es-CO"/>
+          <w14:ligatures w14:val="none"/>
+        </w:rPr>
+      </w:pPr>
+      <w:r>
+        <w:rPr>
+          <w:rFonts w:asciiTheme="majorHAnsi" w:eastAsia="Times New Roman" w:hAnsiTheme="majorHAnsi" w:cstheme="majorHAnsi"/>
+          <w:kern w:val="0"/>
+          <w:lang w:eastAsia="es-CO"/>
+          <w14:ligatures w14:val="none"/>
+        </w:rPr>
+        <w:t xml:space="preserve">Se muestra mensaje de confirmación. </w:t>
+      </w:r>
+    </w:p>
+    <w:p>
+      <w:pPr>
+        <w:numPr>
+          <w:ilvl w:val="1"/>
+          <w:numId w:val="43"/>
+        </w:numPr>
+        <w:spacing w:before="100" w:beforeAutospacing="1" w:after="100" w:afterAutospacing="1" w:line="240" w:lineRule="auto"/>
+        <w:rPr>
+          <w:rFonts w:asciiTheme="majorHAnsi" w:eastAsia="Times New Roman" w:hAnsiTheme="majorHAnsi" w:cstheme="majorHAnsi"/>
+          <w:kern w:val="0"/>
+          <w:lang w:eastAsia="es-CO"/>
+          <w14:ligatures w14:val="none"/>
+        </w:rPr>
+      </w:pPr>
+      <w:r>
+        <w:rPr>
+          <w:rFonts w:asciiTheme="majorHAnsi" w:eastAsia="Times New Roman" w:hAnsiTheme="majorHAnsi" w:cstheme="majorHAnsi"/>
+          <w:kern w:val="0"/>
+          <w:lang w:eastAsia="es-CO"/>
+          <w14:ligatures w14:val="none"/>
+        </w:rPr>
+        <w:t xml:space="preserve">Se añade botón: </w:t>
+      </w:r>
+    </w:p>
+    <w:p>
+      <w:pPr>
+        <w:numPr>
+          <w:ilvl w:val="2"/>
+          <w:numId w:val="43"/>
+        </w:numPr>
+        <w:spacing w:before="100" w:beforeAutospacing="1" w:after="100" w:afterAutospacing="1" w:line="240" w:lineRule="auto"/>
+        <w:rPr>
+          <w:rFonts w:asciiTheme="majorHAnsi" w:eastAsia="Times New Roman" w:hAnsiTheme="majorHAnsi" w:cstheme="majorHAnsi"/>
+          <w:kern w:val="0"/>
+          <w:lang w:eastAsia="es-CO"/>
+          <w14:ligatures w14:val="none"/>
+        </w:rPr>
+      </w:pPr>
+      <w:r>
+        <w:rPr>
+          <w:rFonts w:asciiTheme="majorHAnsi" w:eastAsia="Times New Roman" w:hAnsiTheme="majorHAnsi" w:cstheme="majorHAnsi"/>
+          <w:b/>
+          <w:bCs/>
+          <w:kern w:val="0"/>
+          <w:lang w:eastAsia="es-CO"/>
+          <w14:ligatures w14:val="none"/>
+        </w:rPr>
+        <w:t>“Ver reserva”</w:t>
+      </w:r>
+      <w:r>
+        <w:rPr>
+          <w:rFonts w:asciiTheme="majorHAnsi" w:eastAsia="Times New Roman" w:hAnsiTheme="majorHAnsi" w:cstheme="majorHAnsi"/>
+          <w:kern w:val="0"/>
+          <w:lang w:eastAsia="es-CO"/>
+          <w14:ligatures w14:val="none"/>
+        </w:rPr>
+        <w:t xml:space="preserve"> dentro del mismo mensaje. </w:t>
+      </w:r>
+    </w:p>
+    <w:p>
+      <w:pPr>
+        <w:spacing w:before="100" w:beforeAutospacing="1" w:after="100" w:afterAutospacing="1" w:line="240" w:lineRule="auto"/>
+        <w:outlineLvl w:val="3"/>
+        <w:rPr>
+          <w:rFonts w:asciiTheme="majorHAnsi" w:eastAsia="Times New Roman" w:hAnsiTheme="majorHAnsi" w:cstheme="majorHAnsi"/>
+          <w:b/>
+          <w:bCs/>
+          <w:kern w:val="0"/>
+          <w:lang w:eastAsia="es-CO"/>
+          <w14:ligatures w14:val="none"/>
+        </w:rPr>
+      </w:pPr>
+      <w:r>
+        <w:rPr>
+          <w:rFonts w:asciiTheme="majorHAnsi" w:eastAsia="Times New Roman" w:hAnsiTheme="majorHAnsi" w:cstheme="majorHAnsi"/>
+          <w:b/>
+          <w:bCs/>
+          <w:kern w:val="0"/>
+          <w:lang w:eastAsia="es-CO"/>
+          <w14:ligatures w14:val="none"/>
+        </w:rPr>
+        <w:t>Visualización de Reservas</w:t>
+      </w:r>
+    </w:p>
+    <w:p>
+      <w:pPr>
+        <w:numPr>
+          <w:ilvl w:val="0"/>
+          <w:numId w:val="44"/>
+        </w:numPr>
+        <w:spacing w:before="100" w:beforeAutospacing="1" w:after="100" w:afterAutospacing="1" w:line="240" w:lineRule="auto"/>
+        <w:rPr>
+          <w:rFonts w:asciiTheme="majorHAnsi" w:eastAsia="Times New Roman" w:hAnsiTheme="majorHAnsi" w:cstheme="majorHAnsi"/>
+          <w:kern w:val="0"/>
+          <w:lang w:eastAsia="es-CO"/>
+          <w14:ligatures w14:val="none"/>
+        </w:rPr>
+      </w:pPr>
+      <w:r>
+        <w:rPr>
+          <w:rFonts w:asciiTheme="majorHAnsi" w:eastAsia="Times New Roman" w:hAnsiTheme="majorHAnsi" w:cstheme="majorHAnsi"/>
+          <w:kern w:val="0"/>
+          <w:lang w:eastAsia="es-CO"/>
+          <w14:ligatures w14:val="none"/>
+        </w:rPr>
+        <w:t xml:space="preserve">Las reservas realizadas: </w:t>
+      </w:r>
+    </w:p>
+    <w:p>
+      <w:pPr>
+        <w:numPr>
+          <w:ilvl w:val="1"/>
+          <w:numId w:val="44"/>
+        </w:numPr>
+        <w:spacing w:before="100" w:beforeAutospacing="1" w:after="100" w:afterAutospacing="1" w:line="240" w:lineRule="auto"/>
+        <w:rPr>
+          <w:rFonts w:asciiTheme="majorHAnsi" w:eastAsia="Times New Roman" w:hAnsiTheme="majorHAnsi" w:cstheme="majorHAnsi"/>
+          <w:kern w:val="0"/>
+          <w:lang w:eastAsia="es-CO"/>
+          <w14:ligatures w14:val="none"/>
+        </w:rPr>
+      </w:pPr>
+      <w:r>
+        <w:rPr>
+          <w:rFonts w:asciiTheme="majorHAnsi" w:eastAsia="Times New Roman" w:hAnsiTheme="majorHAnsi" w:cstheme="majorHAnsi"/>
+          <w:kern w:val="0"/>
+          <w:lang w:eastAsia="es-CO"/>
+          <w14:ligatures w14:val="none"/>
+        </w:rPr>
+        <w:t xml:space="preserve">Se muestran correctamente en la sección: </w:t>
+      </w:r>
+    </w:p>
+    <w:p>
+      <w:pPr>
+        <w:numPr>
+          <w:ilvl w:val="2"/>
+          <w:numId w:val="44"/>
+        </w:numPr>
+        <w:spacing w:before="100" w:beforeAutospacing="1" w:after="100" w:afterAutospacing="1" w:line="240" w:lineRule="auto"/>
+        <w:rPr>
+          <w:rFonts w:asciiTheme="majorHAnsi" w:eastAsia="Times New Roman" w:hAnsiTheme="majorHAnsi" w:cstheme="majorHAnsi"/>
+          <w:kern w:val="0"/>
+          <w:lang w:eastAsia="es-CO"/>
+          <w14:ligatures w14:val="none"/>
+        </w:rPr>
+      </w:pPr>
+      <w:r>
+        <w:rPr>
+          <w:rFonts w:asciiTheme="majorHAnsi" w:eastAsia="Times New Roman" w:hAnsiTheme="majorHAnsi" w:cstheme="majorHAnsi"/>
+          <w:b/>
+          <w:bCs/>
+          <w:kern w:val="0"/>
+          <w:lang w:eastAsia="es-CO"/>
+          <w14:ligatures w14:val="none"/>
+        </w:rPr>
+        <w:t>“Mis reservas”</w:t>
+      </w:r>
+      <w:r>
+        <w:rPr>
+          <w:rFonts w:asciiTheme="majorHAnsi" w:eastAsia="Times New Roman" w:hAnsiTheme="majorHAnsi" w:cstheme="majorHAnsi"/>
+          <w:kern w:val="0"/>
+          <w:lang w:eastAsia="es-CO"/>
+          <w14:ligatures w14:val="none"/>
+        </w:rPr>
+        <w:t xml:space="preserve"> </w:t>
+      </w:r>
+    </w:p>
+    <w:p>
+      <w:pPr>
+        <w:numPr>
+          <w:ilvl w:val="0"/>
+          <w:numId w:val="44"/>
+        </w:numPr>
+        <w:spacing w:before="100" w:beforeAutospacing="1" w:after="100" w:afterAutospacing="1" w:line="240" w:lineRule="auto"/>
+        <w:rPr>
+          <w:rFonts w:asciiTheme="majorHAnsi" w:eastAsia="Times New Roman" w:hAnsiTheme="majorHAnsi" w:cstheme="majorHAnsi"/>
+          <w:kern w:val="0"/>
+          <w:lang w:eastAsia="es-CO"/>
+          <w14:ligatures w14:val="none"/>
+        </w:rPr>
+      </w:pPr>
+      <w:r>
+        <w:rPr>
+          <w:rFonts w:asciiTheme="majorHAnsi" w:eastAsia="Times New Roman" w:hAnsiTheme="majorHAnsi" w:cstheme="majorHAnsi"/>
+          <w:kern w:val="0"/>
+          <w:lang w:eastAsia="es-CO"/>
+          <w14:ligatures w14:val="none"/>
+        </w:rPr>
+        <w:t xml:space="preserve">Se garantiza coherencia entre acción y resultado. </w:t>
+      </w:r>
+    </w:p>
+    <w:p>
+      <w:pPr>
+        <w:spacing w:after="0" w:line="240" w:lineRule="auto"/>
+        <w:rPr>
+          <w:rFonts w:asciiTheme="majorHAnsi" w:eastAsia="Times New Roman" w:hAnsiTheme="majorHAnsi" w:cstheme="majorHAnsi"/>
+          <w:kern w:val="0"/>
+          <w:lang w:eastAsia="es-CO"/>
+          <w14:ligatures w14:val="none"/>
+        </w:rPr>
+      </w:pPr>
+      <w:r>
+        <w:rPr>
+          <w:rFonts w:asciiTheme="majorHAnsi" w:eastAsia="Times New Roman" w:hAnsiTheme="majorHAnsi" w:cstheme="majorHAnsi"/>
+          <w:kern w:val="0"/>
+          <w:lang w:eastAsia="es-CO"/>
+          <w14:ligatures w14:val="none"/>
+        </w:rPr>
+        <w:pict w14:anchorId="2C0B579B">
+          <v:rect id="_x0000_i1075" style="width:0;height:1.5pt" o:hralign="center" o:hrstd="t" o:hr="t" fillcolor="#a0a0a0" stroked="f"/>
+        </w:pict>
+      </w:r>
+    </w:p>
+    <w:p>
+      <w:pPr>
+        <w:spacing w:before="100" w:beforeAutospacing="1" w:after="100" w:afterAutospacing="1" w:line="240" w:lineRule="auto"/>
+        <w:outlineLvl w:val="2"/>
+        <w:rPr>
+          <w:rFonts w:asciiTheme="majorHAnsi" w:eastAsia="Times New Roman" w:hAnsiTheme="majorHAnsi" w:cstheme="majorHAnsi"/>
+          <w:b/>
+          <w:bCs/>
+          <w:kern w:val="0"/>
+          <w:sz w:val="27"/>
+          <w:szCs w:val="27"/>
+          <w:lang w:eastAsia="es-CO"/>
+          <w14:ligatures w14:val="none"/>
+        </w:rPr>
+      </w:pPr>
+      <w:r>
+        <w:rPr>
+          <w:rFonts w:asciiTheme="majorHAnsi" w:eastAsia="Times New Roman" w:hAnsiTheme="majorHAnsi" w:cstheme="majorHAnsi"/>
+          <w:b/>
+          <w:bCs/>
+          <w:kern w:val="0"/>
+          <w:sz w:val="27"/>
+          <w:szCs w:val="27"/>
+          <w:lang w:eastAsia="es-CO"/>
+          <w14:ligatures w14:val="none"/>
+        </w:rPr>
+        <w:t>2.5 Sincronización de Información</w:t>
+      </w:r>
+    </w:p>
+    <w:p>
+      <w:pPr>
+        <w:spacing w:before="100" w:beforeAutospacing="1" w:after="100" w:afterAutospacing="1" w:line="240" w:lineRule="auto"/>
+        <w:rPr>
+          <w:rFonts w:asciiTheme="majorHAnsi" w:eastAsia="Times New Roman" w:hAnsiTheme="majorHAnsi" w:cstheme="majorHAnsi"/>
+          <w:kern w:val="0"/>
+          <w:lang w:eastAsia="es-CO"/>
+          <w14:ligatures w14:val="none"/>
+        </w:rPr>
+      </w:pPr>
+      <w:r>
+        <w:rPr>
+          <w:rFonts w:asciiTheme="majorHAnsi" w:eastAsia="Times New Roman" w:hAnsiTheme="majorHAnsi" w:cstheme="majorHAnsi"/>
+          <w:kern w:val="0"/>
+          <w:lang w:eastAsia="es-CO"/>
+          <w14:ligatures w14:val="none"/>
+        </w:rPr>
+        <w:t>Se mejoró la actualización en tiempo real del sistema:</w:t>
+      </w:r>
+    </w:p>
+    <w:p>
+      <w:pPr>
+        <w:numPr>
+          <w:ilvl w:val="0"/>
+          <w:numId w:val="45"/>
+        </w:numPr>
+        <w:spacing w:before="100" w:beforeAutospacing="1" w:after="100" w:afterAutospacing="1" w:line="240" w:lineRule="auto"/>
+        <w:rPr>
+          <w:rFonts w:asciiTheme="majorHAnsi" w:eastAsia="Times New Roman" w:hAnsiTheme="majorHAnsi" w:cstheme="majorHAnsi"/>
+          <w:kern w:val="0"/>
+          <w:lang w:eastAsia="es-CO"/>
+          <w14:ligatures w14:val="none"/>
+        </w:rPr>
+      </w:pPr>
+      <w:r>
+        <w:rPr>
+          <w:rFonts w:asciiTheme="majorHAnsi" w:eastAsia="Times New Roman" w:hAnsiTheme="majorHAnsi" w:cstheme="majorHAnsi"/>
+          <w:kern w:val="0"/>
+          <w:lang w:eastAsia="es-CO"/>
+          <w14:ligatures w14:val="none"/>
+        </w:rPr>
+        <w:t xml:space="preserve">Al agregar un vehículo → se visualiza inmediatamente. </w:t>
+      </w:r>
+    </w:p>
+    <w:p>
+      <w:pPr>
+        <w:numPr>
+          <w:ilvl w:val="0"/>
+          <w:numId w:val="45"/>
+        </w:numPr>
+        <w:spacing w:before="100" w:beforeAutospacing="1" w:after="100" w:afterAutospacing="1" w:line="240" w:lineRule="auto"/>
+        <w:rPr>
+          <w:rFonts w:asciiTheme="majorHAnsi" w:eastAsia="Times New Roman" w:hAnsiTheme="majorHAnsi" w:cstheme="majorHAnsi"/>
+          <w:kern w:val="0"/>
+          <w:lang w:eastAsia="es-CO"/>
+          <w14:ligatures w14:val="none"/>
+        </w:rPr>
+      </w:pPr>
+      <w:r>
+        <w:rPr>
+          <w:rFonts w:asciiTheme="majorHAnsi" w:eastAsia="Times New Roman" w:hAnsiTheme="majorHAnsi" w:cstheme="majorHAnsi"/>
+          <w:kern w:val="0"/>
+          <w:lang w:eastAsia="es-CO"/>
+          <w14:ligatures w14:val="none"/>
+        </w:rPr>
+        <w:t xml:space="preserve">Al realizar una reserva → aparece en “Mis reservas”. </w:t>
+      </w:r>
+    </w:p>
+    <w:p>
+      <w:pPr>
+        <w:numPr>
+          <w:ilvl w:val="0"/>
+          <w:numId w:val="45"/>
+        </w:numPr>
+        <w:spacing w:before="100" w:beforeAutospacing="1" w:after="100" w:afterAutospacing="1" w:line="240" w:lineRule="auto"/>
+        <w:rPr>
+          <w:rFonts w:asciiTheme="majorHAnsi" w:eastAsia="Times New Roman" w:hAnsiTheme="majorHAnsi" w:cstheme="majorHAnsi"/>
+          <w:kern w:val="0"/>
+          <w:lang w:eastAsia="es-CO"/>
+          <w14:ligatures w14:val="none"/>
+        </w:rPr>
+      </w:pPr>
+      <w:r>
+        <w:rPr>
+          <w:rFonts w:asciiTheme="majorHAnsi" w:eastAsia="Times New Roman" w:hAnsiTheme="majorHAnsi" w:cstheme="majorHAnsi"/>
+          <w:kern w:val="0"/>
+          <w:lang w:eastAsia="es-CO"/>
+          <w14:ligatures w14:val="none"/>
+        </w:rPr>
+        <w:t xml:space="preserve">Al eliminar elementos → desaparecen sin necesidad de recargar. </w:t>
+      </w:r>
+    </w:p>
+    <w:p>
+      <w:pPr>
+        <w:spacing w:after="0" w:line="240" w:lineRule="auto"/>
+        <w:rPr>
+          <w:rFonts w:asciiTheme="majorHAnsi" w:eastAsia="Times New Roman" w:hAnsiTheme="majorHAnsi" w:cstheme="majorHAnsi"/>
+          <w:kern w:val="0"/>
+          <w:lang w:eastAsia="es-CO"/>
+          <w14:ligatures w14:val="none"/>
+        </w:rPr>
+      </w:pPr>
+      <w:r>
+        <w:rPr>
+          <w:rFonts w:asciiTheme="majorHAnsi" w:eastAsia="Times New Roman" w:hAnsiTheme="majorHAnsi" w:cstheme="majorHAnsi"/>
+          <w:kern w:val="0"/>
+          <w:lang w:eastAsia="es-CO"/>
+          <w14:ligatures w14:val="none"/>
+        </w:rPr>
+        <w:pict w14:anchorId="4A2CA123">
+          <v:rect id="_x0000_i1076" style="width:0;height:1.5pt" o:hralign="center" o:hrstd="t" o:hr="t" fillcolor="#a0a0a0" stroked="f"/>
+        </w:pict>
+      </w:r>
+    </w:p>
+    <w:p>
+      <w:pPr>
+        <w:spacing w:before="100" w:beforeAutospacing="1" w:after="100" w:afterAutospacing="1" w:line="240" w:lineRule="auto"/>
+        <w:outlineLvl w:val="2"/>
+        <w:rPr>
+          <w:rFonts w:asciiTheme="majorHAnsi" w:eastAsia="Times New Roman" w:hAnsiTheme="majorHAnsi" w:cstheme="majorHAnsi"/>
+          <w:b/>
+          <w:bCs/>
+          <w:kern w:val="0"/>
+          <w:sz w:val="27"/>
+          <w:szCs w:val="27"/>
+          <w:lang w:eastAsia="es-CO"/>
+          <w14:ligatures w14:val="none"/>
+        </w:rPr>
+      </w:pPr>
+      <w:r>
+        <w:rPr>
+          <w:rFonts w:asciiTheme="majorHAnsi" w:eastAsia="Times New Roman" w:hAnsiTheme="majorHAnsi" w:cstheme="majorHAnsi"/>
+          <w:b/>
+          <w:bCs/>
+          <w:kern w:val="0"/>
+          <w:sz w:val="27"/>
+          <w:szCs w:val="27"/>
+          <w:lang w:eastAsia="es-CO"/>
+          <w14:ligatures w14:val="none"/>
+        </w:rPr>
+        <w:t>2.6 Definición de la Estructura General de la Plataforma</w:t>
+      </w:r>
+    </w:p>
+    <w:p>
+      <w:pPr>
+        <w:spacing w:before="100" w:beforeAutospacing="1" w:after="100" w:afterAutospacing="1" w:line="240" w:lineRule="auto"/>
+        <w:rPr>
+          <w:rFonts w:asciiTheme="majorHAnsi" w:eastAsia="Times New Roman" w:hAnsiTheme="majorHAnsi" w:cstheme="majorHAnsi"/>
+          <w:kern w:val="0"/>
+          <w:lang w:eastAsia="es-CO"/>
+          <w14:ligatures w14:val="none"/>
+        </w:rPr>
+      </w:pPr>
+      <w:r>
+        <w:rPr>
+          <w:rFonts w:asciiTheme="majorHAnsi" w:eastAsia="Times New Roman" w:hAnsiTheme="majorHAnsi" w:cstheme="majorHAnsi"/>
+          <w:kern w:val="0"/>
+          <w:lang w:eastAsia="es-CO"/>
+          <w14:ligatures w14:val="none"/>
+        </w:rPr>
+        <w:t xml:space="preserve">Se estableció una arquitectura completa del sistema dividida en tres partes, </w:t>
+      </w:r>
+      <w:r>
+        <w:rPr>
+          <w:rFonts w:asciiTheme="majorHAnsi" w:eastAsia="Times New Roman" w:hAnsiTheme="majorHAnsi" w:cstheme="majorHAnsi"/>
+          <w:b/>
+          <w:bCs/>
+          <w:kern w:val="0"/>
+          <w:lang w:eastAsia="es-CO"/>
+          <w14:ligatures w14:val="none"/>
+        </w:rPr>
+        <w:t>manteniendo los colores y estilo visual de PARKIOX (negro y amarillo, diseño elegante y minimalista)</w:t>
+      </w:r>
+      <w:r>
+        <w:rPr>
+          <w:rFonts w:asciiTheme="majorHAnsi" w:eastAsia="Times New Roman" w:hAnsiTheme="majorHAnsi" w:cstheme="majorHAnsi"/>
+          <w:kern w:val="0"/>
+          <w:lang w:eastAsia="es-CO"/>
+          <w14:ligatures w14:val="none"/>
+        </w:rPr>
+        <w:t>:</w:t>
+      </w:r>
+    </w:p>
+    <w:p>
+      <w:pPr>
+        <w:spacing w:after="0" w:line="240" w:lineRule="auto"/>
+        <w:rPr>
+          <w:rFonts w:asciiTheme="majorHAnsi" w:eastAsia="Times New Roman" w:hAnsiTheme="majorHAnsi" w:cstheme="majorHAnsi"/>
+          <w:kern w:val="0"/>
+          <w:lang w:eastAsia="es-CO"/>
+          <w14:ligatures w14:val="none"/>
+        </w:rPr>
+      </w:pPr>
+      <w:r>
+        <w:rPr>
+          <w:rFonts w:asciiTheme="majorHAnsi" w:eastAsia="Times New Roman" w:hAnsiTheme="majorHAnsi" w:cstheme="majorHAnsi"/>
+          <w:kern w:val="0"/>
+          <w:lang w:eastAsia="es-CO"/>
+          <w14:ligatures w14:val="none"/>
+        </w:rPr>
+        <w:pict w14:anchorId="2D2E8EA9">
+          <v:rect id="_x0000_i1077" style="width:0;height:1.5pt" o:hralign="center" o:hrstd="t" o:hr="t" fillcolor="#a0a0a0" stroked="f"/>
+        </w:pict>
+      </w:r>
+    </w:p>
+    <w:p>
+      <w:pPr>
+        <w:spacing w:before="100" w:beforeAutospacing="1" w:after="100" w:afterAutospacing="1" w:line="240" w:lineRule="auto"/>
+        <w:outlineLvl w:val="3"/>
+        <w:rPr>
+          <w:rFonts w:asciiTheme="majorHAnsi" w:eastAsia="Times New Roman" w:hAnsiTheme="majorHAnsi" w:cstheme="majorHAnsi"/>
+          <w:b/>
+          <w:bCs/>
+          <w:kern w:val="0"/>
+          <w:lang w:eastAsia="es-CO"/>
+          <w14:ligatures w14:val="none"/>
+        </w:rPr>
+      </w:pPr>
+      <w:r>
+        <w:rPr>
+          <w:rFonts w:asciiTheme="majorHAnsi" w:eastAsia="Times New Roman" w:hAnsiTheme="majorHAnsi" w:cstheme="majorHAnsi"/>
+          <w:b/>
+          <w:bCs/>
+          <w:kern w:val="0"/>
+          <w:lang w:eastAsia="es-CO"/>
+          <w14:ligatures w14:val="none"/>
+        </w:rPr>
+        <w:t>1. Parte Pública (sin iniciar sesión)</w:t>
+      </w:r>
+    </w:p>
+    <w:p>
+      <w:pPr>
+        <w:numPr>
+          <w:ilvl w:val="0"/>
+          <w:numId w:val="46"/>
+        </w:numPr>
+        <w:spacing w:before="100" w:beforeAutospacing="1" w:after="100" w:afterAutospacing="1" w:line="240" w:lineRule="auto"/>
+        <w:rPr>
+          <w:rFonts w:asciiTheme="majorHAnsi" w:eastAsia="Times New Roman" w:hAnsiTheme="majorHAnsi" w:cstheme="majorHAnsi"/>
+          <w:kern w:val="0"/>
+          <w:lang w:eastAsia="es-CO"/>
+          <w14:ligatures w14:val="none"/>
+        </w:rPr>
+      </w:pPr>
+      <w:proofErr w:type="spellStart"/>
+      <w:r>
+        <w:rPr>
+          <w:rFonts w:asciiTheme="majorHAnsi" w:eastAsia="Times New Roman" w:hAnsiTheme="majorHAnsi" w:cstheme="majorHAnsi"/>
+          <w:kern w:val="0"/>
+          <w:lang w:eastAsia="es-CO"/>
+          <w14:ligatures w14:val="none"/>
+        </w:rPr>
+        <w:lastRenderedPageBreak/>
+        <w:t>Header</w:t>
+      </w:r>
+      <w:proofErr w:type="spellEnd"/>
+      <w:r>
+        <w:rPr>
+          <w:rFonts w:asciiTheme="majorHAnsi" w:eastAsia="Times New Roman" w:hAnsiTheme="majorHAnsi" w:cstheme="majorHAnsi"/>
+          <w:kern w:val="0"/>
+          <w:lang w:eastAsia="es-CO"/>
+          <w14:ligatures w14:val="none"/>
+        </w:rPr>
+        <w:t xml:space="preserve"> con navegación: </w:t>
+      </w:r>
+    </w:p>
+    <w:p>
+      <w:pPr>
+        <w:numPr>
+          <w:ilvl w:val="1"/>
+          <w:numId w:val="46"/>
+        </w:numPr>
+        <w:spacing w:before="100" w:beforeAutospacing="1" w:after="100" w:afterAutospacing="1" w:line="240" w:lineRule="auto"/>
+        <w:rPr>
+          <w:rFonts w:asciiTheme="majorHAnsi" w:eastAsia="Times New Roman" w:hAnsiTheme="majorHAnsi" w:cstheme="majorHAnsi"/>
+          <w:kern w:val="0"/>
+          <w:lang w:eastAsia="es-CO"/>
+          <w14:ligatures w14:val="none"/>
+        </w:rPr>
+      </w:pPr>
+      <w:r>
+        <w:rPr>
+          <w:rFonts w:asciiTheme="majorHAnsi" w:eastAsia="Times New Roman" w:hAnsiTheme="majorHAnsi" w:cstheme="majorHAnsi"/>
+          <w:kern w:val="0"/>
+          <w:lang w:eastAsia="es-CO"/>
+          <w14:ligatures w14:val="none"/>
+        </w:rPr>
+        <w:t xml:space="preserve">Inicio </w:t>
+      </w:r>
+    </w:p>
+    <w:p>
+      <w:pPr>
+        <w:numPr>
+          <w:ilvl w:val="1"/>
+          <w:numId w:val="46"/>
+        </w:numPr>
+        <w:spacing w:before="100" w:beforeAutospacing="1" w:after="100" w:afterAutospacing="1" w:line="240" w:lineRule="auto"/>
+        <w:rPr>
+          <w:rFonts w:asciiTheme="majorHAnsi" w:eastAsia="Times New Roman" w:hAnsiTheme="majorHAnsi" w:cstheme="majorHAnsi"/>
+          <w:kern w:val="0"/>
+          <w:lang w:eastAsia="es-CO"/>
+          <w14:ligatures w14:val="none"/>
+        </w:rPr>
+      </w:pPr>
+      <w:r>
+        <w:rPr>
+          <w:rFonts w:asciiTheme="majorHAnsi" w:eastAsia="Times New Roman" w:hAnsiTheme="majorHAnsi" w:cstheme="majorHAnsi"/>
+          <w:kern w:val="0"/>
+          <w:lang w:eastAsia="es-CO"/>
+          <w14:ligatures w14:val="none"/>
+        </w:rPr>
+        <w:t xml:space="preserve">Explorar </w:t>
+      </w:r>
+    </w:p>
+    <w:p>
+      <w:pPr>
+        <w:numPr>
+          <w:ilvl w:val="1"/>
+          <w:numId w:val="46"/>
+        </w:numPr>
+        <w:spacing w:before="100" w:beforeAutospacing="1" w:after="100" w:afterAutospacing="1" w:line="240" w:lineRule="auto"/>
+        <w:rPr>
+          <w:rFonts w:asciiTheme="majorHAnsi" w:eastAsia="Times New Roman" w:hAnsiTheme="majorHAnsi" w:cstheme="majorHAnsi"/>
+          <w:kern w:val="0"/>
+          <w:lang w:eastAsia="es-CO"/>
+          <w14:ligatures w14:val="none"/>
+        </w:rPr>
+      </w:pPr>
+      <w:r>
+        <w:rPr>
+          <w:rFonts w:asciiTheme="majorHAnsi" w:eastAsia="Times New Roman" w:hAnsiTheme="majorHAnsi" w:cstheme="majorHAnsi"/>
+          <w:kern w:val="0"/>
+          <w:lang w:eastAsia="es-CO"/>
+          <w14:ligatures w14:val="none"/>
+        </w:rPr>
+        <w:t xml:space="preserve">Información </w:t>
+      </w:r>
+    </w:p>
+    <w:p>
+      <w:pPr>
+        <w:numPr>
+          <w:ilvl w:val="1"/>
+          <w:numId w:val="46"/>
+        </w:numPr>
+        <w:spacing w:before="100" w:beforeAutospacing="1" w:after="100" w:afterAutospacing="1" w:line="240" w:lineRule="auto"/>
+        <w:rPr>
+          <w:rFonts w:asciiTheme="majorHAnsi" w:eastAsia="Times New Roman" w:hAnsiTheme="majorHAnsi" w:cstheme="majorHAnsi"/>
+          <w:kern w:val="0"/>
+          <w:lang w:eastAsia="es-CO"/>
+          <w14:ligatures w14:val="none"/>
+        </w:rPr>
+      </w:pPr>
+      <w:r>
+        <w:rPr>
+          <w:rFonts w:asciiTheme="majorHAnsi" w:eastAsia="Times New Roman" w:hAnsiTheme="majorHAnsi" w:cstheme="majorHAnsi"/>
+          <w:kern w:val="0"/>
+          <w:lang w:eastAsia="es-CO"/>
+          <w14:ligatures w14:val="none"/>
+        </w:rPr>
+        <w:t xml:space="preserve">Contacto </w:t>
+      </w:r>
+    </w:p>
+    <w:p>
+      <w:pPr>
+        <w:numPr>
+          <w:ilvl w:val="0"/>
+          <w:numId w:val="46"/>
+        </w:numPr>
+        <w:spacing w:before="100" w:beforeAutospacing="1" w:after="100" w:afterAutospacing="1" w:line="240" w:lineRule="auto"/>
+        <w:rPr>
+          <w:rFonts w:asciiTheme="majorHAnsi" w:eastAsia="Times New Roman" w:hAnsiTheme="majorHAnsi" w:cstheme="majorHAnsi"/>
+          <w:kern w:val="0"/>
+          <w:lang w:eastAsia="es-CO"/>
+          <w14:ligatures w14:val="none"/>
+        </w:rPr>
+      </w:pPr>
+      <w:r>
+        <w:rPr>
+          <w:rFonts w:asciiTheme="majorHAnsi" w:eastAsia="Times New Roman" w:hAnsiTheme="majorHAnsi" w:cstheme="majorHAnsi"/>
+          <w:kern w:val="0"/>
+          <w:lang w:eastAsia="es-CO"/>
+          <w14:ligatures w14:val="none"/>
+        </w:rPr>
+        <w:t xml:space="preserve">Sección principal con buscador de parqueaderos. </w:t>
+      </w:r>
+    </w:p>
+    <w:p>
+      <w:pPr>
+        <w:numPr>
+          <w:ilvl w:val="0"/>
+          <w:numId w:val="46"/>
+        </w:numPr>
+        <w:spacing w:before="100" w:beforeAutospacing="1" w:after="100" w:afterAutospacing="1" w:line="240" w:lineRule="auto"/>
+        <w:rPr>
+          <w:rFonts w:asciiTheme="majorHAnsi" w:eastAsia="Times New Roman" w:hAnsiTheme="majorHAnsi" w:cstheme="majorHAnsi"/>
+          <w:kern w:val="0"/>
+          <w:lang w:eastAsia="es-CO"/>
+          <w14:ligatures w14:val="none"/>
+        </w:rPr>
+      </w:pPr>
+      <w:r>
+        <w:rPr>
+          <w:rFonts w:asciiTheme="majorHAnsi" w:eastAsia="Times New Roman" w:hAnsiTheme="majorHAnsi" w:cstheme="majorHAnsi"/>
+          <w:kern w:val="0"/>
+          <w:lang w:eastAsia="es-CO"/>
+          <w14:ligatures w14:val="none"/>
+        </w:rPr>
+        <w:t xml:space="preserve">Tarjetas con información resumida. </w:t>
+      </w:r>
+    </w:p>
+    <w:p>
+      <w:pPr>
+        <w:numPr>
+          <w:ilvl w:val="0"/>
+          <w:numId w:val="46"/>
+        </w:numPr>
+        <w:spacing w:before="100" w:beforeAutospacing="1" w:after="100" w:afterAutospacing="1" w:line="240" w:lineRule="auto"/>
+        <w:rPr>
+          <w:rFonts w:asciiTheme="majorHAnsi" w:eastAsia="Times New Roman" w:hAnsiTheme="majorHAnsi" w:cstheme="majorHAnsi"/>
+          <w:kern w:val="0"/>
+          <w:lang w:eastAsia="es-CO"/>
+          <w14:ligatures w14:val="none"/>
+        </w:rPr>
+      </w:pPr>
+      <w:r>
+        <w:rPr>
+          <w:rFonts w:asciiTheme="majorHAnsi" w:eastAsia="Times New Roman" w:hAnsiTheme="majorHAnsi" w:cstheme="majorHAnsi"/>
+          <w:kern w:val="0"/>
+          <w:lang w:eastAsia="es-CO"/>
+          <w14:ligatures w14:val="none"/>
+        </w:rPr>
+        <w:t xml:space="preserve">Limitaciones: </w:t>
+      </w:r>
+    </w:p>
+    <w:p>
+      <w:pPr>
+        <w:numPr>
+          <w:ilvl w:val="1"/>
+          <w:numId w:val="46"/>
+        </w:numPr>
+        <w:spacing w:before="100" w:beforeAutospacing="1" w:after="100" w:afterAutospacing="1" w:line="240" w:lineRule="auto"/>
+        <w:rPr>
+          <w:rFonts w:asciiTheme="majorHAnsi" w:eastAsia="Times New Roman" w:hAnsiTheme="majorHAnsi" w:cstheme="majorHAnsi"/>
+          <w:kern w:val="0"/>
+          <w:lang w:eastAsia="es-CO"/>
+          <w14:ligatures w14:val="none"/>
+        </w:rPr>
+      </w:pPr>
+      <w:r>
+        <w:rPr>
+          <w:rFonts w:asciiTheme="majorHAnsi" w:eastAsia="Times New Roman" w:hAnsiTheme="majorHAnsi" w:cstheme="majorHAnsi"/>
+          <w:kern w:val="0"/>
+          <w:lang w:eastAsia="es-CO"/>
+          <w14:ligatures w14:val="none"/>
+        </w:rPr>
+        <w:t xml:space="preserve">No acceso completo a funcionalidades. </w:t>
+      </w:r>
+    </w:p>
+    <w:p>
+      <w:pPr>
+        <w:numPr>
+          <w:ilvl w:val="1"/>
+          <w:numId w:val="46"/>
+        </w:numPr>
+        <w:spacing w:before="100" w:beforeAutospacing="1" w:after="100" w:afterAutospacing="1" w:line="240" w:lineRule="auto"/>
+        <w:rPr>
+          <w:rFonts w:asciiTheme="majorHAnsi" w:eastAsia="Times New Roman" w:hAnsiTheme="majorHAnsi" w:cstheme="majorHAnsi"/>
+          <w:kern w:val="0"/>
+          <w:lang w:eastAsia="es-CO"/>
+          <w14:ligatures w14:val="none"/>
+        </w:rPr>
+      </w:pPr>
+      <w:r>
+        <w:rPr>
+          <w:rFonts w:asciiTheme="majorHAnsi" w:eastAsia="Times New Roman" w:hAnsiTheme="majorHAnsi" w:cstheme="majorHAnsi"/>
+          <w:kern w:val="0"/>
+          <w:lang w:eastAsia="es-CO"/>
+          <w14:ligatures w14:val="none"/>
+        </w:rPr>
+        <w:t xml:space="preserve">Información parcial. </w:t>
+      </w:r>
+    </w:p>
+    <w:p>
+      <w:pPr>
+        <w:numPr>
+          <w:ilvl w:val="0"/>
+          <w:numId w:val="46"/>
+        </w:numPr>
+        <w:spacing w:before="100" w:beforeAutospacing="1" w:after="100" w:afterAutospacing="1" w:line="240" w:lineRule="auto"/>
+        <w:rPr>
+          <w:rFonts w:asciiTheme="majorHAnsi" w:eastAsia="Times New Roman" w:hAnsiTheme="majorHAnsi" w:cstheme="majorHAnsi"/>
+          <w:kern w:val="0"/>
+          <w:lang w:eastAsia="es-CO"/>
+          <w14:ligatures w14:val="none"/>
+        </w:rPr>
+      </w:pPr>
+      <w:r>
+        <w:rPr>
+          <w:rFonts w:asciiTheme="majorHAnsi" w:eastAsia="Times New Roman" w:hAnsiTheme="majorHAnsi" w:cstheme="majorHAnsi"/>
+          <w:kern w:val="0"/>
+          <w:lang w:eastAsia="es-CO"/>
+          <w14:ligatures w14:val="none"/>
+        </w:rPr>
+        <w:t xml:space="preserve">Llamados a la acción: </w:t>
+      </w:r>
+    </w:p>
+    <w:p>
+      <w:pPr>
+        <w:numPr>
+          <w:ilvl w:val="1"/>
+          <w:numId w:val="46"/>
+        </w:numPr>
+        <w:spacing w:before="100" w:beforeAutospacing="1" w:after="100" w:afterAutospacing="1" w:line="240" w:lineRule="auto"/>
+        <w:rPr>
+          <w:rFonts w:asciiTheme="majorHAnsi" w:eastAsia="Times New Roman" w:hAnsiTheme="majorHAnsi" w:cstheme="majorHAnsi"/>
+          <w:kern w:val="0"/>
+          <w:lang w:eastAsia="es-CO"/>
+          <w14:ligatures w14:val="none"/>
+        </w:rPr>
+      </w:pPr>
+      <w:r>
+        <w:rPr>
+          <w:rFonts w:asciiTheme="majorHAnsi" w:eastAsia="Times New Roman" w:hAnsiTheme="majorHAnsi" w:cstheme="majorHAnsi"/>
+          <w:kern w:val="0"/>
+          <w:lang w:eastAsia="es-CO"/>
+          <w14:ligatures w14:val="none"/>
+        </w:rPr>
+        <w:t xml:space="preserve">Registrarse </w:t>
+      </w:r>
+    </w:p>
+    <w:p>
+      <w:pPr>
+        <w:numPr>
+          <w:ilvl w:val="1"/>
+          <w:numId w:val="46"/>
+        </w:numPr>
+        <w:spacing w:before="100" w:beforeAutospacing="1" w:after="100" w:afterAutospacing="1" w:line="240" w:lineRule="auto"/>
+        <w:rPr>
+          <w:rFonts w:asciiTheme="majorHAnsi" w:eastAsia="Times New Roman" w:hAnsiTheme="majorHAnsi" w:cstheme="majorHAnsi"/>
+          <w:kern w:val="0"/>
+          <w:lang w:eastAsia="es-CO"/>
+          <w14:ligatures w14:val="none"/>
+        </w:rPr>
+      </w:pPr>
+      <w:r>
+        <w:rPr>
+          <w:rFonts w:asciiTheme="majorHAnsi" w:eastAsia="Times New Roman" w:hAnsiTheme="majorHAnsi" w:cstheme="majorHAnsi"/>
+          <w:kern w:val="0"/>
+          <w:lang w:eastAsia="es-CO"/>
+          <w14:ligatures w14:val="none"/>
+        </w:rPr>
+        <w:t xml:space="preserve">Iniciar sesión </w:t>
+      </w:r>
+    </w:p>
+    <w:p>
+      <w:pPr>
+        <w:spacing w:after="0" w:line="240" w:lineRule="auto"/>
+        <w:rPr>
+          <w:rFonts w:asciiTheme="majorHAnsi" w:eastAsia="Times New Roman" w:hAnsiTheme="majorHAnsi" w:cstheme="majorHAnsi"/>
+          <w:kern w:val="0"/>
+          <w:lang w:eastAsia="es-CO"/>
+          <w14:ligatures w14:val="none"/>
+        </w:rPr>
+      </w:pPr>
+      <w:r>
+        <w:rPr>
+          <w:rFonts w:asciiTheme="majorHAnsi" w:eastAsia="Times New Roman" w:hAnsiTheme="majorHAnsi" w:cstheme="majorHAnsi"/>
+          <w:kern w:val="0"/>
+          <w:lang w:eastAsia="es-CO"/>
+          <w14:ligatures w14:val="none"/>
+        </w:rPr>
+        <w:pict w14:anchorId="6E23C627">
+          <v:rect id="_x0000_i1078" style="width:0;height:1.5pt" o:hralign="center" o:hrstd="t" o:hr="t" fillcolor="#a0a0a0" stroked="f"/>
+        </w:pict>
+      </w:r>
+    </w:p>
+    <w:p>
+      <w:pPr>
+        <w:spacing w:before="100" w:beforeAutospacing="1" w:after="100" w:afterAutospacing="1" w:line="240" w:lineRule="auto"/>
+        <w:outlineLvl w:val="3"/>
+        <w:rPr>
+          <w:rFonts w:asciiTheme="majorHAnsi" w:eastAsia="Times New Roman" w:hAnsiTheme="majorHAnsi" w:cstheme="majorHAnsi"/>
+          <w:b/>
+          <w:bCs/>
+          <w:kern w:val="0"/>
+          <w:sz w:val="36"/>
+          <w:szCs w:val="36"/>
+          <w:lang w:eastAsia="es-CO"/>
+          <w14:ligatures w14:val="none"/>
+        </w:rPr>
+      </w:pPr>
+      <w:r>
+        <w:rPr>
+          <w:rFonts w:asciiTheme="majorHAnsi" w:eastAsia="Times New Roman" w:hAnsiTheme="majorHAnsi" w:cstheme="majorHAnsi"/>
+          <w:b/>
+          <w:bCs/>
+          <w:kern w:val="0"/>
+          <w:sz w:val="36"/>
+          <w:szCs w:val="36"/>
+          <w:lang w:eastAsia="es-CO"/>
+          <w14:ligatures w14:val="none"/>
+        </w:rPr>
+        <w:t>2. Sistema de Autenticación</w:t>
+      </w:r>
+    </w:p>
+    <w:p>
+      <w:pPr>
+        <w:numPr>
+          <w:ilvl w:val="0"/>
+          <w:numId w:val="47"/>
+        </w:numPr>
+        <w:spacing w:before="100" w:beforeAutospacing="1" w:after="100" w:afterAutospacing="1" w:line="240" w:lineRule="auto"/>
+        <w:rPr>
+          <w:rFonts w:asciiTheme="majorHAnsi" w:eastAsia="Times New Roman" w:hAnsiTheme="majorHAnsi" w:cstheme="majorHAnsi"/>
+          <w:kern w:val="0"/>
+          <w:lang w:eastAsia="es-CO"/>
+          <w14:ligatures w14:val="none"/>
+        </w:rPr>
+      </w:pPr>
+      <w:r>
+        <w:rPr>
+          <w:rFonts w:asciiTheme="majorHAnsi" w:eastAsia="Times New Roman" w:hAnsiTheme="majorHAnsi" w:cstheme="majorHAnsi"/>
+          <w:kern w:val="0"/>
+          <w:lang w:eastAsia="es-CO"/>
+          <w14:ligatures w14:val="none"/>
+        </w:rPr>
+        <w:t xml:space="preserve">Inicio de sesión. </w:t>
+      </w:r>
+    </w:p>
+    <w:p>
+      <w:pPr>
+        <w:numPr>
+          <w:ilvl w:val="0"/>
+          <w:numId w:val="47"/>
+        </w:numPr>
+        <w:spacing w:before="100" w:beforeAutospacing="1" w:after="100" w:afterAutospacing="1" w:line="240" w:lineRule="auto"/>
+        <w:rPr>
+          <w:rFonts w:asciiTheme="majorHAnsi" w:eastAsia="Times New Roman" w:hAnsiTheme="majorHAnsi" w:cstheme="majorHAnsi"/>
+          <w:kern w:val="0"/>
+          <w:lang w:eastAsia="es-CO"/>
+          <w14:ligatures w14:val="none"/>
+        </w:rPr>
+      </w:pPr>
+      <w:r>
+        <w:rPr>
+          <w:rFonts w:asciiTheme="majorHAnsi" w:eastAsia="Times New Roman" w:hAnsiTheme="majorHAnsi" w:cstheme="majorHAnsi"/>
+          <w:kern w:val="0"/>
+          <w:lang w:eastAsia="es-CO"/>
+          <w14:ligatures w14:val="none"/>
+        </w:rPr>
+        <w:t xml:space="preserve">Registro de usuarios. </w:t>
+      </w:r>
+    </w:p>
+    <w:p>
+      <w:pPr>
+        <w:numPr>
+          <w:ilvl w:val="0"/>
+          <w:numId w:val="47"/>
+        </w:numPr>
+        <w:spacing w:before="100" w:beforeAutospacing="1" w:after="100" w:afterAutospacing="1" w:line="240" w:lineRule="auto"/>
+        <w:rPr>
+          <w:rFonts w:asciiTheme="majorHAnsi" w:eastAsia="Times New Roman" w:hAnsiTheme="majorHAnsi" w:cstheme="majorHAnsi"/>
+          <w:kern w:val="0"/>
+          <w:lang w:eastAsia="es-CO"/>
+          <w14:ligatures w14:val="none"/>
+        </w:rPr>
+      </w:pPr>
+      <w:r>
+        <w:rPr>
+          <w:rFonts w:asciiTheme="majorHAnsi" w:eastAsia="Times New Roman" w:hAnsiTheme="majorHAnsi" w:cstheme="majorHAnsi"/>
+          <w:kern w:val="0"/>
+          <w:lang w:eastAsia="es-CO"/>
+          <w14:ligatures w14:val="none"/>
+        </w:rPr>
+        <w:t xml:space="preserve">Recuperación de contraseña. </w:t>
+      </w:r>
+    </w:p>
+    <w:p>
+      <w:pPr>
+        <w:numPr>
+          <w:ilvl w:val="0"/>
+          <w:numId w:val="47"/>
+        </w:numPr>
+        <w:spacing w:before="100" w:beforeAutospacing="1" w:after="100" w:afterAutospacing="1" w:line="240" w:lineRule="auto"/>
+        <w:rPr>
+          <w:rFonts w:asciiTheme="majorHAnsi" w:eastAsia="Times New Roman" w:hAnsiTheme="majorHAnsi" w:cstheme="majorHAnsi"/>
+          <w:kern w:val="0"/>
+          <w:lang w:eastAsia="es-CO"/>
+          <w14:ligatures w14:val="none"/>
+        </w:rPr>
+      </w:pPr>
+      <w:r>
+        <w:rPr>
+          <w:rFonts w:asciiTheme="majorHAnsi" w:eastAsia="Times New Roman" w:hAnsiTheme="majorHAnsi" w:cstheme="majorHAnsi"/>
+          <w:kern w:val="0"/>
+          <w:lang w:eastAsia="es-CO"/>
+          <w14:ligatures w14:val="none"/>
+        </w:rPr>
+        <w:t xml:space="preserve">Flujo: </w:t>
+      </w:r>
+    </w:p>
+    <w:p>
+      <w:pPr>
+        <w:numPr>
+          <w:ilvl w:val="1"/>
+          <w:numId w:val="47"/>
+        </w:numPr>
+        <w:spacing w:before="100" w:beforeAutospacing="1" w:after="100" w:afterAutospacing="1" w:line="240" w:lineRule="auto"/>
+        <w:rPr>
+          <w:rFonts w:asciiTheme="majorHAnsi" w:eastAsia="Times New Roman" w:hAnsiTheme="majorHAnsi" w:cstheme="majorHAnsi"/>
+          <w:kern w:val="0"/>
+          <w:lang w:eastAsia="es-CO"/>
+          <w14:ligatures w14:val="none"/>
+        </w:rPr>
+      </w:pPr>
+      <w:r>
+        <w:rPr>
+          <w:rFonts w:asciiTheme="majorHAnsi" w:eastAsia="Times New Roman" w:hAnsiTheme="majorHAnsi" w:cstheme="majorHAnsi"/>
+          <w:kern w:val="0"/>
+          <w:lang w:eastAsia="es-CO"/>
+          <w14:ligatures w14:val="none"/>
+        </w:rPr>
+        <w:t xml:space="preserve">Rápido </w:t>
+      </w:r>
+    </w:p>
+    <w:p>
+      <w:pPr>
+        <w:numPr>
+          <w:ilvl w:val="1"/>
+          <w:numId w:val="47"/>
+        </w:numPr>
+        <w:spacing w:before="100" w:beforeAutospacing="1" w:after="100" w:afterAutospacing="1" w:line="240" w:lineRule="auto"/>
+        <w:rPr>
+          <w:rFonts w:asciiTheme="majorHAnsi" w:eastAsia="Times New Roman" w:hAnsiTheme="majorHAnsi" w:cstheme="majorHAnsi"/>
+          <w:kern w:val="0"/>
+          <w:lang w:eastAsia="es-CO"/>
+          <w14:ligatures w14:val="none"/>
+        </w:rPr>
+      </w:pPr>
+      <w:r>
+        <w:rPr>
+          <w:rFonts w:asciiTheme="majorHAnsi" w:eastAsia="Times New Roman" w:hAnsiTheme="majorHAnsi" w:cstheme="majorHAnsi"/>
+          <w:kern w:val="0"/>
+          <w:lang w:eastAsia="es-CO"/>
+          <w14:ligatures w14:val="none"/>
+        </w:rPr>
+        <w:t xml:space="preserve">Intuitivo </w:t>
+      </w:r>
+    </w:p>
+    <w:p>
+      <w:pPr>
+        <w:numPr>
+          <w:ilvl w:val="1"/>
+          <w:numId w:val="47"/>
+        </w:numPr>
+        <w:spacing w:before="100" w:beforeAutospacing="1" w:after="100" w:afterAutospacing="1" w:line="240" w:lineRule="auto"/>
+        <w:rPr>
+          <w:rFonts w:asciiTheme="majorHAnsi" w:eastAsia="Times New Roman" w:hAnsiTheme="majorHAnsi" w:cstheme="majorHAnsi"/>
+          <w:kern w:val="0"/>
+          <w:lang w:eastAsia="es-CO"/>
+          <w14:ligatures w14:val="none"/>
+        </w:rPr>
+      </w:pPr>
+      <w:r>
+        <w:rPr>
+          <w:rFonts w:asciiTheme="majorHAnsi" w:eastAsia="Times New Roman" w:hAnsiTheme="majorHAnsi" w:cstheme="majorHAnsi"/>
+          <w:kern w:val="0"/>
+          <w:lang w:eastAsia="es-CO"/>
+          <w14:ligatures w14:val="none"/>
+        </w:rPr>
+        <w:t xml:space="preserve">Moderno </w:t>
+      </w:r>
+    </w:p>
+    <w:p>
+      <w:pPr>
+        <w:numPr>
+          <w:ilvl w:val="0"/>
+          <w:numId w:val="47"/>
+        </w:numPr>
+        <w:spacing w:before="100" w:beforeAutospacing="1" w:after="100" w:afterAutospacing="1" w:line="240" w:lineRule="auto"/>
+        <w:rPr>
+          <w:rFonts w:asciiTheme="majorHAnsi" w:eastAsia="Times New Roman" w:hAnsiTheme="majorHAnsi" w:cstheme="majorHAnsi"/>
+          <w:kern w:val="0"/>
+          <w:lang w:eastAsia="es-CO"/>
+          <w14:ligatures w14:val="none"/>
+        </w:rPr>
+      </w:pPr>
+      <w:r>
+        <w:rPr>
+          <w:rFonts w:asciiTheme="majorHAnsi" w:eastAsia="Times New Roman" w:hAnsiTheme="majorHAnsi" w:cstheme="majorHAnsi"/>
+          <w:kern w:val="0"/>
+          <w:lang w:eastAsia="es-CO"/>
+          <w14:ligatures w14:val="none"/>
+        </w:rPr>
+        <w:t xml:space="preserve">Diferenciación de roles: </w:t>
+      </w:r>
+    </w:p>
+    <w:p>
+      <w:pPr>
+        <w:numPr>
+          <w:ilvl w:val="1"/>
+          <w:numId w:val="47"/>
+        </w:numPr>
+        <w:spacing w:before="100" w:beforeAutospacing="1" w:after="100" w:afterAutospacing="1" w:line="240" w:lineRule="auto"/>
+        <w:rPr>
+          <w:rFonts w:asciiTheme="majorHAnsi" w:eastAsia="Times New Roman" w:hAnsiTheme="majorHAnsi" w:cstheme="majorHAnsi"/>
+          <w:kern w:val="0"/>
+          <w:lang w:eastAsia="es-CO"/>
+          <w14:ligatures w14:val="none"/>
+        </w:rPr>
+      </w:pPr>
+      <w:r>
+        <w:rPr>
+          <w:rFonts w:asciiTheme="majorHAnsi" w:eastAsia="Times New Roman" w:hAnsiTheme="majorHAnsi" w:cstheme="majorHAnsi"/>
+          <w:kern w:val="0"/>
+          <w:lang w:eastAsia="es-CO"/>
+          <w14:ligatures w14:val="none"/>
+        </w:rPr>
+        <w:t xml:space="preserve">Arrendador </w:t>
+      </w:r>
+    </w:p>
+    <w:p>
+      <w:pPr>
+        <w:numPr>
+          <w:ilvl w:val="1"/>
+          <w:numId w:val="47"/>
+        </w:numPr>
+        <w:spacing w:before="100" w:beforeAutospacing="1" w:after="100" w:afterAutospacing="1" w:line="240" w:lineRule="auto"/>
+        <w:rPr>
+          <w:rFonts w:asciiTheme="majorHAnsi" w:eastAsia="Times New Roman" w:hAnsiTheme="majorHAnsi" w:cstheme="majorHAnsi"/>
+          <w:kern w:val="0"/>
+          <w:lang w:eastAsia="es-CO"/>
+          <w14:ligatures w14:val="none"/>
+        </w:rPr>
+      </w:pPr>
+      <w:r>
+        <w:rPr>
+          <w:rFonts w:asciiTheme="majorHAnsi" w:eastAsia="Times New Roman" w:hAnsiTheme="majorHAnsi" w:cstheme="majorHAnsi"/>
+          <w:kern w:val="0"/>
+          <w:lang w:eastAsia="es-CO"/>
+          <w14:ligatures w14:val="none"/>
+        </w:rPr>
+        <w:t xml:space="preserve">Arrendatario </w:t>
+      </w:r>
+    </w:p>
+    <w:p>
+      <w:pPr>
+        <w:spacing w:after="0" w:line="240" w:lineRule="auto"/>
+        <w:rPr>
+          <w:rFonts w:asciiTheme="majorHAnsi" w:eastAsia="Times New Roman" w:hAnsiTheme="majorHAnsi" w:cstheme="majorHAnsi"/>
+          <w:kern w:val="0"/>
+          <w:lang w:eastAsia="es-CO"/>
+          <w14:ligatures w14:val="none"/>
+        </w:rPr>
+      </w:pPr>
+      <w:r>
+        <w:rPr>
+          <w:rFonts w:asciiTheme="majorHAnsi" w:eastAsia="Times New Roman" w:hAnsiTheme="majorHAnsi" w:cstheme="majorHAnsi"/>
+          <w:kern w:val="0"/>
+          <w:lang w:eastAsia="es-CO"/>
+          <w14:ligatures w14:val="none"/>
+        </w:rPr>
+        <w:pict w14:anchorId="6D75C16C">
+          <v:rect id="_x0000_i1079" style="width:0;height:1.5pt" o:hralign="center" o:hrstd="t" o:hr="t" fillcolor="#a0a0a0" stroked="f"/>
+        </w:pict>
+      </w:r>
+    </w:p>
+    <w:p>
+      <w:pPr>
+        <w:spacing w:before="100" w:beforeAutospacing="1" w:after="100" w:afterAutospacing="1" w:line="240" w:lineRule="auto"/>
+        <w:outlineLvl w:val="3"/>
+        <w:rPr>
+          <w:rFonts w:asciiTheme="majorHAnsi" w:eastAsia="Times New Roman" w:hAnsiTheme="majorHAnsi" w:cstheme="majorHAnsi"/>
+          <w:b/>
+          <w:bCs/>
+          <w:kern w:val="0"/>
+          <w:sz w:val="36"/>
+          <w:szCs w:val="36"/>
+          <w:lang w:eastAsia="es-CO"/>
+          <w14:ligatures w14:val="none"/>
+        </w:rPr>
+      </w:pPr>
+      <w:r>
+        <w:rPr>
+          <w:rFonts w:asciiTheme="majorHAnsi" w:eastAsia="Times New Roman" w:hAnsiTheme="majorHAnsi" w:cstheme="majorHAnsi"/>
+          <w:b/>
+          <w:bCs/>
+          <w:kern w:val="0"/>
+          <w:sz w:val="36"/>
+          <w:szCs w:val="36"/>
+          <w:lang w:eastAsia="es-CO"/>
+          <w14:ligatures w14:val="none"/>
+        </w:rPr>
+        <w:t>3. Parte Privada (con sesión iniciada)</w:t>
+      </w:r>
+    </w:p>
+    <w:p>
+      <w:pPr>
+        <w:spacing w:before="100" w:beforeAutospacing="1" w:after="100" w:afterAutospacing="1" w:line="240" w:lineRule="auto"/>
+        <w:rPr>
+          <w:rFonts w:asciiTheme="majorHAnsi" w:eastAsia="Times New Roman" w:hAnsiTheme="majorHAnsi" w:cstheme="majorHAnsi"/>
+          <w:kern w:val="0"/>
+          <w:lang w:eastAsia="es-CO"/>
+          <w14:ligatures w14:val="none"/>
+        </w:rPr>
+      </w:pPr>
+      <w:proofErr w:type="spellStart"/>
+      <w:r>
+        <w:rPr>
+          <w:rFonts w:asciiTheme="majorHAnsi" w:eastAsia="Times New Roman" w:hAnsiTheme="majorHAnsi" w:cstheme="majorHAnsi"/>
+          <w:b/>
+          <w:bCs/>
+          <w:kern w:val="0"/>
+          <w:lang w:eastAsia="es-CO"/>
+          <w14:ligatures w14:val="none"/>
+        </w:rPr>
+        <w:t>Dashboard</w:t>
+      </w:r>
+      <w:proofErr w:type="spellEnd"/>
+      <w:r>
+        <w:rPr>
+          <w:rFonts w:asciiTheme="majorHAnsi" w:eastAsia="Times New Roman" w:hAnsiTheme="majorHAnsi" w:cstheme="majorHAnsi"/>
+          <w:b/>
+          <w:bCs/>
+          <w:kern w:val="0"/>
+          <w:lang w:eastAsia="es-CO"/>
+          <w14:ligatures w14:val="none"/>
+        </w:rPr>
+        <w:t xml:space="preserve"> principal:</w:t>
+      </w:r>
+    </w:p>
+    <w:p>
+      <w:pPr>
+        <w:numPr>
+          <w:ilvl w:val="0"/>
+          <w:numId w:val="48"/>
+        </w:numPr>
+        <w:spacing w:before="100" w:beforeAutospacing="1" w:after="100" w:afterAutospacing="1" w:line="240" w:lineRule="auto"/>
+        <w:rPr>
+          <w:rFonts w:asciiTheme="majorHAnsi" w:eastAsia="Times New Roman" w:hAnsiTheme="majorHAnsi" w:cstheme="majorHAnsi"/>
+          <w:kern w:val="0"/>
+          <w:lang w:eastAsia="es-CO"/>
+          <w14:ligatures w14:val="none"/>
+        </w:rPr>
+      </w:pPr>
+      <w:r>
+        <w:rPr>
+          <w:rFonts w:asciiTheme="majorHAnsi" w:eastAsia="Times New Roman" w:hAnsiTheme="majorHAnsi" w:cstheme="majorHAnsi"/>
+          <w:kern w:val="0"/>
+          <w:lang w:eastAsia="es-CO"/>
+          <w14:ligatures w14:val="none"/>
+        </w:rPr>
+        <w:t xml:space="preserve">Resumen de actividad del usuario. </w:t>
+      </w:r>
+    </w:p>
+    <w:p>
+      <w:pPr>
+        <w:spacing w:before="100" w:beforeAutospacing="1" w:after="100" w:afterAutospacing="1" w:line="240" w:lineRule="auto"/>
+        <w:rPr>
+          <w:rFonts w:asciiTheme="majorHAnsi" w:eastAsia="Times New Roman" w:hAnsiTheme="majorHAnsi" w:cstheme="majorHAnsi"/>
+          <w:kern w:val="0"/>
+          <w:lang w:eastAsia="es-CO"/>
+          <w14:ligatures w14:val="none"/>
+        </w:rPr>
+      </w:pPr>
+      <w:r>
+        <w:rPr>
+          <w:rFonts w:asciiTheme="majorHAnsi" w:eastAsia="Times New Roman" w:hAnsiTheme="majorHAnsi" w:cstheme="majorHAnsi"/>
+          <w:b/>
+          <w:bCs/>
+          <w:kern w:val="0"/>
+          <w:lang w:eastAsia="es-CO"/>
+          <w14:ligatures w14:val="none"/>
+        </w:rPr>
+        <w:t>Funcionalidades completas:</w:t>
+      </w:r>
+    </w:p>
+    <w:p>
+      <w:pPr>
+        <w:numPr>
+          <w:ilvl w:val="0"/>
+          <w:numId w:val="49"/>
+        </w:numPr>
+        <w:spacing w:before="100" w:beforeAutospacing="1" w:after="100" w:afterAutospacing="1" w:line="240" w:lineRule="auto"/>
+        <w:rPr>
+          <w:rFonts w:asciiTheme="majorHAnsi" w:eastAsia="Times New Roman" w:hAnsiTheme="majorHAnsi" w:cstheme="majorHAnsi"/>
+          <w:kern w:val="0"/>
+          <w:lang w:eastAsia="es-CO"/>
+          <w14:ligatures w14:val="none"/>
+        </w:rPr>
+      </w:pPr>
+      <w:r>
+        <w:rPr>
+          <w:rFonts w:asciiTheme="majorHAnsi" w:eastAsia="Times New Roman" w:hAnsiTheme="majorHAnsi" w:cstheme="majorHAnsi"/>
+          <w:kern w:val="0"/>
+          <w:lang w:eastAsia="es-CO"/>
+          <w14:ligatures w14:val="none"/>
+        </w:rPr>
+        <w:t xml:space="preserve">Gestión de reservas </w:t>
+      </w:r>
+    </w:p>
+    <w:p>
+      <w:pPr>
+        <w:numPr>
+          <w:ilvl w:val="0"/>
+          <w:numId w:val="49"/>
+        </w:numPr>
+        <w:spacing w:before="100" w:beforeAutospacing="1" w:after="100" w:afterAutospacing="1" w:line="240" w:lineRule="auto"/>
+        <w:rPr>
+          <w:rFonts w:asciiTheme="majorHAnsi" w:eastAsia="Times New Roman" w:hAnsiTheme="majorHAnsi" w:cstheme="majorHAnsi"/>
+          <w:kern w:val="0"/>
+          <w:lang w:eastAsia="es-CO"/>
+          <w14:ligatures w14:val="none"/>
+        </w:rPr>
+      </w:pPr>
+      <w:r>
+        <w:rPr>
+          <w:rFonts w:asciiTheme="majorHAnsi" w:eastAsia="Times New Roman" w:hAnsiTheme="majorHAnsi" w:cstheme="majorHAnsi"/>
+          <w:kern w:val="0"/>
+          <w:lang w:eastAsia="es-CO"/>
+          <w14:ligatures w14:val="none"/>
+        </w:rPr>
+        <w:t xml:space="preserve">Gestión de vehículos </w:t>
+      </w:r>
+    </w:p>
+    <w:p>
+      <w:pPr>
+        <w:numPr>
+          <w:ilvl w:val="0"/>
+          <w:numId w:val="49"/>
+        </w:numPr>
+        <w:spacing w:before="100" w:beforeAutospacing="1" w:after="100" w:afterAutospacing="1" w:line="240" w:lineRule="auto"/>
+        <w:rPr>
+          <w:rFonts w:asciiTheme="majorHAnsi" w:eastAsia="Times New Roman" w:hAnsiTheme="majorHAnsi" w:cstheme="majorHAnsi"/>
+          <w:kern w:val="0"/>
+          <w:lang w:eastAsia="es-CO"/>
+          <w14:ligatures w14:val="none"/>
+        </w:rPr>
+      </w:pPr>
+      <w:r>
+        <w:rPr>
+          <w:rFonts w:asciiTheme="majorHAnsi" w:eastAsia="Times New Roman" w:hAnsiTheme="majorHAnsi" w:cstheme="majorHAnsi"/>
+          <w:kern w:val="0"/>
+          <w:lang w:eastAsia="es-CO"/>
+          <w14:ligatures w14:val="none"/>
+        </w:rPr>
+        <w:t xml:space="preserve">Historial </w:t>
+      </w:r>
+    </w:p>
+    <w:p>
+      <w:pPr>
+        <w:numPr>
+          <w:ilvl w:val="0"/>
+          <w:numId w:val="49"/>
+        </w:numPr>
+        <w:spacing w:before="100" w:beforeAutospacing="1" w:after="100" w:afterAutospacing="1" w:line="240" w:lineRule="auto"/>
+        <w:rPr>
+          <w:rFonts w:asciiTheme="majorHAnsi" w:eastAsia="Times New Roman" w:hAnsiTheme="majorHAnsi" w:cstheme="majorHAnsi"/>
+          <w:kern w:val="0"/>
+          <w:lang w:eastAsia="es-CO"/>
+          <w14:ligatures w14:val="none"/>
+        </w:rPr>
+      </w:pPr>
+      <w:r>
+        <w:rPr>
+          <w:rFonts w:asciiTheme="majorHAnsi" w:eastAsia="Times New Roman" w:hAnsiTheme="majorHAnsi" w:cstheme="majorHAnsi"/>
+          <w:kern w:val="0"/>
+          <w:lang w:eastAsia="es-CO"/>
+          <w14:ligatures w14:val="none"/>
+        </w:rPr>
+        <w:t xml:space="preserve">Perfil </w:t>
+      </w:r>
+    </w:p>
+    <w:p>
+      <w:pPr>
+        <w:spacing w:before="100" w:beforeAutospacing="1" w:after="100" w:afterAutospacing="1" w:line="240" w:lineRule="auto"/>
+        <w:rPr>
+          <w:rFonts w:asciiTheme="majorHAnsi" w:eastAsia="Times New Roman" w:hAnsiTheme="majorHAnsi" w:cstheme="majorHAnsi"/>
+          <w:kern w:val="0"/>
+          <w:lang w:eastAsia="es-CO"/>
+          <w14:ligatures w14:val="none"/>
+        </w:rPr>
+      </w:pPr>
+      <w:r>
+        <w:rPr>
+          <w:rFonts w:asciiTheme="majorHAnsi" w:eastAsia="Times New Roman" w:hAnsiTheme="majorHAnsi" w:cstheme="majorHAnsi"/>
+          <w:b/>
+          <w:bCs/>
+          <w:kern w:val="0"/>
+          <w:lang w:eastAsia="es-CO"/>
+          <w14:ligatures w14:val="none"/>
+        </w:rPr>
+        <w:lastRenderedPageBreak/>
+        <w:t>Secciones organizadas:</w:t>
+      </w:r>
+    </w:p>
+    <w:p>
+      <w:pPr>
+        <w:numPr>
+          <w:ilvl w:val="0"/>
+          <w:numId w:val="50"/>
+        </w:numPr>
+        <w:spacing w:before="100" w:beforeAutospacing="1" w:after="100" w:afterAutospacing="1" w:line="240" w:lineRule="auto"/>
+        <w:rPr>
+          <w:rFonts w:asciiTheme="majorHAnsi" w:eastAsia="Times New Roman" w:hAnsiTheme="majorHAnsi" w:cstheme="majorHAnsi"/>
+          <w:kern w:val="0"/>
+          <w:lang w:eastAsia="es-CO"/>
+          <w14:ligatures w14:val="none"/>
+        </w:rPr>
+      </w:pPr>
+      <w:r>
+        <w:rPr>
+          <w:rFonts w:asciiTheme="majorHAnsi" w:eastAsia="Times New Roman" w:hAnsiTheme="majorHAnsi" w:cstheme="majorHAnsi"/>
+          <w:kern w:val="0"/>
+          <w:lang w:eastAsia="es-CO"/>
+          <w14:ligatures w14:val="none"/>
+        </w:rPr>
+        <w:t xml:space="preserve">Perfil </w:t>
+      </w:r>
+    </w:p>
+    <w:p>
+      <w:pPr>
+        <w:numPr>
+          <w:ilvl w:val="0"/>
+          <w:numId w:val="50"/>
+        </w:numPr>
+        <w:spacing w:before="100" w:beforeAutospacing="1" w:after="100" w:afterAutospacing="1" w:line="240" w:lineRule="auto"/>
+        <w:rPr>
+          <w:rFonts w:asciiTheme="majorHAnsi" w:eastAsia="Times New Roman" w:hAnsiTheme="majorHAnsi" w:cstheme="majorHAnsi"/>
+          <w:kern w:val="0"/>
+          <w:lang w:eastAsia="es-CO"/>
+          <w14:ligatures w14:val="none"/>
+        </w:rPr>
+      </w:pPr>
+      <w:r>
+        <w:rPr>
+          <w:rFonts w:asciiTheme="majorHAnsi" w:eastAsia="Times New Roman" w:hAnsiTheme="majorHAnsi" w:cstheme="majorHAnsi"/>
+          <w:kern w:val="0"/>
+          <w:lang w:eastAsia="es-CO"/>
+          <w14:ligatures w14:val="none"/>
+        </w:rPr>
+        <w:t xml:space="preserve">Notificaciones </w:t>
+      </w:r>
+    </w:p>
+    <w:p>
+      <w:pPr>
+        <w:numPr>
+          <w:ilvl w:val="0"/>
+          <w:numId w:val="50"/>
+        </w:numPr>
+        <w:spacing w:before="100" w:beforeAutospacing="1" w:after="100" w:afterAutospacing="1" w:line="240" w:lineRule="auto"/>
+        <w:rPr>
+          <w:rFonts w:asciiTheme="majorHAnsi" w:eastAsia="Times New Roman" w:hAnsiTheme="majorHAnsi" w:cstheme="majorHAnsi"/>
+          <w:kern w:val="0"/>
+          <w:lang w:eastAsia="es-CO"/>
+          <w14:ligatures w14:val="none"/>
+        </w:rPr>
+      </w:pPr>
+      <w:r>
+        <w:rPr>
+          <w:rFonts w:asciiTheme="majorHAnsi" w:eastAsia="Times New Roman" w:hAnsiTheme="majorHAnsi" w:cstheme="majorHAnsi"/>
+          <w:kern w:val="0"/>
+          <w:lang w:eastAsia="es-CO"/>
+          <w14:ligatures w14:val="none"/>
+        </w:rPr>
+        <w:t xml:space="preserve">Contenido personalizado </w:t>
+      </w:r>
+    </w:p>
+    <w:p>
+      <w:pPr>
+        <w:spacing w:before="100" w:beforeAutospacing="1" w:after="100" w:afterAutospacing="1" w:line="240" w:lineRule="auto"/>
+        <w:rPr>
+          <w:rFonts w:asciiTheme="majorHAnsi" w:eastAsia="Times New Roman" w:hAnsiTheme="majorHAnsi" w:cstheme="majorHAnsi"/>
+          <w:kern w:val="0"/>
+          <w:lang w:eastAsia="es-CO"/>
+          <w14:ligatures w14:val="none"/>
+        </w:rPr>
+      </w:pPr>
+      <w:r>
+        <w:rPr>
+          <w:rFonts w:asciiTheme="majorHAnsi" w:eastAsia="Times New Roman" w:hAnsiTheme="majorHAnsi" w:cstheme="majorHAnsi"/>
+          <w:b/>
+          <w:bCs/>
+          <w:kern w:val="0"/>
+          <w:lang w:eastAsia="es-CO"/>
+          <w14:ligatures w14:val="none"/>
+        </w:rPr>
+        <w:t>Características:</w:t>
+      </w:r>
+    </w:p>
+    <w:p>
+      <w:pPr>
+        <w:numPr>
+          <w:ilvl w:val="0"/>
+          <w:numId w:val="51"/>
+        </w:numPr>
+        <w:spacing w:before="100" w:beforeAutospacing="1" w:after="100" w:afterAutospacing="1" w:line="240" w:lineRule="auto"/>
+        <w:rPr>
+          <w:rFonts w:asciiTheme="majorHAnsi" w:eastAsia="Times New Roman" w:hAnsiTheme="majorHAnsi" w:cstheme="majorHAnsi"/>
+          <w:kern w:val="0"/>
+          <w:lang w:eastAsia="es-CO"/>
+          <w14:ligatures w14:val="none"/>
+        </w:rPr>
+      </w:pPr>
+      <w:r>
+        <w:rPr>
+          <w:rFonts w:asciiTheme="majorHAnsi" w:eastAsia="Times New Roman" w:hAnsiTheme="majorHAnsi" w:cstheme="majorHAnsi"/>
+          <w:kern w:val="0"/>
+          <w:lang w:eastAsia="es-CO"/>
+          <w14:ligatures w14:val="none"/>
+        </w:rPr>
+        <w:t xml:space="preserve">Experiencia más completa </w:t>
+      </w:r>
+    </w:p>
+    <w:p>
+      <w:pPr>
+        <w:numPr>
+          <w:ilvl w:val="0"/>
+          <w:numId w:val="51"/>
+        </w:numPr>
+        <w:spacing w:before="100" w:beforeAutospacing="1" w:after="100" w:afterAutospacing="1" w:line="240" w:lineRule="auto"/>
+        <w:rPr>
+          <w:rFonts w:asciiTheme="majorHAnsi" w:eastAsia="Times New Roman" w:hAnsiTheme="majorHAnsi" w:cstheme="majorHAnsi"/>
+          <w:kern w:val="0"/>
+          <w:lang w:eastAsia="es-CO"/>
+          <w14:ligatures w14:val="none"/>
+        </w:rPr>
+      </w:pPr>
+      <w:r>
+        <w:rPr>
+          <w:rFonts w:asciiTheme="majorHAnsi" w:eastAsia="Times New Roman" w:hAnsiTheme="majorHAnsi" w:cstheme="majorHAnsi"/>
+          <w:kern w:val="0"/>
+          <w:lang w:eastAsia="es-CO"/>
+          <w14:ligatures w14:val="none"/>
+        </w:rPr>
+        <w:t xml:space="preserve">Interacción total con el sistema </w:t>
+      </w:r>
+    </w:p>
+    <w:p>
+      <w:pPr>
+        <w:numPr>
+          <w:ilvl w:val="0"/>
+          <w:numId w:val="51"/>
+        </w:numPr>
+        <w:spacing w:before="100" w:beforeAutospacing="1" w:after="100" w:afterAutospacing="1" w:line="240" w:lineRule="auto"/>
+        <w:rPr>
+          <w:rFonts w:asciiTheme="majorHAnsi" w:eastAsia="Times New Roman" w:hAnsiTheme="majorHAnsi" w:cstheme="majorHAnsi"/>
+          <w:kern w:val="0"/>
+          <w:lang w:eastAsia="es-CO"/>
+          <w14:ligatures w14:val="none"/>
+        </w:rPr>
+      </w:pPr>
+      <w:r>
+        <w:rPr>
+          <w:rFonts w:asciiTheme="majorHAnsi" w:eastAsia="Times New Roman" w:hAnsiTheme="majorHAnsi" w:cstheme="majorHAnsi"/>
+          <w:kern w:val="0"/>
+          <w:lang w:eastAsia="es-CO"/>
+          <w14:ligatures w14:val="none"/>
+        </w:rPr>
+        <w:t xml:space="preserve">Diseño coherente con la parte pública </w:t>
+      </w:r>
+    </w:p>
+    <w:p>
+      <w:pPr>
+        <w:spacing w:after="0" w:line="240" w:lineRule="auto"/>
+        <w:rPr>
+          <w:rFonts w:asciiTheme="majorHAnsi" w:eastAsia="Times New Roman" w:hAnsiTheme="majorHAnsi" w:cstheme="majorHAnsi"/>
+          <w:kern w:val="0"/>
+          <w:lang w:eastAsia="es-CO"/>
+          <w14:ligatures w14:val="none"/>
+        </w:rPr>
+      </w:pPr>
+      <w:r>
+        <w:rPr>
+          <w:rFonts w:asciiTheme="majorHAnsi" w:eastAsia="Times New Roman" w:hAnsiTheme="majorHAnsi" w:cstheme="majorHAnsi"/>
+          <w:kern w:val="0"/>
+          <w:lang w:eastAsia="es-CO"/>
+          <w14:ligatures w14:val="none"/>
+        </w:rPr>
+        <w:pict w14:anchorId="598A44CB">
+          <v:rect id="_x0000_i1080" style="width:0;height:1.5pt" o:hralign="center" o:hrstd="t" o:hr="t" fillcolor="#a0a0a0" stroked="f"/>
+        </w:pict>
+      </w:r>
+    </w:p>
+    <w:p>
+      <w:pPr>
+        <w:spacing w:before="100" w:beforeAutospacing="1" w:after="100" w:afterAutospacing="1" w:line="240" w:lineRule="auto"/>
+        <w:outlineLvl w:val="2"/>
+        <w:rPr>
+          <w:rFonts w:asciiTheme="majorHAnsi" w:eastAsia="Times New Roman" w:hAnsiTheme="majorHAnsi" w:cstheme="majorHAnsi"/>
+          <w:b/>
+          <w:bCs/>
+          <w:kern w:val="0"/>
+          <w:sz w:val="27"/>
+          <w:szCs w:val="27"/>
+          <w:lang w:eastAsia="es-CO"/>
+          <w14:ligatures w14:val="none"/>
+        </w:rPr>
+      </w:pPr>
+      <w:r>
+        <w:rPr>
+          <w:rFonts w:asciiTheme="majorHAnsi" w:eastAsia="Times New Roman" w:hAnsiTheme="majorHAnsi" w:cstheme="majorHAnsi"/>
+          <w:b/>
+          <w:bCs/>
+          <w:kern w:val="0"/>
+          <w:sz w:val="27"/>
+          <w:szCs w:val="27"/>
+          <w:lang w:eastAsia="es-CO"/>
+          <w14:ligatures w14:val="none"/>
+        </w:rPr>
+        <w:t>2.7 Experiencia de Usuario (UX)</w:t>
+      </w:r>
+    </w:p>
+    <w:p>
+      <w:pPr>
+        <w:numPr>
+          <w:ilvl w:val="0"/>
+          <w:numId w:val="52"/>
+        </w:numPr>
+        <w:spacing w:before="100" w:beforeAutospacing="1" w:after="100" w:afterAutospacing="1" w:line="240" w:lineRule="auto"/>
+        <w:rPr>
+          <w:rFonts w:asciiTheme="majorHAnsi" w:eastAsia="Times New Roman" w:hAnsiTheme="majorHAnsi" w:cstheme="majorHAnsi"/>
+          <w:kern w:val="0"/>
+          <w:lang w:eastAsia="es-CO"/>
+          <w14:ligatures w14:val="none"/>
+        </w:rPr>
+      </w:pPr>
+      <w:r>
+        <w:rPr>
+          <w:rFonts w:asciiTheme="majorHAnsi" w:eastAsia="Times New Roman" w:hAnsiTheme="majorHAnsi" w:cstheme="majorHAnsi"/>
+          <w:kern w:val="0"/>
+          <w:lang w:eastAsia="es-CO"/>
+          <w14:ligatures w14:val="none"/>
+        </w:rPr>
+        <w:t xml:space="preserve">Se aseguró una transición clara entre: </w:t>
+      </w:r>
+    </w:p>
+    <w:p>
+      <w:pPr>
+        <w:numPr>
+          <w:ilvl w:val="1"/>
+          <w:numId w:val="52"/>
+        </w:numPr>
+        <w:spacing w:before="100" w:beforeAutospacing="1" w:after="100" w:afterAutospacing="1" w:line="240" w:lineRule="auto"/>
+        <w:rPr>
+          <w:rFonts w:asciiTheme="majorHAnsi" w:eastAsia="Times New Roman" w:hAnsiTheme="majorHAnsi" w:cstheme="majorHAnsi"/>
+          <w:kern w:val="0"/>
+          <w:lang w:eastAsia="es-CO"/>
+          <w14:ligatures w14:val="none"/>
+        </w:rPr>
+      </w:pPr>
+      <w:r>
+        <w:rPr>
+          <w:rFonts w:asciiTheme="majorHAnsi" w:eastAsia="Times New Roman" w:hAnsiTheme="majorHAnsi" w:cstheme="majorHAnsi"/>
+          <w:kern w:val="0"/>
+          <w:lang w:eastAsia="es-CO"/>
+          <w14:ligatures w14:val="none"/>
+        </w:rPr>
+        <w:t xml:space="preserve">Usuario no registrado (limitado) </w:t>
+      </w:r>
+    </w:p>
+    <w:p>
+      <w:pPr>
+        <w:numPr>
+          <w:ilvl w:val="1"/>
+          <w:numId w:val="52"/>
+        </w:numPr>
+        <w:spacing w:before="100" w:beforeAutospacing="1" w:after="100" w:afterAutospacing="1" w:line="240" w:lineRule="auto"/>
+        <w:rPr>
+          <w:rFonts w:asciiTheme="majorHAnsi" w:eastAsia="Times New Roman" w:hAnsiTheme="majorHAnsi" w:cstheme="majorHAnsi"/>
+          <w:kern w:val="0"/>
+          <w:lang w:eastAsia="es-CO"/>
+          <w14:ligatures w14:val="none"/>
+        </w:rPr>
+      </w:pPr>
+      <w:r>
+        <w:rPr>
+          <w:rFonts w:asciiTheme="majorHAnsi" w:eastAsia="Times New Roman" w:hAnsiTheme="majorHAnsi" w:cstheme="majorHAnsi"/>
+          <w:kern w:val="0"/>
+          <w:lang w:eastAsia="es-CO"/>
+          <w14:ligatures w14:val="none"/>
+        </w:rPr>
+        <w:t xml:space="preserve">Usuario autenticado (completo) </w:t>
+      </w:r>
+    </w:p>
+    <w:p>
+      <w:pPr>
+        <w:numPr>
+          <w:ilvl w:val="0"/>
+          <w:numId w:val="52"/>
+        </w:numPr>
+        <w:spacing w:before="100" w:beforeAutospacing="1" w:after="100" w:afterAutospacing="1" w:line="240" w:lineRule="auto"/>
+        <w:rPr>
+          <w:rFonts w:asciiTheme="majorHAnsi" w:eastAsia="Times New Roman" w:hAnsiTheme="majorHAnsi" w:cstheme="majorHAnsi"/>
+          <w:kern w:val="0"/>
+          <w:lang w:eastAsia="es-CO"/>
+          <w14:ligatures w14:val="none"/>
+        </w:rPr>
+      </w:pPr>
+      <w:r>
+        <w:rPr>
+          <w:rFonts w:asciiTheme="majorHAnsi" w:eastAsia="Times New Roman" w:hAnsiTheme="majorHAnsi" w:cstheme="majorHAnsi"/>
+          <w:kern w:val="0"/>
+          <w:lang w:eastAsia="es-CO"/>
+          <w14:ligatures w14:val="none"/>
+        </w:rPr>
+        <w:t xml:space="preserve">Se mantuvo consistencia en: </w:t>
+      </w:r>
+    </w:p>
+    <w:p>
+      <w:pPr>
+        <w:numPr>
+          <w:ilvl w:val="1"/>
+          <w:numId w:val="52"/>
+        </w:numPr>
+        <w:spacing w:before="100" w:beforeAutospacing="1" w:after="100" w:afterAutospacing="1" w:line="240" w:lineRule="auto"/>
+        <w:rPr>
+          <w:rFonts w:asciiTheme="majorHAnsi" w:eastAsia="Times New Roman" w:hAnsiTheme="majorHAnsi" w:cstheme="majorHAnsi"/>
+          <w:kern w:val="0"/>
+          <w:lang w:eastAsia="es-CO"/>
+          <w14:ligatures w14:val="none"/>
+        </w:rPr>
+      </w:pPr>
+      <w:r>
+        <w:rPr>
+          <w:rFonts w:asciiTheme="majorHAnsi" w:eastAsia="Times New Roman" w:hAnsiTheme="majorHAnsi" w:cstheme="majorHAnsi"/>
+          <w:kern w:val="0"/>
+          <w:lang w:eastAsia="es-CO"/>
+          <w14:ligatures w14:val="none"/>
+        </w:rPr>
+        <w:t xml:space="preserve">Colores (negro y amarillo) </w:t>
+      </w:r>
+    </w:p>
+    <w:p>
+      <w:pPr>
+        <w:numPr>
+          <w:ilvl w:val="1"/>
+          <w:numId w:val="52"/>
+        </w:numPr>
+        <w:spacing w:before="100" w:beforeAutospacing="1" w:after="100" w:afterAutospacing="1" w:line="240" w:lineRule="auto"/>
+        <w:rPr>
+          <w:rFonts w:asciiTheme="majorHAnsi" w:eastAsia="Times New Roman" w:hAnsiTheme="majorHAnsi" w:cstheme="majorHAnsi"/>
+          <w:kern w:val="0"/>
+          <w:lang w:eastAsia="es-CO"/>
+          <w14:ligatures w14:val="none"/>
+        </w:rPr>
+      </w:pPr>
+      <w:r>
+        <w:rPr>
+          <w:rFonts w:asciiTheme="majorHAnsi" w:eastAsia="Times New Roman" w:hAnsiTheme="majorHAnsi" w:cstheme="majorHAnsi"/>
+          <w:kern w:val="0"/>
+          <w:lang w:eastAsia="es-CO"/>
+          <w14:ligatures w14:val="none"/>
+        </w:rPr>
+        <w:t xml:space="preserve">Estilo visual </w:t>
+      </w:r>
+    </w:p>
+    <w:p>
+      <w:pPr>
+        <w:numPr>
+          <w:ilvl w:val="1"/>
+          <w:numId w:val="52"/>
+        </w:numPr>
+        <w:spacing w:before="100" w:beforeAutospacing="1" w:after="100" w:afterAutospacing="1" w:line="240" w:lineRule="auto"/>
+        <w:rPr>
+          <w:rFonts w:asciiTheme="majorHAnsi" w:eastAsia="Times New Roman" w:hAnsiTheme="majorHAnsi" w:cstheme="majorHAnsi"/>
+          <w:kern w:val="0"/>
+          <w:lang w:eastAsia="es-CO"/>
+          <w14:ligatures w14:val="none"/>
+        </w:rPr>
+      </w:pPr>
+      <w:r>
+        <w:rPr>
+          <w:rFonts w:asciiTheme="majorHAnsi" w:eastAsia="Times New Roman" w:hAnsiTheme="majorHAnsi" w:cstheme="majorHAnsi"/>
+          <w:kern w:val="0"/>
+          <w:lang w:eastAsia="es-CO"/>
+          <w14:ligatures w14:val="none"/>
+        </w:rPr>
+        <w:t xml:space="preserve">Estructura general </w:t>
+      </w:r>
+    </w:p>
+    <w:p>
+      <w:pPr>
+        <w:spacing w:after="0" w:line="240" w:lineRule="auto"/>
+        <w:rPr>
+          <w:rFonts w:asciiTheme="majorHAnsi" w:eastAsia="Times New Roman" w:hAnsiTheme="majorHAnsi" w:cstheme="majorHAnsi"/>
+          <w:kern w:val="0"/>
+          <w:lang w:eastAsia="es-CO"/>
+          <w14:ligatures w14:val="none"/>
+        </w:rPr>
+      </w:pPr>
+      <w:r>
+        <w:rPr>
+          <w:rFonts w:asciiTheme="majorHAnsi" w:eastAsia="Times New Roman" w:hAnsiTheme="majorHAnsi" w:cstheme="majorHAnsi"/>
+          <w:kern w:val="0"/>
+          <w:lang w:eastAsia="es-CO"/>
+          <w14:ligatures w14:val="none"/>
+        </w:rPr>
+        <w:pict w14:anchorId="287E03A1">
+          <v:rect id="_x0000_i1081" style="width:0;height:1.5pt" o:hralign="center" o:hrstd="t" o:hr="t" fillcolor="#a0a0a0" stroked="f"/>
+        </w:pict>
+      </w:r>
+    </w:p>
+    <w:p>
+      <w:pPr>
+        <w:spacing w:before="100" w:beforeAutospacing="1" w:after="100" w:afterAutospacing="1" w:line="240" w:lineRule="auto"/>
+        <w:outlineLvl w:val="1"/>
+        <w:rPr>
+          <w:rFonts w:asciiTheme="majorHAnsi" w:eastAsia="Times New Roman" w:hAnsiTheme="majorHAnsi" w:cstheme="majorHAnsi"/>
+          <w:b/>
+          <w:bCs/>
+          <w:kern w:val="0"/>
+          <w:sz w:val="36"/>
+          <w:szCs w:val="36"/>
+          <w:lang w:eastAsia="es-CO"/>
+          <w14:ligatures w14:val="none"/>
+        </w:rPr>
+      </w:pPr>
+      <w:r>
+        <w:rPr>
+          <w:rFonts w:asciiTheme="majorHAnsi" w:eastAsia="Times New Roman" w:hAnsiTheme="majorHAnsi" w:cstheme="majorHAnsi"/>
+          <w:b/>
+          <w:bCs/>
+          <w:kern w:val="0"/>
+          <w:sz w:val="36"/>
+          <w:szCs w:val="36"/>
+          <w:lang w:eastAsia="es-CO"/>
+          <w14:ligatures w14:val="none"/>
+        </w:rPr>
+        <w:t>3. Resultado de la Semana 5</w:t>
+      </w:r>
+    </w:p>
+    <w:p>
+      <w:pPr>
+        <w:spacing w:before="100" w:beforeAutospacing="1" w:after="100" w:afterAutospacing="1" w:line="240" w:lineRule="auto"/>
+        <w:rPr>
+          <w:rFonts w:asciiTheme="majorHAnsi" w:eastAsia="Times New Roman" w:hAnsiTheme="majorHAnsi" w:cstheme="majorHAnsi"/>
+          <w:kern w:val="0"/>
+          <w:lang w:eastAsia="es-CO"/>
+          <w14:ligatures w14:val="none"/>
+        </w:rPr>
+      </w:pPr>
+      <w:r>
+        <w:rPr>
+          <w:rFonts w:asciiTheme="majorHAnsi" w:eastAsia="Times New Roman" w:hAnsiTheme="majorHAnsi" w:cstheme="majorHAnsi"/>
+          <w:kern w:val="0"/>
+          <w:lang w:eastAsia="es-CO"/>
+          <w14:ligatures w14:val="none"/>
+        </w:rPr>
+        <w:t>Al finalizar esta etapa se logró:</w:t>
+      </w:r>
+    </w:p>
+    <w:p>
+      <w:pPr>
+        <w:numPr>
+          <w:ilvl w:val="0"/>
+          <w:numId w:val="53"/>
+        </w:numPr>
+        <w:spacing w:before="100" w:beforeAutospacing="1" w:after="100" w:afterAutospacing="1" w:line="240" w:lineRule="auto"/>
+        <w:rPr>
+          <w:rFonts w:asciiTheme="majorHAnsi" w:eastAsia="Times New Roman" w:hAnsiTheme="majorHAnsi" w:cstheme="majorHAnsi"/>
+          <w:kern w:val="0"/>
+          <w:lang w:eastAsia="es-CO"/>
+          <w14:ligatures w14:val="none"/>
+        </w:rPr>
+      </w:pPr>
+      <w:r>
+        <w:rPr>
+          <w:rFonts w:asciiTheme="majorHAnsi" w:eastAsia="Times New Roman" w:hAnsiTheme="majorHAnsi" w:cstheme="majorHAnsi"/>
+          <w:kern w:val="0"/>
+          <w:lang w:eastAsia="es-CO"/>
+          <w14:ligatures w14:val="none"/>
+        </w:rPr>
+        <w:t xml:space="preserve">Mejorar la gestión de perfil y vehículos. </w:t>
+      </w:r>
+    </w:p>
+    <w:p>
+      <w:pPr>
+        <w:numPr>
+          <w:ilvl w:val="0"/>
+          <w:numId w:val="53"/>
+        </w:numPr>
+        <w:spacing w:before="100" w:beforeAutospacing="1" w:after="100" w:afterAutospacing="1" w:line="240" w:lineRule="auto"/>
+        <w:rPr>
+          <w:rFonts w:asciiTheme="majorHAnsi" w:eastAsia="Times New Roman" w:hAnsiTheme="majorHAnsi" w:cstheme="majorHAnsi"/>
+          <w:kern w:val="0"/>
+          <w:lang w:eastAsia="es-CO"/>
+          <w14:ligatures w14:val="none"/>
+        </w:rPr>
+      </w:pPr>
+      <w:r>
+        <w:rPr>
+          <w:rFonts w:asciiTheme="majorHAnsi" w:eastAsia="Times New Roman" w:hAnsiTheme="majorHAnsi" w:cstheme="majorHAnsi"/>
+          <w:kern w:val="0"/>
+          <w:lang w:eastAsia="es-CO"/>
+          <w14:ligatures w14:val="none"/>
+        </w:rPr>
+        <w:t xml:space="preserve">Optimizar el sistema de reservas. </w:t>
+      </w:r>
+    </w:p>
+    <w:p>
+      <w:pPr>
+        <w:numPr>
+          <w:ilvl w:val="0"/>
+          <w:numId w:val="53"/>
+        </w:numPr>
+        <w:spacing w:before="100" w:beforeAutospacing="1" w:after="100" w:afterAutospacing="1" w:line="240" w:lineRule="auto"/>
+        <w:rPr>
+          <w:rFonts w:asciiTheme="majorHAnsi" w:eastAsia="Times New Roman" w:hAnsiTheme="majorHAnsi" w:cstheme="majorHAnsi"/>
+          <w:kern w:val="0"/>
+          <w:lang w:eastAsia="es-CO"/>
+          <w14:ligatures w14:val="none"/>
+        </w:rPr>
+      </w:pPr>
+      <w:r>
+        <w:rPr>
+          <w:rFonts w:asciiTheme="majorHAnsi" w:eastAsia="Times New Roman" w:hAnsiTheme="majorHAnsi" w:cstheme="majorHAnsi"/>
+          <w:kern w:val="0"/>
+          <w:lang w:eastAsia="es-CO"/>
+          <w14:ligatures w14:val="none"/>
+        </w:rPr>
+        <w:t xml:space="preserve">Implementar respuestas visuales en tiempo real. </w:t>
+      </w:r>
+    </w:p>
+    <w:p>
+      <w:pPr>
+        <w:numPr>
+          <w:ilvl w:val="0"/>
+          <w:numId w:val="53"/>
+        </w:numPr>
+        <w:spacing w:before="100" w:beforeAutospacing="1" w:after="100" w:afterAutospacing="1" w:line="240" w:lineRule="auto"/>
+        <w:rPr>
+          <w:rFonts w:asciiTheme="majorHAnsi" w:eastAsia="Times New Roman" w:hAnsiTheme="majorHAnsi" w:cstheme="majorHAnsi"/>
+          <w:kern w:val="0"/>
+          <w:lang w:eastAsia="es-CO"/>
+          <w14:ligatures w14:val="none"/>
+        </w:rPr>
+      </w:pPr>
+      <w:r>
+        <w:rPr>
+          <w:rFonts w:asciiTheme="majorHAnsi" w:eastAsia="Times New Roman" w:hAnsiTheme="majorHAnsi" w:cstheme="majorHAnsi"/>
+          <w:kern w:val="0"/>
+          <w:lang w:eastAsia="es-CO"/>
+          <w14:ligatures w14:val="none"/>
+        </w:rPr>
+        <w:t xml:space="preserve">Definir una arquitectura completa del sistema. </w:t>
+      </w:r>
+    </w:p>
+    <w:p>
+      <w:pPr>
+        <w:numPr>
+          <w:ilvl w:val="0"/>
+          <w:numId w:val="53"/>
+        </w:numPr>
+        <w:spacing w:before="100" w:beforeAutospacing="1" w:after="100" w:afterAutospacing="1" w:line="240" w:lineRule="auto"/>
+        <w:rPr>
+          <w:rFonts w:asciiTheme="majorHAnsi" w:eastAsia="Times New Roman" w:hAnsiTheme="majorHAnsi" w:cstheme="majorHAnsi"/>
+          <w:kern w:val="0"/>
+          <w:lang w:eastAsia="es-CO"/>
+          <w14:ligatures w14:val="none"/>
+        </w:rPr>
+      </w:pPr>
+      <w:r>
+        <w:rPr>
+          <w:rFonts w:asciiTheme="majorHAnsi" w:eastAsia="Times New Roman" w:hAnsiTheme="majorHAnsi" w:cstheme="majorHAnsi"/>
+          <w:kern w:val="0"/>
+          <w:lang w:eastAsia="es-CO"/>
+          <w14:ligatures w14:val="none"/>
+        </w:rPr>
+        <w:t xml:space="preserve">Mantener coherencia visual en toda la plataforma. </w:t>
+      </w:r>
+    </w:p>
+    <w:p>
+      <w:pPr>
+        <w:spacing w:after="0" w:line="240" w:lineRule="auto"/>
+        <w:rPr>
+          <w:rFonts w:asciiTheme="majorHAnsi" w:eastAsia="Times New Roman" w:hAnsiTheme="majorHAnsi" w:cstheme="majorHAnsi"/>
+          <w:kern w:val="0"/>
+          <w:lang w:eastAsia="es-CO"/>
+          <w14:ligatures w14:val="none"/>
+        </w:rPr>
+      </w:pPr>
+      <w:r>
+        <w:rPr>
+          <w:rFonts w:asciiTheme="majorHAnsi" w:eastAsia="Times New Roman" w:hAnsiTheme="majorHAnsi" w:cstheme="majorHAnsi"/>
+          <w:kern w:val="0"/>
+          <w:lang w:eastAsia="es-CO"/>
+          <w14:ligatures w14:val="none"/>
+        </w:rPr>
+        <w:pict w14:anchorId="055DEFD7">
+          <v:rect id="_x0000_i1082" style="width:0;height:1.5pt" o:hralign="center" o:hrstd="t" o:hr="t" fillcolor="#a0a0a0" stroked="f"/>
+        </w:pict>
+      </w:r>
+    </w:p>
+    <w:p>
+      <w:pPr>
+        <w:spacing w:before="100" w:beforeAutospacing="1" w:after="100" w:afterAutospacing="1" w:line="240" w:lineRule="auto"/>
+        <w:outlineLvl w:val="1"/>
+        <w:rPr>
+          <w:rFonts w:asciiTheme="majorHAnsi" w:eastAsia="Times New Roman" w:hAnsiTheme="majorHAnsi" w:cstheme="majorHAnsi"/>
+          <w:b/>
+          <w:bCs/>
+          <w:kern w:val="0"/>
+          <w:sz w:val="36"/>
+          <w:szCs w:val="36"/>
+          <w:lang w:eastAsia="es-CO"/>
+          <w14:ligatures w14:val="none"/>
+        </w:rPr>
+      </w:pPr>
+      <w:r>
+        <w:rPr>
+          <w:rFonts w:asciiTheme="majorHAnsi" w:eastAsia="Times New Roman" w:hAnsiTheme="majorHAnsi" w:cstheme="majorHAnsi"/>
+          <w:b/>
+          <w:bCs/>
+          <w:kern w:val="0"/>
+          <w:sz w:val="36"/>
+          <w:szCs w:val="36"/>
+          <w:lang w:eastAsia="es-CO"/>
+          <w14:ligatures w14:val="none"/>
+        </w:rPr>
+        <w:t>4. Conclusión</w:t>
+      </w:r>
+    </w:p>
+    <w:p>
+      <w:pPr>
+        <w:spacing w:before="100" w:beforeAutospacing="1" w:after="100" w:afterAutospacing="1" w:line="240" w:lineRule="auto"/>
+        <w:rPr>
+          <w:rFonts w:asciiTheme="majorHAnsi" w:eastAsia="Times New Roman" w:hAnsiTheme="majorHAnsi" w:cstheme="majorHAnsi"/>
+          <w:kern w:val="0"/>
+          <w:lang w:eastAsia="es-CO"/>
+          <w14:ligatures w14:val="none"/>
+        </w:rPr>
+      </w:pPr>
+      <w:r>
+        <w:rPr>
+          <w:rFonts w:asciiTheme="majorHAnsi" w:eastAsia="Times New Roman" w:hAnsiTheme="majorHAnsi" w:cstheme="majorHAnsi"/>
+          <w:kern w:val="0"/>
+          <w:lang w:eastAsia="es-CO"/>
+          <w14:ligatures w14:val="none"/>
+        </w:rPr>
+        <w:t>La semana 5 representó un avance clave en la madurez del proyecto, ya que no solo se corrigieron aspectos funcionales importantes, sino que también se consolidó la estructura completa de la plataforma.</w:t>
+      </w:r>
+    </w:p>
+    <w:p>
+      <w:pPr>
+        <w:spacing w:before="100" w:beforeAutospacing="1" w:after="100" w:afterAutospacing="1" w:line="240" w:lineRule="auto"/>
+        <w:rPr>
+          <w:rFonts w:asciiTheme="majorHAnsi" w:eastAsia="Times New Roman" w:hAnsiTheme="majorHAnsi" w:cstheme="majorHAnsi"/>
+          <w:kern w:val="0"/>
+          <w:lang w:eastAsia="es-CO"/>
+          <w14:ligatures w14:val="none"/>
+        </w:rPr>
+      </w:pPr>
+      <w:r>
+        <w:rPr>
+          <w:rFonts w:asciiTheme="majorHAnsi" w:eastAsia="Times New Roman" w:hAnsiTheme="majorHAnsi" w:cstheme="majorHAnsi"/>
+          <w:kern w:val="0"/>
+          <w:lang w:eastAsia="es-CO"/>
+          <w14:ligatures w14:val="none"/>
+        </w:rPr>
+        <w:lastRenderedPageBreak/>
+        <w:t>Esto permite que PARKIOX evolucione hacia una solución más organizada, escalable y centrada en la experiencia del usuario.</w:t>
+      </w:r>
+    </w:p>
+    <w:p>
+      <w:pPr>
+        <w:spacing w:before="100" w:beforeAutospacing="1" w:after="100" w:afterAutospacing="1" w:line="240" w:lineRule="auto"/>
+        <w:outlineLvl w:val="0"/>
+        <w:rPr>
+          <w:rFonts w:asciiTheme="majorHAnsi" w:eastAsia="Times New Roman" w:hAnsiTheme="majorHAnsi" w:cstheme="majorHAnsi"/>
+          <w:b/>
+          <w:bCs/>
+          <w:kern w:val="36"/>
+          <w:sz w:val="48"/>
+          <w:szCs w:val="48"/>
+          <w:lang w:eastAsia="es-CO"/>
+          <w14:ligatures w14:val="none"/>
+        </w:rPr>
+      </w:pPr>
+      <w:r>
+        <w:rPr>
+          <w:rFonts w:asciiTheme="majorHAnsi" w:eastAsia="Times New Roman" w:hAnsiTheme="majorHAnsi" w:cstheme="majorHAnsi"/>
+          <w:b/>
+          <w:bCs/>
+          <w:kern w:val="36"/>
+          <w:sz w:val="48"/>
+          <w:szCs w:val="48"/>
+          <w:lang w:eastAsia="es-CO"/>
+          <w14:ligatures w14:val="none"/>
+        </w:rPr>
+        <w:t xml:space="preserve">Informe de Modificaciones </w:t>
+      </w:r>
+      <w:bookmarkStart w:id="0" w:name="_GoBack"/>
+      <w:bookmarkEnd w:id="0"/>
+      <w:r>
+        <w:rPr>
+          <w:rFonts w:asciiTheme="majorHAnsi" w:eastAsia="Times New Roman" w:hAnsiTheme="majorHAnsi" w:cstheme="majorHAnsi"/>
+          <w:b/>
+          <w:bCs/>
+          <w:kern w:val="36"/>
+          <w:sz w:val="48"/>
+          <w:szCs w:val="48"/>
+          <w:lang w:eastAsia="es-CO"/>
+          <w14:ligatures w14:val="none"/>
+        </w:rPr>
+        <w:t>– Semana 6</w:t>
+      </w:r>
+    </w:p>
+    <w:p>
+      <w:pPr>
+        <w:spacing w:before="100" w:beforeAutospacing="1" w:after="100" w:afterAutospacing="1" w:line="240" w:lineRule="auto"/>
+        <w:rPr>
+          <w:rFonts w:asciiTheme="majorHAnsi" w:eastAsia="Times New Roman" w:hAnsiTheme="majorHAnsi" w:cstheme="majorHAnsi"/>
+          <w:kern w:val="0"/>
+          <w:lang w:eastAsia="es-CO"/>
+          <w14:ligatures w14:val="none"/>
+        </w:rPr>
+      </w:pPr>
+      <w:r>
+        <w:rPr>
+          <w:rFonts w:asciiTheme="majorHAnsi" w:eastAsia="Times New Roman" w:hAnsiTheme="majorHAnsi" w:cstheme="majorHAnsi"/>
+          <w:b/>
+          <w:bCs/>
+          <w:kern w:val="0"/>
+          <w:lang w:eastAsia="es-CO"/>
+          <w14:ligatures w14:val="none"/>
+        </w:rPr>
+        <w:t>Proyecto:</w:t>
+      </w:r>
+      <w:r>
+        <w:rPr>
+          <w:rFonts w:asciiTheme="majorHAnsi" w:eastAsia="Times New Roman" w:hAnsiTheme="majorHAnsi" w:cstheme="majorHAnsi"/>
+          <w:kern w:val="0"/>
+          <w:lang w:eastAsia="es-CO"/>
+          <w14:ligatures w14:val="none"/>
+        </w:rPr>
+        <w:t xml:space="preserve"> PARKIOX</w:t>
+      </w:r>
+      <w:r>
+        <w:rPr>
+          <w:rFonts w:asciiTheme="majorHAnsi" w:eastAsia="Times New Roman" w:hAnsiTheme="majorHAnsi" w:cstheme="majorHAnsi"/>
+          <w:kern w:val="0"/>
+          <w:lang w:eastAsia="es-CO"/>
+          <w14:ligatures w14:val="none"/>
+        </w:rPr>
+        <w:br/>
+      </w:r>
+      <w:r>
+        <w:rPr>
+          <w:rFonts w:asciiTheme="majorHAnsi" w:eastAsia="Times New Roman" w:hAnsiTheme="majorHAnsi" w:cstheme="majorHAnsi"/>
+          <w:b/>
+          <w:bCs/>
+          <w:kern w:val="0"/>
+          <w:lang w:eastAsia="es-CO"/>
+          <w14:ligatures w14:val="none"/>
+        </w:rPr>
+        <w:t>Fecha:</w:t>
+      </w:r>
+      <w:r>
+        <w:rPr>
+          <w:rFonts w:asciiTheme="majorHAnsi" w:eastAsia="Times New Roman" w:hAnsiTheme="majorHAnsi" w:cstheme="majorHAnsi"/>
+          <w:kern w:val="0"/>
+          <w:lang w:eastAsia="es-CO"/>
+          <w14:ligatures w14:val="none"/>
+        </w:rPr>
+        <w:t xml:space="preserve"> 16 de marzo</w:t>
+      </w:r>
+    </w:p>
+    <w:p>
+      <w:pPr>
+        <w:spacing w:after="0" w:line="240" w:lineRule="auto"/>
+        <w:rPr>
+          <w:rFonts w:asciiTheme="majorHAnsi" w:eastAsia="Times New Roman" w:hAnsiTheme="majorHAnsi" w:cstheme="majorHAnsi"/>
+          <w:kern w:val="0"/>
+          <w:lang w:eastAsia="es-CO"/>
+          <w14:ligatures w14:val="none"/>
+        </w:rPr>
+      </w:pPr>
+      <w:r>
+        <w:rPr>
+          <w:rFonts w:asciiTheme="majorHAnsi" w:eastAsia="Times New Roman" w:hAnsiTheme="majorHAnsi" w:cstheme="majorHAnsi"/>
+          <w:kern w:val="0"/>
+          <w:lang w:eastAsia="es-CO"/>
+          <w14:ligatures w14:val="none"/>
+        </w:rPr>
+        <w:pict w14:anchorId="16FBA28E">
+          <v:rect id="_x0000_i1096" style="width:0;height:1.5pt" o:hralign="center" o:hrstd="t" o:hr="t" fillcolor="#a0a0a0" stroked="f"/>
+        </w:pict>
+      </w:r>
+    </w:p>
+    <w:p>
+      <w:pPr>
+        <w:spacing w:before="100" w:beforeAutospacing="1" w:after="100" w:afterAutospacing="1" w:line="240" w:lineRule="auto"/>
+        <w:outlineLvl w:val="1"/>
+        <w:rPr>
+          <w:rFonts w:asciiTheme="majorHAnsi" w:eastAsia="Times New Roman" w:hAnsiTheme="majorHAnsi" w:cstheme="majorHAnsi"/>
+          <w:b/>
+          <w:bCs/>
+          <w:kern w:val="0"/>
+          <w:sz w:val="36"/>
+          <w:szCs w:val="36"/>
+          <w:lang w:eastAsia="es-CO"/>
+          <w14:ligatures w14:val="none"/>
+        </w:rPr>
+      </w:pPr>
+      <w:r>
+        <w:rPr>
+          <w:rFonts w:asciiTheme="majorHAnsi" w:eastAsia="Times New Roman" w:hAnsiTheme="majorHAnsi" w:cstheme="majorHAnsi"/>
+          <w:b/>
+          <w:bCs/>
+          <w:kern w:val="0"/>
+          <w:sz w:val="36"/>
+          <w:szCs w:val="36"/>
+          <w:lang w:eastAsia="es-CO"/>
+          <w14:ligatures w14:val="none"/>
+        </w:rPr>
+        <w:t>1. Descripción General</w:t>
+      </w:r>
+    </w:p>
+    <w:p>
+      <w:pPr>
+        <w:spacing w:before="100" w:beforeAutospacing="1" w:after="100" w:afterAutospacing="1" w:line="240" w:lineRule="auto"/>
+        <w:rPr>
+          <w:rFonts w:asciiTheme="majorHAnsi" w:eastAsia="Times New Roman" w:hAnsiTheme="majorHAnsi" w:cstheme="majorHAnsi"/>
+          <w:kern w:val="0"/>
+          <w:lang w:eastAsia="es-CO"/>
+          <w14:ligatures w14:val="none"/>
+        </w:rPr>
+      </w:pPr>
+      <w:r>
+        <w:rPr>
+          <w:rFonts w:asciiTheme="majorHAnsi" w:eastAsia="Times New Roman" w:hAnsiTheme="majorHAnsi" w:cstheme="majorHAnsi"/>
+          <w:kern w:val="0"/>
+          <w:lang w:eastAsia="es-CO"/>
+          <w14:ligatures w14:val="none"/>
+        </w:rPr>
+        <w:t>Durante la semana 6 no se realizaron modificaciones ni desarrollos adicionales en la plataforma PARKIOX. Esta etapa correspondió a un periodo sin cambios en el sistema.</w:t>
+      </w:r>
+    </w:p>
+    <w:p>
+      <w:pPr>
+        <w:spacing w:after="0" w:line="240" w:lineRule="auto"/>
+        <w:rPr>
+          <w:rFonts w:asciiTheme="majorHAnsi" w:eastAsia="Times New Roman" w:hAnsiTheme="majorHAnsi" w:cstheme="majorHAnsi"/>
+          <w:kern w:val="0"/>
+          <w:lang w:eastAsia="es-CO"/>
+          <w14:ligatures w14:val="none"/>
+        </w:rPr>
+      </w:pPr>
+      <w:r>
+        <w:rPr>
+          <w:rFonts w:asciiTheme="majorHAnsi" w:eastAsia="Times New Roman" w:hAnsiTheme="majorHAnsi" w:cstheme="majorHAnsi"/>
+          <w:kern w:val="0"/>
+          <w:lang w:eastAsia="es-CO"/>
+          <w14:ligatures w14:val="none"/>
+        </w:rPr>
+        <w:pict w14:anchorId="4E97CE78">
+          <v:rect id="_x0000_i1097" style="width:0;height:1.5pt" o:hralign="center" o:hrstd="t" o:hr="t" fillcolor="#a0a0a0" stroked="f"/>
+        </w:pict>
+      </w:r>
+    </w:p>
+    <w:p>
+      <w:pPr>
+        <w:spacing w:before="100" w:beforeAutospacing="1" w:after="100" w:afterAutospacing="1" w:line="240" w:lineRule="auto"/>
+        <w:outlineLvl w:val="1"/>
+        <w:rPr>
+          <w:rFonts w:asciiTheme="majorHAnsi" w:eastAsia="Times New Roman" w:hAnsiTheme="majorHAnsi" w:cstheme="majorHAnsi"/>
+          <w:b/>
+          <w:bCs/>
+          <w:kern w:val="0"/>
+          <w:sz w:val="36"/>
+          <w:szCs w:val="36"/>
+          <w:lang w:eastAsia="es-CO"/>
+          <w14:ligatures w14:val="none"/>
+        </w:rPr>
+      </w:pPr>
+      <w:r>
+        <w:rPr>
+          <w:rFonts w:asciiTheme="majorHAnsi" w:eastAsia="Times New Roman" w:hAnsiTheme="majorHAnsi" w:cstheme="majorHAnsi"/>
+          <w:b/>
+          <w:bCs/>
+          <w:kern w:val="0"/>
+          <w:sz w:val="36"/>
+          <w:szCs w:val="36"/>
+          <w:lang w:eastAsia="es-CO"/>
+          <w14:ligatures w14:val="none"/>
+        </w:rPr>
+        <w:t>2. Estado del Proyecto</w:t>
+      </w:r>
+    </w:p>
+    <w:p>
+      <w:pPr>
+        <w:numPr>
+          <w:ilvl w:val="0"/>
+          <w:numId w:val="54"/>
+        </w:numPr>
+        <w:spacing w:before="100" w:beforeAutospacing="1" w:after="100" w:afterAutospacing="1" w:line="240" w:lineRule="auto"/>
+        <w:rPr>
+          <w:rFonts w:asciiTheme="majorHAnsi" w:eastAsia="Times New Roman" w:hAnsiTheme="majorHAnsi" w:cstheme="majorHAnsi"/>
+          <w:kern w:val="0"/>
+          <w:lang w:eastAsia="es-CO"/>
+          <w14:ligatures w14:val="none"/>
+        </w:rPr>
+      </w:pPr>
+      <w:r>
+        <w:rPr>
+          <w:rFonts w:asciiTheme="majorHAnsi" w:eastAsia="Times New Roman" w:hAnsiTheme="majorHAnsi" w:cstheme="majorHAnsi"/>
+          <w:kern w:val="0"/>
+          <w:lang w:eastAsia="es-CO"/>
+          <w14:ligatures w14:val="none"/>
+        </w:rPr>
+        <w:t xml:space="preserve">Se mantuvieron todas las funcionalidades implementadas hasta la semana 5. </w:t>
+      </w:r>
+    </w:p>
+    <w:p>
+      <w:pPr>
+        <w:numPr>
+          <w:ilvl w:val="0"/>
+          <w:numId w:val="54"/>
+        </w:numPr>
+        <w:spacing w:before="100" w:beforeAutospacing="1" w:after="100" w:afterAutospacing="1" w:line="240" w:lineRule="auto"/>
+        <w:rPr>
+          <w:rFonts w:asciiTheme="majorHAnsi" w:eastAsia="Times New Roman" w:hAnsiTheme="majorHAnsi" w:cstheme="majorHAnsi"/>
+          <w:kern w:val="0"/>
+          <w:lang w:eastAsia="es-CO"/>
+          <w14:ligatures w14:val="none"/>
+        </w:rPr>
+      </w:pPr>
+      <w:r>
+        <w:rPr>
+          <w:rFonts w:asciiTheme="majorHAnsi" w:eastAsia="Times New Roman" w:hAnsiTheme="majorHAnsi" w:cstheme="majorHAnsi"/>
+          <w:kern w:val="0"/>
+          <w:lang w:eastAsia="es-CO"/>
+          <w14:ligatures w14:val="none"/>
+        </w:rPr>
+        <w:t xml:space="preserve">No se añadieron nuevas características. </w:t>
+      </w:r>
+    </w:p>
+    <w:p>
+      <w:pPr>
+        <w:numPr>
+          <w:ilvl w:val="0"/>
+          <w:numId w:val="54"/>
+        </w:numPr>
+        <w:spacing w:before="100" w:beforeAutospacing="1" w:after="100" w:afterAutospacing="1" w:line="240" w:lineRule="auto"/>
+        <w:rPr>
+          <w:rFonts w:asciiTheme="majorHAnsi" w:eastAsia="Times New Roman" w:hAnsiTheme="majorHAnsi" w:cstheme="majorHAnsi"/>
+          <w:kern w:val="0"/>
+          <w:lang w:eastAsia="es-CO"/>
+          <w14:ligatures w14:val="none"/>
+        </w:rPr>
+      </w:pPr>
+      <w:r>
+        <w:rPr>
+          <w:rFonts w:asciiTheme="majorHAnsi" w:eastAsia="Times New Roman" w:hAnsiTheme="majorHAnsi" w:cstheme="majorHAnsi"/>
+          <w:kern w:val="0"/>
+          <w:lang w:eastAsia="es-CO"/>
+          <w14:ligatures w14:val="none"/>
+        </w:rPr>
+        <w:t xml:space="preserve">No se realizaron ajustes en diseño, estructura o lógica del sistema. </w:t>
+      </w:r>
+    </w:p>
+    <w:p>
+      <w:pPr>
+        <w:spacing w:after="0" w:line="240" w:lineRule="auto"/>
+        <w:rPr>
+          <w:rFonts w:asciiTheme="majorHAnsi" w:eastAsia="Times New Roman" w:hAnsiTheme="majorHAnsi" w:cstheme="majorHAnsi"/>
+          <w:kern w:val="0"/>
+          <w:lang w:eastAsia="es-CO"/>
+          <w14:ligatures w14:val="none"/>
+        </w:rPr>
+      </w:pPr>
+      <w:r>
+        <w:rPr>
+          <w:rFonts w:asciiTheme="majorHAnsi" w:eastAsia="Times New Roman" w:hAnsiTheme="majorHAnsi" w:cstheme="majorHAnsi"/>
+          <w:kern w:val="0"/>
+          <w:lang w:eastAsia="es-CO"/>
+          <w14:ligatures w14:val="none"/>
+        </w:rPr>
+        <w:pict w14:anchorId="30D8A3DE">
+          <v:rect id="_x0000_i1098" style="width:0;height:1.5pt" o:hralign="center" o:hrstd="t" o:hr="t" fillcolor="#a0a0a0" stroked="f"/>
+        </w:pict>
+      </w:r>
+    </w:p>
+    <w:p>
+      <w:pPr>
+        <w:spacing w:before="100" w:beforeAutospacing="1" w:after="100" w:afterAutospacing="1" w:line="240" w:lineRule="auto"/>
+        <w:outlineLvl w:val="1"/>
+        <w:rPr>
+          <w:rFonts w:asciiTheme="majorHAnsi" w:eastAsia="Times New Roman" w:hAnsiTheme="majorHAnsi" w:cstheme="majorHAnsi"/>
+          <w:b/>
+          <w:bCs/>
+          <w:kern w:val="0"/>
+          <w:sz w:val="36"/>
+          <w:szCs w:val="36"/>
+          <w:lang w:eastAsia="es-CO"/>
+          <w14:ligatures w14:val="none"/>
+        </w:rPr>
+      </w:pPr>
+      <w:r>
+        <w:rPr>
+          <w:rFonts w:asciiTheme="majorHAnsi" w:eastAsia="Times New Roman" w:hAnsiTheme="majorHAnsi" w:cstheme="majorHAnsi"/>
+          <w:b/>
+          <w:bCs/>
+          <w:kern w:val="0"/>
+          <w:sz w:val="36"/>
+          <w:szCs w:val="36"/>
+          <w:lang w:eastAsia="es-CO"/>
+          <w14:ligatures w14:val="none"/>
+        </w:rPr>
+        <w:t>3. Resultado de la Semana 6</w:t>
+      </w:r>
+    </w:p>
+    <w:p>
+      <w:pPr>
+        <w:spacing w:before="100" w:beforeAutospacing="1" w:after="100" w:afterAutospacing="1" w:line="240" w:lineRule="auto"/>
+        <w:rPr>
+          <w:rFonts w:asciiTheme="majorHAnsi" w:eastAsia="Times New Roman" w:hAnsiTheme="majorHAnsi" w:cstheme="majorHAnsi"/>
+          <w:kern w:val="0"/>
+          <w:lang w:eastAsia="es-CO"/>
+          <w14:ligatures w14:val="none"/>
+        </w:rPr>
+      </w:pPr>
+      <w:r>
+        <w:rPr>
+          <w:rFonts w:asciiTheme="majorHAnsi" w:eastAsia="Times New Roman" w:hAnsiTheme="majorHAnsi" w:cstheme="majorHAnsi"/>
+          <w:kern w:val="0"/>
+          <w:lang w:eastAsia="es-CO"/>
+          <w14:ligatures w14:val="none"/>
+        </w:rPr>
+        <w:t>Al finalizar esta semana:</w:t>
+      </w:r>
+    </w:p>
+    <w:p>
+      <w:pPr>
+        <w:numPr>
+          <w:ilvl w:val="0"/>
+          <w:numId w:val="55"/>
+        </w:numPr>
+        <w:spacing w:before="100" w:beforeAutospacing="1" w:after="100" w:afterAutospacing="1" w:line="240" w:lineRule="auto"/>
+        <w:rPr>
+          <w:rFonts w:asciiTheme="majorHAnsi" w:eastAsia="Times New Roman" w:hAnsiTheme="majorHAnsi" w:cstheme="majorHAnsi"/>
+          <w:kern w:val="0"/>
+          <w:lang w:eastAsia="es-CO"/>
+          <w14:ligatures w14:val="none"/>
+        </w:rPr>
+      </w:pPr>
+      <w:r>
+        <w:rPr>
+          <w:rFonts w:asciiTheme="majorHAnsi" w:eastAsia="Times New Roman" w:hAnsiTheme="majorHAnsi" w:cstheme="majorHAnsi"/>
+          <w:kern w:val="0"/>
+          <w:lang w:eastAsia="es-CO"/>
+          <w14:ligatures w14:val="none"/>
+        </w:rPr>
+        <w:t xml:space="preserve">El proyecto se mantuvo estable. </w:t>
+      </w:r>
+    </w:p>
+    <w:p>
+      <w:pPr>
+        <w:numPr>
+          <w:ilvl w:val="0"/>
+          <w:numId w:val="55"/>
+        </w:numPr>
+        <w:spacing w:before="100" w:beforeAutospacing="1" w:after="100" w:afterAutospacing="1" w:line="240" w:lineRule="auto"/>
+        <w:rPr>
+          <w:rFonts w:asciiTheme="majorHAnsi" w:eastAsia="Times New Roman" w:hAnsiTheme="majorHAnsi" w:cstheme="majorHAnsi"/>
+          <w:kern w:val="0"/>
+          <w:lang w:eastAsia="es-CO"/>
+          <w14:ligatures w14:val="none"/>
+        </w:rPr>
+      </w:pPr>
+      <w:r>
+        <w:rPr>
+          <w:rFonts w:asciiTheme="majorHAnsi" w:eastAsia="Times New Roman" w:hAnsiTheme="majorHAnsi" w:cstheme="majorHAnsi"/>
+          <w:kern w:val="0"/>
+          <w:lang w:eastAsia="es-CO"/>
+          <w14:ligatures w14:val="none"/>
+        </w:rPr>
+        <w:t xml:space="preserve">No se presentaron avances ni cambios relevantes. </w:t>
+      </w:r>
+    </w:p>
+    <w:p>
+      <w:pPr>
+        <w:spacing w:after="0" w:line="240" w:lineRule="auto"/>
+        <w:rPr>
+          <w:rFonts w:asciiTheme="majorHAnsi" w:eastAsia="Times New Roman" w:hAnsiTheme="majorHAnsi" w:cstheme="majorHAnsi"/>
+          <w:kern w:val="0"/>
+          <w:lang w:eastAsia="es-CO"/>
+          <w14:ligatures w14:val="none"/>
+        </w:rPr>
+      </w:pPr>
+      <w:r>
+        <w:rPr>
+          <w:rFonts w:asciiTheme="majorHAnsi" w:eastAsia="Times New Roman" w:hAnsiTheme="majorHAnsi" w:cstheme="majorHAnsi"/>
+          <w:kern w:val="0"/>
+          <w:lang w:eastAsia="es-CO"/>
+          <w14:ligatures w14:val="none"/>
+        </w:rPr>
+        <w:pict w14:anchorId="02134010">
+          <v:rect id="_x0000_i1099" style="width:0;height:1.5pt" o:hralign="center" o:hrstd="t" o:hr="t" fillcolor="#a0a0a0" stroked="f"/>
+        </w:pict>
+      </w:r>
+    </w:p>
+    <w:p>
+      <w:pPr>
+        <w:spacing w:before="100" w:beforeAutospacing="1" w:after="100" w:afterAutospacing="1" w:line="240" w:lineRule="auto"/>
+        <w:outlineLvl w:val="1"/>
+        <w:rPr>
+          <w:rFonts w:asciiTheme="majorHAnsi" w:eastAsia="Times New Roman" w:hAnsiTheme="majorHAnsi" w:cstheme="majorHAnsi"/>
+          <w:b/>
+          <w:bCs/>
+          <w:kern w:val="0"/>
+          <w:sz w:val="36"/>
+          <w:szCs w:val="36"/>
+          <w:lang w:eastAsia="es-CO"/>
+          <w14:ligatures w14:val="none"/>
+        </w:rPr>
+      </w:pPr>
+      <w:r>
+        <w:rPr>
+          <w:rFonts w:asciiTheme="majorHAnsi" w:eastAsia="Times New Roman" w:hAnsiTheme="majorHAnsi" w:cstheme="majorHAnsi"/>
+          <w:b/>
+          <w:bCs/>
+          <w:kern w:val="0"/>
+          <w:sz w:val="36"/>
+          <w:szCs w:val="36"/>
+          <w:lang w:eastAsia="es-CO"/>
+          <w14:ligatures w14:val="none"/>
+        </w:rPr>
+        <w:t>4. Conclusión</w:t>
+      </w:r>
+    </w:p>
+    <w:p>
+      <w:pPr>
+        <w:spacing w:before="100" w:beforeAutospacing="1" w:after="100" w:afterAutospacing="1" w:line="240" w:lineRule="auto"/>
+        <w:rPr>
+          <w:rFonts w:asciiTheme="majorHAnsi" w:eastAsia="Times New Roman" w:hAnsiTheme="majorHAnsi" w:cstheme="majorHAnsi"/>
+          <w:kern w:val="0"/>
+          <w:lang w:eastAsia="es-CO"/>
+          <w14:ligatures w14:val="none"/>
+        </w:rPr>
+      </w:pPr>
+      <w:r>
+        <w:rPr>
+          <w:rFonts w:asciiTheme="majorHAnsi" w:eastAsia="Times New Roman" w:hAnsiTheme="majorHAnsi" w:cstheme="majorHAnsi"/>
+          <w:kern w:val="0"/>
+          <w:lang w:eastAsia="es-CO"/>
+          <w14:ligatures w14:val="none"/>
+        </w:rPr>
+        <w:t>La semana 6 no representó avances en el desarrollo del proyecto. Sin embargo, permitió conservar la estabilidad del sistema y mantener el progreso alcanzado en las fases anteriores.</w:t>
+      </w:r>
+    </w:p>
+    <w:p>
+      <w:pPr>
+        <w:spacing w:before="100" w:beforeAutospacing="1" w:after="100" w:afterAutospacing="1" w:line="240" w:lineRule="auto"/>
+        <w:rPr>
+          <w:rFonts w:asciiTheme="majorHAnsi" w:eastAsia="Times New Roman" w:hAnsiTheme="majorHAnsi" w:cstheme="majorHAnsi"/>
+          <w:kern w:val="0"/>
+          <w:lang w:eastAsia="es-CO"/>
+          <w14:ligatures w14:val="none"/>
+        </w:rPr>
+      </w:pPr>
     </w:p>
     <w:p>
       <w:pPr>
@@ -7161,7 +11090,7 @@
 <w:numbering xmlns:wpc="http://schemas.microsoft.com/office/word/2010/wordprocessingCanvas" xmlns:cx="http://schemas.microsoft.com/office/drawing/2014/chartex" xmlns:cx1="http://schemas.microsoft.com/office/drawing/2015/9/8/chartex" xmlns:cx2="http://schemas.microsoft.com/office/drawing/2015/10/21/chartex" xmlns:cx3="http://schemas.microsoft.com/office/drawing/2016/5/9/chartex" xmlns:cx4="http://schemas.microsoft.com/office/drawing/2016/5/10/chartex" xmlns:cx5="http://schemas.microsoft.com/office/drawing/2016/5/11/chartex" xmlns:cx6="http://schemas.microsoft.com/office/drawing/2016/5/12/chartex" xmlns:cx7="http://schemas.microsoft.com/office/drawing/2016/5/13/chartex" xmlns:cx8="http://schemas.microsoft.com/office/drawing/2016/5/14/chartex" xmlns:mc="http://schemas.openxmlformats.org/markup-compatibility/2006" xmlns:aink="http://schemas.microsoft.com/office/drawing/2016/ink" xmlns:am3d="http://schemas.microsoft.com/office/drawing/2017/model3d" xmlns:o="urn:schemas-microsoft-com:office:office" xmlns:r="http://schemas.openxmlformats.org/officeDocument/2006/relationships" xmlns:m="http://schemas.openxmlformats.org/officeDocument/2006/math" xmlns:v="urn:schemas-microsoft-com:vml" xmlns:wp14="http://schemas.microsoft.com/office/word/2010/wordprocessingDrawing" xmlns:wp="http://schemas.openxmlformats.org/drawingml/2006/wordprocessingDrawing" xmlns:w10="urn:schemas-microsoft-com:office:word" xmlns:w="http://schemas.openxmlformats.org/wordprocessingml/2006/main" xmlns:w14="http://schemas.microsoft.com/office/word/2010/wordml" xmlns:w15="http://schemas.microsoft.com/office/word/2012/wordml" xmlns:w16cid="http://schemas.microsoft.com/office/word/2016/wordml/cid" xmlns:w16se="http://schemas.microsoft.com/office/word/2015/wordml/symex" xmlns:wpg="http://schemas.microsoft.com/office/word/2010/wordprocessingGroup" xmlns:wpi="http://schemas.microsoft.com/office/word/2010/wordprocessingInk" xmlns:wne="http://schemas.microsoft.com/office/word/2006/wordml" xmlns:wps="http://schemas.microsoft.com/office/word/2010/wordprocessingShape" mc:Ignorable="w14 w15 w16se w16cid wp14">
   <w:numPicBullet w:numPicBulletId="0">
     <w:pict>
-      <v:rect id="_x0000_i1036" style="width:0;height:1.5pt" o:bullet="t" o:hrstd="t" o:hr="t" fillcolor="#a0a0a0" stroked="f"/>
+      <v:rect id="_x0000_i1037" style="width:0;height:1.5pt" o:bullet="t" o:hrstd="t" o:hr="t" fillcolor="#a0a0a0" stroked="f"/>
     </w:pict>
   </w:numPicBullet>
   <w:abstractNum w:abstractNumId="0" w15:restartNumberingAfterBreak="0">
@@ -7463,6 +11392,155 @@
     </w:lvl>
   </w:abstractNum>
   <w:abstractNum w:abstractNumId="2" w15:restartNumberingAfterBreak="0">
+    <w:nsid w:val="06F17774"/>
+    <w:multiLevelType w:val="multilevel"/>
+    <w:tmpl w:val="F190B84E"/>
+    <w:lvl w:ilvl="0">
+      <w:start w:val="1"/>
+      <w:numFmt w:val="bullet"/>
+      <w:lvlText w:val=""/>
+      <w:lvlJc w:val="left"/>
+      <w:pPr>
+        <w:tabs>
+          <w:tab w:val="num" w:pos="720"/>
+        </w:tabs>
+        <w:ind w:left="720" w:hanging="360"/>
+      </w:pPr>
+      <w:rPr>
+        <w:rFonts w:ascii="Symbol" w:hAnsi="Symbol" w:hint="default"/>
+        <w:sz w:val="20"/>
+      </w:rPr>
+    </w:lvl>
+    <w:lvl w:ilvl="1" w:tentative="1">
+      <w:start w:val="1"/>
+      <w:numFmt w:val="bullet"/>
+      <w:lvlText w:val="o"/>
+      <w:lvlJc w:val="left"/>
+      <w:pPr>
+        <w:tabs>
+          <w:tab w:val="num" w:pos="1440"/>
+        </w:tabs>
+        <w:ind w:left="1440" w:hanging="360"/>
+      </w:pPr>
+      <w:rPr>
+        <w:rFonts w:ascii="Courier New" w:hAnsi="Courier New" w:hint="default"/>
+        <w:sz w:val="20"/>
+      </w:rPr>
+    </w:lvl>
+    <w:lvl w:ilvl="2" w:tentative="1">
+      <w:start w:val="1"/>
+      <w:numFmt w:val="bullet"/>
+      <w:lvlText w:val=""/>
+      <w:lvlJc w:val="left"/>
+      <w:pPr>
+        <w:tabs>
+          <w:tab w:val="num" w:pos="2160"/>
+        </w:tabs>
+        <w:ind w:left="2160" w:hanging="360"/>
+      </w:pPr>
+      <w:rPr>
+        <w:rFonts w:ascii="Wingdings" w:hAnsi="Wingdings" w:hint="default"/>
+        <w:sz w:val="20"/>
+      </w:rPr>
+    </w:lvl>
+    <w:lvl w:ilvl="3" w:tentative="1">
+      <w:start w:val="1"/>
+      <w:numFmt w:val="bullet"/>
+      <w:lvlText w:val=""/>
+      <w:lvlJc w:val="left"/>
+      <w:pPr>
+        <w:tabs>
+          <w:tab w:val="num" w:pos="2880"/>
+        </w:tabs>
+        <w:ind w:left="2880" w:hanging="360"/>
+      </w:pPr>
+      <w:rPr>
+        <w:rFonts w:ascii="Wingdings" w:hAnsi="Wingdings" w:hint="default"/>
+        <w:sz w:val="20"/>
+      </w:rPr>
+    </w:lvl>
+    <w:lvl w:ilvl="4" w:tentative="1">
+      <w:start w:val="1"/>
+      <w:numFmt w:val="bullet"/>
+      <w:lvlText w:val=""/>
+      <w:lvlJc w:val="left"/>
+      <w:pPr>
+        <w:tabs>
+          <w:tab w:val="num" w:pos="3600"/>
+        </w:tabs>
+        <w:ind w:left="3600" w:hanging="360"/>
+      </w:pPr>
+      <w:rPr>
+        <w:rFonts w:ascii="Wingdings" w:hAnsi="Wingdings" w:hint="default"/>
+        <w:sz w:val="20"/>
+      </w:rPr>
+    </w:lvl>
+    <w:lvl w:ilvl="5" w:tentative="1">
+      <w:start w:val="1"/>
+      <w:numFmt w:val="bullet"/>
+      <w:lvlText w:val=""/>
+      <w:lvlJc w:val="left"/>
+      <w:pPr>
+        <w:tabs>
+          <w:tab w:val="num" w:pos="4320"/>
+        </w:tabs>
+        <w:ind w:left="4320" w:hanging="360"/>
+      </w:pPr>
+      <w:rPr>
+        <w:rFonts w:ascii="Wingdings" w:hAnsi="Wingdings" w:hint="default"/>
+        <w:sz w:val="20"/>
+      </w:rPr>
+    </w:lvl>
+    <w:lvl w:ilvl="6" w:tentative="1">
+      <w:start w:val="1"/>
+      <w:numFmt w:val="bullet"/>
+      <w:lvlText w:val=""/>
+      <w:lvlJc w:val="left"/>
+      <w:pPr>
+        <w:tabs>
+          <w:tab w:val="num" w:pos="5040"/>
+        </w:tabs>
+        <w:ind w:left="5040" w:hanging="360"/>
+      </w:pPr>
+      <w:rPr>
+        <w:rFonts w:ascii="Wingdings" w:hAnsi="Wingdings" w:hint="default"/>
+        <w:sz w:val="20"/>
+      </w:rPr>
+    </w:lvl>
+    <w:lvl w:ilvl="7" w:tentative="1">
+      <w:start w:val="1"/>
+      <w:numFmt w:val="bullet"/>
+      <w:lvlText w:val=""/>
+      <w:lvlJc w:val="left"/>
+      <w:pPr>
+        <w:tabs>
+          <w:tab w:val="num" w:pos="5760"/>
+        </w:tabs>
+        <w:ind w:left="5760" w:hanging="360"/>
+      </w:pPr>
+      <w:rPr>
+        <w:rFonts w:ascii="Wingdings" w:hAnsi="Wingdings" w:hint="default"/>
+        <w:sz w:val="20"/>
+      </w:rPr>
+    </w:lvl>
+    <w:lvl w:ilvl="8" w:tentative="1">
+      <w:start w:val="1"/>
+      <w:numFmt w:val="bullet"/>
+      <w:lvlText w:val=""/>
+      <w:lvlJc w:val="left"/>
+      <w:pPr>
+        <w:tabs>
+          <w:tab w:val="num" w:pos="6480"/>
+        </w:tabs>
+        <w:ind w:left="6480" w:hanging="360"/>
+      </w:pPr>
+      <w:rPr>
+        <w:rFonts w:ascii="Wingdings" w:hAnsi="Wingdings" w:hint="default"/>
+        <w:sz w:val="20"/>
+      </w:rPr>
+    </w:lvl>
+  </w:abstractNum>
+  <w:abstractNum w:abstractNumId="3" w15:restartNumberingAfterBreak="0">
     <w:nsid w:val="0A2720C6"/>
     <w:multiLevelType w:val="multilevel"/>
     <w:tmpl w:val="0CA8C586"/>
@@ -7611,7 +11689,7 @@
       </w:rPr>
     </w:lvl>
   </w:abstractNum>
-  <w:abstractNum w:abstractNumId="3" w15:restartNumberingAfterBreak="0">
+  <w:abstractNum w:abstractNumId="4" w15:restartNumberingAfterBreak="0">
     <w:nsid w:val="0E422CCF"/>
     <w:multiLevelType w:val="multilevel"/>
     <w:tmpl w:val="89F61F1C"/>
@@ -7760,7 +11838,305 @@
       </w:rPr>
     </w:lvl>
   </w:abstractNum>
-  <w:abstractNum w:abstractNumId="4" w15:restartNumberingAfterBreak="0">
+  <w:abstractNum w:abstractNumId="5" w15:restartNumberingAfterBreak="0">
+    <w:nsid w:val="0FCA5BAF"/>
+    <w:multiLevelType w:val="multilevel"/>
+    <w:tmpl w:val="340AEF26"/>
+    <w:lvl w:ilvl="0">
+      <w:start w:val="1"/>
+      <w:numFmt w:val="bullet"/>
+      <w:lvlText w:val=""/>
+      <w:lvlJc w:val="left"/>
+      <w:pPr>
+        <w:tabs>
+          <w:tab w:val="num" w:pos="720"/>
+        </w:tabs>
+        <w:ind w:left="720" w:hanging="360"/>
+      </w:pPr>
+      <w:rPr>
+        <w:rFonts w:ascii="Symbol" w:hAnsi="Symbol" w:hint="default"/>
+        <w:sz w:val="20"/>
+      </w:rPr>
+    </w:lvl>
+    <w:lvl w:ilvl="1">
+      <w:start w:val="1"/>
+      <w:numFmt w:val="bullet"/>
+      <w:lvlText w:val="o"/>
+      <w:lvlJc w:val="left"/>
+      <w:pPr>
+        <w:tabs>
+          <w:tab w:val="num" w:pos="1440"/>
+        </w:tabs>
+        <w:ind w:left="1440" w:hanging="360"/>
+      </w:pPr>
+      <w:rPr>
+        <w:rFonts w:ascii="Courier New" w:hAnsi="Courier New" w:hint="default"/>
+        <w:sz w:val="20"/>
+      </w:rPr>
+    </w:lvl>
+    <w:lvl w:ilvl="2" w:tentative="1">
+      <w:start w:val="1"/>
+      <w:numFmt w:val="bullet"/>
+      <w:lvlText w:val=""/>
+      <w:lvlJc w:val="left"/>
+      <w:pPr>
+        <w:tabs>
+          <w:tab w:val="num" w:pos="2160"/>
+        </w:tabs>
+        <w:ind w:left="2160" w:hanging="360"/>
+      </w:pPr>
+      <w:rPr>
+        <w:rFonts w:ascii="Wingdings" w:hAnsi="Wingdings" w:hint="default"/>
+        <w:sz w:val="20"/>
+      </w:rPr>
+    </w:lvl>
+    <w:lvl w:ilvl="3" w:tentative="1">
+      <w:start w:val="1"/>
+      <w:numFmt w:val="bullet"/>
+      <w:lvlText w:val=""/>
+      <w:lvlJc w:val="left"/>
+      <w:pPr>
+        <w:tabs>
+          <w:tab w:val="num" w:pos="2880"/>
+        </w:tabs>
+        <w:ind w:left="2880" w:hanging="360"/>
+      </w:pPr>
+      <w:rPr>
+        <w:rFonts w:ascii="Wingdings" w:hAnsi="Wingdings" w:hint="default"/>
+        <w:sz w:val="20"/>
+      </w:rPr>
+    </w:lvl>
+    <w:lvl w:ilvl="4" w:tentative="1">
+      <w:start w:val="1"/>
+      <w:numFmt w:val="bullet"/>
+      <w:lvlText w:val=""/>
+      <w:lvlJc w:val="left"/>
+      <w:pPr>
+        <w:tabs>
+          <w:tab w:val="num" w:pos="3600"/>
+        </w:tabs>
+        <w:ind w:left="3600" w:hanging="360"/>
+      </w:pPr>
+      <w:rPr>
+        <w:rFonts w:ascii="Wingdings" w:hAnsi="Wingdings" w:hint="default"/>
+        <w:sz w:val="20"/>
+      </w:rPr>
+    </w:lvl>
+    <w:lvl w:ilvl="5" w:tentative="1">
+      <w:start w:val="1"/>
+      <w:numFmt w:val="bullet"/>
+      <w:lvlText w:val=""/>
+      <w:lvlJc w:val="left"/>
+      <w:pPr>
+        <w:tabs>
+          <w:tab w:val="num" w:pos="4320"/>
+        </w:tabs>
+        <w:ind w:left="4320" w:hanging="360"/>
+      </w:pPr>
+      <w:rPr>
+        <w:rFonts w:ascii="Wingdings" w:hAnsi="Wingdings" w:hint="default"/>
+        <w:sz w:val="20"/>
+      </w:rPr>
+    </w:lvl>
+    <w:lvl w:ilvl="6" w:tentative="1">
+      <w:start w:val="1"/>
+      <w:numFmt w:val="bullet"/>
+      <w:lvlText w:val=""/>
+      <w:lvlJc w:val="left"/>
+      <w:pPr>
+        <w:tabs>
+          <w:tab w:val="num" w:pos="5040"/>
+        </w:tabs>
+        <w:ind w:left="5040" w:hanging="360"/>
+      </w:pPr>
+      <w:rPr>
+        <w:rFonts w:ascii="Wingdings" w:hAnsi="Wingdings" w:hint="default"/>
+        <w:sz w:val="20"/>
+      </w:rPr>
+    </w:lvl>
+    <w:lvl w:ilvl="7" w:tentative="1">
+      <w:start w:val="1"/>
+      <w:numFmt w:val="bullet"/>
+      <w:lvlText w:val=""/>
+      <w:lvlJc w:val="left"/>
+      <w:pPr>
+        <w:tabs>
+          <w:tab w:val="num" w:pos="5760"/>
+        </w:tabs>
+        <w:ind w:left="5760" w:hanging="360"/>
+      </w:pPr>
+      <w:rPr>
+        <w:rFonts w:ascii="Wingdings" w:hAnsi="Wingdings" w:hint="default"/>
+        <w:sz w:val="20"/>
+      </w:rPr>
+    </w:lvl>
+    <w:lvl w:ilvl="8" w:tentative="1">
+      <w:start w:val="1"/>
+      <w:numFmt w:val="bullet"/>
+      <w:lvlText w:val=""/>
+      <w:lvlJc w:val="left"/>
+      <w:pPr>
+        <w:tabs>
+          <w:tab w:val="num" w:pos="6480"/>
+        </w:tabs>
+        <w:ind w:left="6480" w:hanging="360"/>
+      </w:pPr>
+      <w:rPr>
+        <w:rFonts w:ascii="Wingdings" w:hAnsi="Wingdings" w:hint="default"/>
+        <w:sz w:val="20"/>
+      </w:rPr>
+    </w:lvl>
+  </w:abstractNum>
+  <w:abstractNum w:abstractNumId="6" w15:restartNumberingAfterBreak="0">
+    <w:nsid w:val="114D712A"/>
+    <w:multiLevelType w:val="multilevel"/>
+    <w:tmpl w:val="6D8C124A"/>
+    <w:lvl w:ilvl="0">
+      <w:start w:val="1"/>
+      <w:numFmt w:val="bullet"/>
+      <w:lvlText w:val=""/>
+      <w:lvlJc w:val="left"/>
+      <w:pPr>
+        <w:tabs>
+          <w:tab w:val="num" w:pos="720"/>
+        </w:tabs>
+        <w:ind w:left="720" w:hanging="360"/>
+      </w:pPr>
+      <w:rPr>
+        <w:rFonts w:ascii="Symbol" w:hAnsi="Symbol" w:hint="default"/>
+        <w:sz w:val="20"/>
+      </w:rPr>
+    </w:lvl>
+    <w:lvl w:ilvl="1" w:tentative="1">
+      <w:start w:val="1"/>
+      <w:numFmt w:val="bullet"/>
+      <w:lvlText w:val="o"/>
+      <w:lvlJc w:val="left"/>
+      <w:pPr>
+        <w:tabs>
+          <w:tab w:val="num" w:pos="1440"/>
+        </w:tabs>
+        <w:ind w:left="1440" w:hanging="360"/>
+      </w:pPr>
+      <w:rPr>
+        <w:rFonts w:ascii="Courier New" w:hAnsi="Courier New" w:hint="default"/>
+        <w:sz w:val="20"/>
+      </w:rPr>
+    </w:lvl>
+    <w:lvl w:ilvl="2" w:tentative="1">
+      <w:start w:val="1"/>
+      <w:numFmt w:val="bullet"/>
+      <w:lvlText w:val=""/>
+      <w:lvlJc w:val="left"/>
+      <w:pPr>
+        <w:tabs>
+          <w:tab w:val="num" w:pos="2160"/>
+        </w:tabs>
+        <w:ind w:left="2160" w:hanging="360"/>
+      </w:pPr>
+      <w:rPr>
+        <w:rFonts w:ascii="Wingdings" w:hAnsi="Wingdings" w:hint="default"/>
+        <w:sz w:val="20"/>
+      </w:rPr>
+    </w:lvl>
+    <w:lvl w:ilvl="3" w:tentative="1">
+      <w:start w:val="1"/>
+      <w:numFmt w:val="bullet"/>
+      <w:lvlText w:val=""/>
+      <w:lvlJc w:val="left"/>
+      <w:pPr>
+        <w:tabs>
+          <w:tab w:val="num" w:pos="2880"/>
+        </w:tabs>
+        <w:ind w:left="2880" w:hanging="360"/>
+      </w:pPr>
+      <w:rPr>
+        <w:rFonts w:ascii="Wingdings" w:hAnsi="Wingdings" w:hint="default"/>
+        <w:sz w:val="20"/>
+      </w:rPr>
+    </w:lvl>
+    <w:lvl w:ilvl="4" w:tentative="1">
+      <w:start w:val="1"/>
+      <w:numFmt w:val="bullet"/>
+      <w:lvlText w:val=""/>
+      <w:lvlJc w:val="left"/>
+      <w:pPr>
+        <w:tabs>
+          <w:tab w:val="num" w:pos="3600"/>
+        </w:tabs>
+        <w:ind w:left="3600" w:hanging="360"/>
+      </w:pPr>
+      <w:rPr>
+        <w:rFonts w:ascii="Wingdings" w:hAnsi="Wingdings" w:hint="default"/>
+        <w:sz w:val="20"/>
+      </w:rPr>
+    </w:lvl>
+    <w:lvl w:ilvl="5" w:tentative="1">
+      <w:start w:val="1"/>
+      <w:numFmt w:val="bullet"/>
+      <w:lvlText w:val=""/>
+      <w:lvlJc w:val="left"/>
+      <w:pPr>
+        <w:tabs>
+          <w:tab w:val="num" w:pos="4320"/>
+        </w:tabs>
+        <w:ind w:left="4320" w:hanging="360"/>
+      </w:pPr>
+      <w:rPr>
+        <w:rFonts w:ascii="Wingdings" w:hAnsi="Wingdings" w:hint="default"/>
+        <w:sz w:val="20"/>
+      </w:rPr>
+    </w:lvl>
+    <w:lvl w:ilvl="6" w:tentative="1">
+      <w:start w:val="1"/>
+      <w:numFmt w:val="bullet"/>
+      <w:lvlText w:val=""/>
+      <w:lvlJc w:val="left"/>
+      <w:pPr>
+        <w:tabs>
+          <w:tab w:val="num" w:pos="5040"/>
+        </w:tabs>
+        <w:ind w:left="5040" w:hanging="360"/>
+      </w:pPr>
+      <w:rPr>
+        <w:rFonts w:ascii="Wingdings" w:hAnsi="Wingdings" w:hint="default"/>
+        <w:sz w:val="20"/>
+      </w:rPr>
+    </w:lvl>
+    <w:lvl w:ilvl="7" w:tentative="1">
+      <w:start w:val="1"/>
+      <w:numFmt w:val="bullet"/>
+      <w:lvlText w:val=""/>
+      <w:lvlJc w:val="left"/>
+      <w:pPr>
+        <w:tabs>
+          <w:tab w:val="num" w:pos="5760"/>
+        </w:tabs>
+        <w:ind w:left="5760" w:hanging="360"/>
+      </w:pPr>
+      <w:rPr>
+        <w:rFonts w:ascii="Wingdings" w:hAnsi="Wingdings" w:hint="default"/>
+        <w:sz w:val="20"/>
+      </w:rPr>
+    </w:lvl>
+    <w:lvl w:ilvl="8" w:tentative="1">
+      <w:start w:val="1"/>
+      <w:numFmt w:val="bullet"/>
+      <w:lvlText w:val=""/>
+      <w:lvlJc w:val="left"/>
+      <w:pPr>
+        <w:tabs>
+          <w:tab w:val="num" w:pos="6480"/>
+        </w:tabs>
+        <w:ind w:left="6480" w:hanging="360"/>
+      </w:pPr>
+      <w:rPr>
+        <w:rFonts w:ascii="Wingdings" w:hAnsi="Wingdings" w:hint="default"/>
+        <w:sz w:val="20"/>
+      </w:rPr>
+    </w:lvl>
+  </w:abstractNum>
+  <w:abstractNum w:abstractNumId="7" w15:restartNumberingAfterBreak="0">
     <w:nsid w:val="11B339FA"/>
     <w:multiLevelType w:val="multilevel"/>
     <w:tmpl w:val="E37EFD06"/>
@@ -7909,7 +12285,7 @@
       </w:rPr>
     </w:lvl>
   </w:abstractNum>
-  <w:abstractNum w:abstractNumId="5" w15:restartNumberingAfterBreak="0">
+  <w:abstractNum w:abstractNumId="8" w15:restartNumberingAfterBreak="0">
     <w:nsid w:val="139C6B39"/>
     <w:multiLevelType w:val="multilevel"/>
     <w:tmpl w:val="6FC208AC"/>
@@ -8058,7 +12434,156 @@
       </w:rPr>
     </w:lvl>
   </w:abstractNum>
-  <w:abstractNum w:abstractNumId="6" w15:restartNumberingAfterBreak="0">
+  <w:abstractNum w:abstractNumId="9" w15:restartNumberingAfterBreak="0">
+    <w:nsid w:val="148B52D8"/>
+    <w:multiLevelType w:val="multilevel"/>
+    <w:tmpl w:val="D9BA76EC"/>
+    <w:lvl w:ilvl="0">
+      <w:start w:val="1"/>
+      <w:numFmt w:val="bullet"/>
+      <w:lvlText w:val=""/>
+      <w:lvlJc w:val="left"/>
+      <w:pPr>
+        <w:tabs>
+          <w:tab w:val="num" w:pos="720"/>
+        </w:tabs>
+        <w:ind w:left="720" w:hanging="360"/>
+      </w:pPr>
+      <w:rPr>
+        <w:rFonts w:ascii="Symbol" w:hAnsi="Symbol" w:hint="default"/>
+        <w:sz w:val="20"/>
+      </w:rPr>
+    </w:lvl>
+    <w:lvl w:ilvl="1">
+      <w:start w:val="1"/>
+      <w:numFmt w:val="bullet"/>
+      <w:lvlText w:val="o"/>
+      <w:lvlJc w:val="left"/>
+      <w:pPr>
+        <w:tabs>
+          <w:tab w:val="num" w:pos="1440"/>
+        </w:tabs>
+        <w:ind w:left="1440" w:hanging="360"/>
+      </w:pPr>
+      <w:rPr>
+        <w:rFonts w:ascii="Courier New" w:hAnsi="Courier New" w:hint="default"/>
+        <w:sz w:val="20"/>
+      </w:rPr>
+    </w:lvl>
+    <w:lvl w:ilvl="2">
+      <w:start w:val="1"/>
+      <w:numFmt w:val="bullet"/>
+      <w:lvlText w:val=""/>
+      <w:lvlJc w:val="left"/>
+      <w:pPr>
+        <w:tabs>
+          <w:tab w:val="num" w:pos="2160"/>
+        </w:tabs>
+        <w:ind w:left="2160" w:hanging="360"/>
+      </w:pPr>
+      <w:rPr>
+        <w:rFonts w:ascii="Wingdings" w:hAnsi="Wingdings" w:hint="default"/>
+        <w:sz w:val="20"/>
+      </w:rPr>
+    </w:lvl>
+    <w:lvl w:ilvl="3" w:tentative="1">
+      <w:start w:val="1"/>
+      <w:numFmt w:val="bullet"/>
+      <w:lvlText w:val=""/>
+      <w:lvlJc w:val="left"/>
+      <w:pPr>
+        <w:tabs>
+          <w:tab w:val="num" w:pos="2880"/>
+        </w:tabs>
+        <w:ind w:left="2880" w:hanging="360"/>
+      </w:pPr>
+      <w:rPr>
+        <w:rFonts w:ascii="Wingdings" w:hAnsi="Wingdings" w:hint="default"/>
+        <w:sz w:val="20"/>
+      </w:rPr>
+    </w:lvl>
+    <w:lvl w:ilvl="4" w:tentative="1">
+      <w:start w:val="1"/>
+      <w:numFmt w:val="bullet"/>
+      <w:lvlText w:val=""/>
+      <w:lvlJc w:val="left"/>
+      <w:pPr>
+        <w:tabs>
+          <w:tab w:val="num" w:pos="3600"/>
+        </w:tabs>
+        <w:ind w:left="3600" w:hanging="360"/>
+      </w:pPr>
+      <w:rPr>
+        <w:rFonts w:ascii="Wingdings" w:hAnsi="Wingdings" w:hint="default"/>
+        <w:sz w:val="20"/>
+      </w:rPr>
+    </w:lvl>
+    <w:lvl w:ilvl="5" w:tentative="1">
+      <w:start w:val="1"/>
+      <w:numFmt w:val="bullet"/>
+      <w:lvlText w:val=""/>
+      <w:lvlJc w:val="left"/>
+      <w:pPr>
+        <w:tabs>
+          <w:tab w:val="num" w:pos="4320"/>
+        </w:tabs>
+        <w:ind w:left="4320" w:hanging="360"/>
+      </w:pPr>
+      <w:rPr>
+        <w:rFonts w:ascii="Wingdings" w:hAnsi="Wingdings" w:hint="default"/>
+        <w:sz w:val="20"/>
+      </w:rPr>
+    </w:lvl>
+    <w:lvl w:ilvl="6" w:tentative="1">
+      <w:start w:val="1"/>
+      <w:numFmt w:val="bullet"/>
+      <w:lvlText w:val=""/>
+      <w:lvlJc w:val="left"/>
+      <w:pPr>
+        <w:tabs>
+          <w:tab w:val="num" w:pos="5040"/>
+        </w:tabs>
+        <w:ind w:left="5040" w:hanging="360"/>
+      </w:pPr>
+      <w:rPr>
+        <w:rFonts w:ascii="Wingdings" w:hAnsi="Wingdings" w:hint="default"/>
+        <w:sz w:val="20"/>
+      </w:rPr>
+    </w:lvl>
+    <w:lvl w:ilvl="7" w:tentative="1">
+      <w:start w:val="1"/>
+      <w:numFmt w:val="bullet"/>
+      <w:lvlText w:val=""/>
+      <w:lvlJc w:val="left"/>
+      <w:pPr>
+        <w:tabs>
+          <w:tab w:val="num" w:pos="5760"/>
+        </w:tabs>
+        <w:ind w:left="5760" w:hanging="360"/>
+      </w:pPr>
+      <w:rPr>
+        <w:rFonts w:ascii="Wingdings" w:hAnsi="Wingdings" w:hint="default"/>
+        <w:sz w:val="20"/>
+      </w:rPr>
+    </w:lvl>
+    <w:lvl w:ilvl="8" w:tentative="1">
+      <w:start w:val="1"/>
+      <w:numFmt w:val="bullet"/>
+      <w:lvlText w:val=""/>
+      <w:lvlJc w:val="left"/>
+      <w:pPr>
+        <w:tabs>
+          <w:tab w:val="num" w:pos="6480"/>
+        </w:tabs>
+        <w:ind w:left="6480" w:hanging="360"/>
+      </w:pPr>
+      <w:rPr>
+        <w:rFonts w:ascii="Wingdings" w:hAnsi="Wingdings" w:hint="default"/>
+        <w:sz w:val="20"/>
+      </w:rPr>
+    </w:lvl>
+  </w:abstractNum>
+  <w:abstractNum w:abstractNumId="10" w15:restartNumberingAfterBreak="0">
     <w:nsid w:val="14F65BC4"/>
     <w:multiLevelType w:val="multilevel"/>
     <w:tmpl w:val="4F3E8AA0"/>
@@ -8207,7 +12732,7 @@
       </w:rPr>
     </w:lvl>
   </w:abstractNum>
-  <w:abstractNum w:abstractNumId="7" w15:restartNumberingAfterBreak="0">
+  <w:abstractNum w:abstractNumId="11" w15:restartNumberingAfterBreak="0">
     <w:nsid w:val="166841D3"/>
     <w:multiLevelType w:val="multilevel"/>
     <w:tmpl w:val="E214938A"/>
@@ -8356,7 +12881,156 @@
       </w:rPr>
     </w:lvl>
   </w:abstractNum>
-  <w:abstractNum w:abstractNumId="8" w15:restartNumberingAfterBreak="0">
+  <w:abstractNum w:abstractNumId="12" w15:restartNumberingAfterBreak="0">
+    <w:nsid w:val="19020574"/>
+    <w:multiLevelType w:val="multilevel"/>
+    <w:tmpl w:val="CD16746C"/>
+    <w:lvl w:ilvl="0">
+      <w:start w:val="1"/>
+      <w:numFmt w:val="bullet"/>
+      <w:lvlText w:val=""/>
+      <w:lvlJc w:val="left"/>
+      <w:pPr>
+        <w:tabs>
+          <w:tab w:val="num" w:pos="720"/>
+        </w:tabs>
+        <w:ind w:left="720" w:hanging="360"/>
+      </w:pPr>
+      <w:rPr>
+        <w:rFonts w:ascii="Symbol" w:hAnsi="Symbol" w:hint="default"/>
+        <w:sz w:val="20"/>
+      </w:rPr>
+    </w:lvl>
+    <w:lvl w:ilvl="1" w:tentative="1">
+      <w:start w:val="1"/>
+      <w:numFmt w:val="bullet"/>
+      <w:lvlText w:val="o"/>
+      <w:lvlJc w:val="left"/>
+      <w:pPr>
+        <w:tabs>
+          <w:tab w:val="num" w:pos="1440"/>
+        </w:tabs>
+        <w:ind w:left="1440" w:hanging="360"/>
+      </w:pPr>
+      <w:rPr>
+        <w:rFonts w:ascii="Courier New" w:hAnsi="Courier New" w:hint="default"/>
+        <w:sz w:val="20"/>
+      </w:rPr>
+    </w:lvl>
+    <w:lvl w:ilvl="2" w:tentative="1">
+      <w:start w:val="1"/>
+      <w:numFmt w:val="bullet"/>
+      <w:lvlText w:val=""/>
+      <w:lvlJc w:val="left"/>
+      <w:pPr>
+        <w:tabs>
+          <w:tab w:val="num" w:pos="2160"/>
+        </w:tabs>
+        <w:ind w:left="2160" w:hanging="360"/>
+      </w:pPr>
+      <w:rPr>
+        <w:rFonts w:ascii="Wingdings" w:hAnsi="Wingdings" w:hint="default"/>
+        <w:sz w:val="20"/>
+      </w:rPr>
+    </w:lvl>
+    <w:lvl w:ilvl="3" w:tentative="1">
+      <w:start w:val="1"/>
+      <w:numFmt w:val="bullet"/>
+      <w:lvlText w:val=""/>
+      <w:lvlJc w:val="left"/>
+      <w:pPr>
+        <w:tabs>
+          <w:tab w:val="num" w:pos="2880"/>
+        </w:tabs>
+        <w:ind w:left="2880" w:hanging="360"/>
+      </w:pPr>
+      <w:rPr>
+        <w:rFonts w:ascii="Wingdings" w:hAnsi="Wingdings" w:hint="default"/>
+        <w:sz w:val="20"/>
+      </w:rPr>
+    </w:lvl>
+    <w:lvl w:ilvl="4" w:tentative="1">
+      <w:start w:val="1"/>
+      <w:numFmt w:val="bullet"/>
+      <w:lvlText w:val=""/>
+      <w:lvlJc w:val="left"/>
+      <w:pPr>
+        <w:tabs>
+          <w:tab w:val="num" w:pos="3600"/>
+        </w:tabs>
+        <w:ind w:left="3600" w:hanging="360"/>
+      </w:pPr>
+      <w:rPr>
+        <w:rFonts w:ascii="Wingdings" w:hAnsi="Wingdings" w:hint="default"/>
+        <w:sz w:val="20"/>
+      </w:rPr>
+    </w:lvl>
+    <w:lvl w:ilvl="5" w:tentative="1">
+      <w:start w:val="1"/>
+      <w:numFmt w:val="bullet"/>
+      <w:lvlText w:val=""/>
+      <w:lvlJc w:val="left"/>
+      <w:pPr>
+        <w:tabs>
+          <w:tab w:val="num" w:pos="4320"/>
+        </w:tabs>
+        <w:ind w:left="4320" w:hanging="360"/>
+      </w:pPr>
+      <w:rPr>
+        <w:rFonts w:ascii="Wingdings" w:hAnsi="Wingdings" w:hint="default"/>
+        <w:sz w:val="20"/>
+      </w:rPr>
+    </w:lvl>
+    <w:lvl w:ilvl="6" w:tentative="1">
+      <w:start w:val="1"/>
+      <w:numFmt w:val="bullet"/>
+      <w:lvlText w:val=""/>
+      <w:lvlJc w:val="left"/>
+      <w:pPr>
+        <w:tabs>
+          <w:tab w:val="num" w:pos="5040"/>
+        </w:tabs>
+        <w:ind w:left="5040" w:hanging="360"/>
+      </w:pPr>
+      <w:rPr>
+        <w:rFonts w:ascii="Wingdings" w:hAnsi="Wingdings" w:hint="default"/>
+        <w:sz w:val="20"/>
+      </w:rPr>
+    </w:lvl>
+    <w:lvl w:ilvl="7" w:tentative="1">
+      <w:start w:val="1"/>
+      <w:numFmt w:val="bullet"/>
+      <w:lvlText w:val=""/>
+      <w:lvlJc w:val="left"/>
+      <w:pPr>
+        <w:tabs>
+          <w:tab w:val="num" w:pos="5760"/>
+        </w:tabs>
+        <w:ind w:left="5760" w:hanging="360"/>
+      </w:pPr>
+      <w:rPr>
+        <w:rFonts w:ascii="Wingdings" w:hAnsi="Wingdings" w:hint="default"/>
+        <w:sz w:val="20"/>
+      </w:rPr>
+    </w:lvl>
+    <w:lvl w:ilvl="8" w:tentative="1">
+      <w:start w:val="1"/>
+      <w:numFmt w:val="bullet"/>
+      <w:lvlText w:val=""/>
+      <w:lvlJc w:val="left"/>
+      <w:pPr>
+        <w:tabs>
+          <w:tab w:val="num" w:pos="6480"/>
+        </w:tabs>
+        <w:ind w:left="6480" w:hanging="360"/>
+      </w:pPr>
+      <w:rPr>
+        <w:rFonts w:ascii="Wingdings" w:hAnsi="Wingdings" w:hint="default"/>
+        <w:sz w:val="20"/>
+      </w:rPr>
+    </w:lvl>
+  </w:abstractNum>
+  <w:abstractNum w:abstractNumId="13" w15:restartNumberingAfterBreak="0">
     <w:nsid w:val="1C0B7D46"/>
     <w:multiLevelType w:val="multilevel"/>
     <w:tmpl w:val="5DD639D0"/>
@@ -8505,7 +13179,7 @@
       </w:rPr>
     </w:lvl>
   </w:abstractNum>
-  <w:abstractNum w:abstractNumId="9" w15:restartNumberingAfterBreak="0">
+  <w:abstractNum w:abstractNumId="14" w15:restartNumberingAfterBreak="0">
     <w:nsid w:val="1DFE3EEA"/>
     <w:multiLevelType w:val="multilevel"/>
     <w:tmpl w:val="9B1C0058"/>
@@ -8654,7 +13328,156 @@
       </w:rPr>
     </w:lvl>
   </w:abstractNum>
-  <w:abstractNum w:abstractNumId="10" w15:restartNumberingAfterBreak="0">
+  <w:abstractNum w:abstractNumId="15" w15:restartNumberingAfterBreak="0">
+    <w:nsid w:val="1FA815B1"/>
+    <w:multiLevelType w:val="multilevel"/>
+    <w:tmpl w:val="93D6E602"/>
+    <w:lvl w:ilvl="0">
+      <w:start w:val="1"/>
+      <w:numFmt w:val="bullet"/>
+      <w:lvlText w:val=""/>
+      <w:lvlJc w:val="left"/>
+      <w:pPr>
+        <w:tabs>
+          <w:tab w:val="num" w:pos="720"/>
+        </w:tabs>
+        <w:ind w:left="720" w:hanging="360"/>
+      </w:pPr>
+      <w:rPr>
+        <w:rFonts w:ascii="Symbol" w:hAnsi="Symbol" w:hint="default"/>
+        <w:sz w:val="20"/>
+      </w:rPr>
+    </w:lvl>
+    <w:lvl w:ilvl="1">
+      <w:start w:val="1"/>
+      <w:numFmt w:val="bullet"/>
+      <w:lvlText w:val="o"/>
+      <w:lvlJc w:val="left"/>
+      <w:pPr>
+        <w:tabs>
+          <w:tab w:val="num" w:pos="1440"/>
+        </w:tabs>
+        <w:ind w:left="1440" w:hanging="360"/>
+      </w:pPr>
+      <w:rPr>
+        <w:rFonts w:ascii="Courier New" w:hAnsi="Courier New" w:hint="default"/>
+        <w:sz w:val="20"/>
+      </w:rPr>
+    </w:lvl>
+    <w:lvl w:ilvl="2" w:tentative="1">
+      <w:start w:val="1"/>
+      <w:numFmt w:val="bullet"/>
+      <w:lvlText w:val=""/>
+      <w:lvlJc w:val="left"/>
+      <w:pPr>
+        <w:tabs>
+          <w:tab w:val="num" w:pos="2160"/>
+        </w:tabs>
+        <w:ind w:left="2160" w:hanging="360"/>
+      </w:pPr>
+      <w:rPr>
+        <w:rFonts w:ascii="Wingdings" w:hAnsi="Wingdings" w:hint="default"/>
+        <w:sz w:val="20"/>
+      </w:rPr>
+    </w:lvl>
+    <w:lvl w:ilvl="3" w:tentative="1">
+      <w:start w:val="1"/>
+      <w:numFmt w:val="bullet"/>
+      <w:lvlText w:val=""/>
+      <w:lvlJc w:val="left"/>
+      <w:pPr>
+        <w:tabs>
+          <w:tab w:val="num" w:pos="2880"/>
+        </w:tabs>
+        <w:ind w:left="2880" w:hanging="360"/>
+      </w:pPr>
+      <w:rPr>
+        <w:rFonts w:ascii="Wingdings" w:hAnsi="Wingdings" w:hint="default"/>
+        <w:sz w:val="20"/>
+      </w:rPr>
+    </w:lvl>
+    <w:lvl w:ilvl="4" w:tentative="1">
+      <w:start w:val="1"/>
+      <w:numFmt w:val="bullet"/>
+      <w:lvlText w:val=""/>
+      <w:lvlJc w:val="left"/>
+      <w:pPr>
+        <w:tabs>
+          <w:tab w:val="num" w:pos="3600"/>
+        </w:tabs>
+        <w:ind w:left="3600" w:hanging="360"/>
+      </w:pPr>
+      <w:rPr>
+        <w:rFonts w:ascii="Wingdings" w:hAnsi="Wingdings" w:hint="default"/>
+        <w:sz w:val="20"/>
+      </w:rPr>
+    </w:lvl>
+    <w:lvl w:ilvl="5" w:tentative="1">
+      <w:start w:val="1"/>
+      <w:numFmt w:val="bullet"/>
+      <w:lvlText w:val=""/>
+      <w:lvlJc w:val="left"/>
+      <w:pPr>
+        <w:tabs>
+          <w:tab w:val="num" w:pos="4320"/>
+        </w:tabs>
+        <w:ind w:left="4320" w:hanging="360"/>
+      </w:pPr>
+      <w:rPr>
+        <w:rFonts w:ascii="Wingdings" w:hAnsi="Wingdings" w:hint="default"/>
+        <w:sz w:val="20"/>
+      </w:rPr>
+    </w:lvl>
+    <w:lvl w:ilvl="6" w:tentative="1">
+      <w:start w:val="1"/>
+      <w:numFmt w:val="bullet"/>
+      <w:lvlText w:val=""/>
+      <w:lvlJc w:val="left"/>
+      <w:pPr>
+        <w:tabs>
+          <w:tab w:val="num" w:pos="5040"/>
+        </w:tabs>
+        <w:ind w:left="5040" w:hanging="360"/>
+      </w:pPr>
+      <w:rPr>
+        <w:rFonts w:ascii="Wingdings" w:hAnsi="Wingdings" w:hint="default"/>
+        <w:sz w:val="20"/>
+      </w:rPr>
+    </w:lvl>
+    <w:lvl w:ilvl="7" w:tentative="1">
+      <w:start w:val="1"/>
+      <w:numFmt w:val="bullet"/>
+      <w:lvlText w:val=""/>
+      <w:lvlJc w:val="left"/>
+      <w:pPr>
+        <w:tabs>
+          <w:tab w:val="num" w:pos="5760"/>
+        </w:tabs>
+        <w:ind w:left="5760" w:hanging="360"/>
+      </w:pPr>
+      <w:rPr>
+        <w:rFonts w:ascii="Wingdings" w:hAnsi="Wingdings" w:hint="default"/>
+        <w:sz w:val="20"/>
+      </w:rPr>
+    </w:lvl>
+    <w:lvl w:ilvl="8" w:tentative="1">
+      <w:start w:val="1"/>
+      <w:numFmt w:val="bullet"/>
+      <w:lvlText w:val=""/>
+      <w:lvlJc w:val="left"/>
+      <w:pPr>
+        <w:tabs>
+          <w:tab w:val="num" w:pos="6480"/>
+        </w:tabs>
+        <w:ind w:left="6480" w:hanging="360"/>
+      </w:pPr>
+      <w:rPr>
+        <w:rFonts w:ascii="Wingdings" w:hAnsi="Wingdings" w:hint="default"/>
+        <w:sz w:val="20"/>
+      </w:rPr>
+    </w:lvl>
+  </w:abstractNum>
+  <w:abstractNum w:abstractNumId="16" w15:restartNumberingAfterBreak="0">
     <w:nsid w:val="2DF83E57"/>
     <w:multiLevelType w:val="multilevel"/>
     <w:tmpl w:val="BF56D858"/>
@@ -8803,7 +13626,156 @@
       </w:rPr>
     </w:lvl>
   </w:abstractNum>
-  <w:abstractNum w:abstractNumId="11" w15:restartNumberingAfterBreak="0">
+  <w:abstractNum w:abstractNumId="17" w15:restartNumberingAfterBreak="0">
+    <w:nsid w:val="2E8A17E9"/>
+    <w:multiLevelType w:val="multilevel"/>
+    <w:tmpl w:val="E0F60190"/>
+    <w:lvl w:ilvl="0">
+      <w:start w:val="1"/>
+      <w:numFmt w:val="bullet"/>
+      <w:lvlText w:val=""/>
+      <w:lvlJc w:val="left"/>
+      <w:pPr>
+        <w:tabs>
+          <w:tab w:val="num" w:pos="720"/>
+        </w:tabs>
+        <w:ind w:left="720" w:hanging="360"/>
+      </w:pPr>
+      <w:rPr>
+        <w:rFonts w:ascii="Symbol" w:hAnsi="Symbol" w:hint="default"/>
+        <w:sz w:val="20"/>
+      </w:rPr>
+    </w:lvl>
+    <w:lvl w:ilvl="1">
+      <w:start w:val="1"/>
+      <w:numFmt w:val="bullet"/>
+      <w:lvlText w:val="o"/>
+      <w:lvlJc w:val="left"/>
+      <w:pPr>
+        <w:tabs>
+          <w:tab w:val="num" w:pos="1440"/>
+        </w:tabs>
+        <w:ind w:left="1440" w:hanging="360"/>
+      </w:pPr>
+      <w:rPr>
+        <w:rFonts w:ascii="Courier New" w:hAnsi="Courier New" w:hint="default"/>
+        <w:sz w:val="20"/>
+      </w:rPr>
+    </w:lvl>
+    <w:lvl w:ilvl="2" w:tentative="1">
+      <w:start w:val="1"/>
+      <w:numFmt w:val="bullet"/>
+      <w:lvlText w:val=""/>
+      <w:lvlJc w:val="left"/>
+      <w:pPr>
+        <w:tabs>
+          <w:tab w:val="num" w:pos="2160"/>
+        </w:tabs>
+        <w:ind w:left="2160" w:hanging="360"/>
+      </w:pPr>
+      <w:rPr>
+        <w:rFonts w:ascii="Wingdings" w:hAnsi="Wingdings" w:hint="default"/>
+        <w:sz w:val="20"/>
+      </w:rPr>
+    </w:lvl>
+    <w:lvl w:ilvl="3" w:tentative="1">
+      <w:start w:val="1"/>
+      <w:numFmt w:val="bullet"/>
+      <w:lvlText w:val=""/>
+      <w:lvlJc w:val="left"/>
+      <w:pPr>
+        <w:tabs>
+          <w:tab w:val="num" w:pos="2880"/>
+        </w:tabs>
+        <w:ind w:left="2880" w:hanging="360"/>
+      </w:pPr>
+      <w:rPr>
+        <w:rFonts w:ascii="Wingdings" w:hAnsi="Wingdings" w:hint="default"/>
+        <w:sz w:val="20"/>
+      </w:rPr>
+    </w:lvl>
+    <w:lvl w:ilvl="4" w:tentative="1">
+      <w:start w:val="1"/>
+      <w:numFmt w:val="bullet"/>
+      <w:lvlText w:val=""/>
+      <w:lvlJc w:val="left"/>
+      <w:pPr>
+        <w:tabs>
+          <w:tab w:val="num" w:pos="3600"/>
+        </w:tabs>
+        <w:ind w:left="3600" w:hanging="360"/>
+      </w:pPr>
+      <w:rPr>
+        <w:rFonts w:ascii="Wingdings" w:hAnsi="Wingdings" w:hint="default"/>
+        <w:sz w:val="20"/>
+      </w:rPr>
+    </w:lvl>
+    <w:lvl w:ilvl="5" w:tentative="1">
+      <w:start w:val="1"/>
+      <w:numFmt w:val="bullet"/>
+      <w:lvlText w:val=""/>
+      <w:lvlJc w:val="left"/>
+      <w:pPr>
+        <w:tabs>
+          <w:tab w:val="num" w:pos="4320"/>
+        </w:tabs>
+        <w:ind w:left="4320" w:hanging="360"/>
+      </w:pPr>
+      <w:rPr>
+        <w:rFonts w:ascii="Wingdings" w:hAnsi="Wingdings" w:hint="default"/>
+        <w:sz w:val="20"/>
+      </w:rPr>
+    </w:lvl>
+    <w:lvl w:ilvl="6" w:tentative="1">
+      <w:start w:val="1"/>
+      <w:numFmt w:val="bullet"/>
+      <w:lvlText w:val=""/>
+      <w:lvlJc w:val="left"/>
+      <w:pPr>
+        <w:tabs>
+          <w:tab w:val="num" w:pos="5040"/>
+        </w:tabs>
+        <w:ind w:left="5040" w:hanging="360"/>
+      </w:pPr>
+      <w:rPr>
+        <w:rFonts w:ascii="Wingdings" w:hAnsi="Wingdings" w:hint="default"/>
+        <w:sz w:val="20"/>
+      </w:rPr>
+    </w:lvl>
+    <w:lvl w:ilvl="7" w:tentative="1">
+      <w:start w:val="1"/>
+      <w:numFmt w:val="bullet"/>
+      <w:lvlText w:val=""/>
+      <w:lvlJc w:val="left"/>
+      <w:pPr>
+        <w:tabs>
+          <w:tab w:val="num" w:pos="5760"/>
+        </w:tabs>
+        <w:ind w:left="5760" w:hanging="360"/>
+      </w:pPr>
+      <w:rPr>
+        <w:rFonts w:ascii="Wingdings" w:hAnsi="Wingdings" w:hint="default"/>
+        <w:sz w:val="20"/>
+      </w:rPr>
+    </w:lvl>
+    <w:lvl w:ilvl="8" w:tentative="1">
+      <w:start w:val="1"/>
+      <w:numFmt w:val="bullet"/>
+      <w:lvlText w:val=""/>
+      <w:lvlJc w:val="left"/>
+      <w:pPr>
+        <w:tabs>
+          <w:tab w:val="num" w:pos="6480"/>
+        </w:tabs>
+        <w:ind w:left="6480" w:hanging="360"/>
+      </w:pPr>
+      <w:rPr>
+        <w:rFonts w:ascii="Wingdings" w:hAnsi="Wingdings" w:hint="default"/>
+        <w:sz w:val="20"/>
+      </w:rPr>
+    </w:lvl>
+  </w:abstractNum>
+  <w:abstractNum w:abstractNumId="18" w15:restartNumberingAfterBreak="0">
     <w:nsid w:val="2F4107AB"/>
     <w:multiLevelType w:val="multilevel"/>
     <w:tmpl w:val="9BD85E98"/>
@@ -8952,7 +13924,7 @@
       </w:rPr>
     </w:lvl>
   </w:abstractNum>
-  <w:abstractNum w:abstractNumId="12" w15:restartNumberingAfterBreak="0">
+  <w:abstractNum w:abstractNumId="19" w15:restartNumberingAfterBreak="0">
     <w:nsid w:val="31177EF9"/>
     <w:multiLevelType w:val="multilevel"/>
     <w:tmpl w:val="C21C29BC"/>
@@ -9101,7 +14073,305 @@
       </w:rPr>
     </w:lvl>
   </w:abstractNum>
-  <w:abstractNum w:abstractNumId="13" w15:restartNumberingAfterBreak="0">
+  <w:abstractNum w:abstractNumId="20" w15:restartNumberingAfterBreak="0">
+    <w:nsid w:val="322C06D5"/>
+    <w:multiLevelType w:val="multilevel"/>
+    <w:tmpl w:val="8AFC7132"/>
+    <w:lvl w:ilvl="0">
+      <w:start w:val="1"/>
+      <w:numFmt w:val="bullet"/>
+      <w:lvlText w:val=""/>
+      <w:lvlJc w:val="left"/>
+      <w:pPr>
+        <w:tabs>
+          <w:tab w:val="num" w:pos="720"/>
+        </w:tabs>
+        <w:ind w:left="720" w:hanging="360"/>
+      </w:pPr>
+      <w:rPr>
+        <w:rFonts w:ascii="Symbol" w:hAnsi="Symbol" w:hint="default"/>
+        <w:sz w:val="20"/>
+      </w:rPr>
+    </w:lvl>
+    <w:lvl w:ilvl="1">
+      <w:start w:val="1"/>
+      <w:numFmt w:val="bullet"/>
+      <w:lvlText w:val="o"/>
+      <w:lvlJc w:val="left"/>
+      <w:pPr>
+        <w:tabs>
+          <w:tab w:val="num" w:pos="1440"/>
+        </w:tabs>
+        <w:ind w:left="1440" w:hanging="360"/>
+      </w:pPr>
+      <w:rPr>
+        <w:rFonts w:ascii="Courier New" w:hAnsi="Courier New" w:hint="default"/>
+        <w:sz w:val="20"/>
+      </w:rPr>
+    </w:lvl>
+    <w:lvl w:ilvl="2" w:tentative="1">
+      <w:start w:val="1"/>
+      <w:numFmt w:val="bullet"/>
+      <w:lvlText w:val=""/>
+      <w:lvlJc w:val="left"/>
+      <w:pPr>
+        <w:tabs>
+          <w:tab w:val="num" w:pos="2160"/>
+        </w:tabs>
+        <w:ind w:left="2160" w:hanging="360"/>
+      </w:pPr>
+      <w:rPr>
+        <w:rFonts w:ascii="Wingdings" w:hAnsi="Wingdings" w:hint="default"/>
+        <w:sz w:val="20"/>
+      </w:rPr>
+    </w:lvl>
+    <w:lvl w:ilvl="3" w:tentative="1">
+      <w:start w:val="1"/>
+      <w:numFmt w:val="bullet"/>
+      <w:lvlText w:val=""/>
+      <w:lvlJc w:val="left"/>
+      <w:pPr>
+        <w:tabs>
+          <w:tab w:val="num" w:pos="2880"/>
+        </w:tabs>
+        <w:ind w:left="2880" w:hanging="360"/>
+      </w:pPr>
+      <w:rPr>
+        <w:rFonts w:ascii="Wingdings" w:hAnsi="Wingdings" w:hint="default"/>
+        <w:sz w:val="20"/>
+      </w:rPr>
+    </w:lvl>
+    <w:lvl w:ilvl="4" w:tentative="1">
+      <w:start w:val="1"/>
+      <w:numFmt w:val="bullet"/>
+      <w:lvlText w:val=""/>
+      <w:lvlJc w:val="left"/>
+      <w:pPr>
+        <w:tabs>
+          <w:tab w:val="num" w:pos="3600"/>
+        </w:tabs>
+        <w:ind w:left="3600" w:hanging="360"/>
+      </w:pPr>
+      <w:rPr>
+        <w:rFonts w:ascii="Wingdings" w:hAnsi="Wingdings" w:hint="default"/>
+        <w:sz w:val="20"/>
+      </w:rPr>
+    </w:lvl>
+    <w:lvl w:ilvl="5" w:tentative="1">
+      <w:start w:val="1"/>
+      <w:numFmt w:val="bullet"/>
+      <w:lvlText w:val=""/>
+      <w:lvlJc w:val="left"/>
+      <w:pPr>
+        <w:tabs>
+          <w:tab w:val="num" w:pos="4320"/>
+        </w:tabs>
+        <w:ind w:left="4320" w:hanging="360"/>
+      </w:pPr>
+      <w:rPr>
+        <w:rFonts w:ascii="Wingdings" w:hAnsi="Wingdings" w:hint="default"/>
+        <w:sz w:val="20"/>
+      </w:rPr>
+    </w:lvl>
+    <w:lvl w:ilvl="6" w:tentative="1">
+      <w:start w:val="1"/>
+      <w:numFmt w:val="bullet"/>
+      <w:lvlText w:val=""/>
+      <w:lvlJc w:val="left"/>
+      <w:pPr>
+        <w:tabs>
+          <w:tab w:val="num" w:pos="5040"/>
+        </w:tabs>
+        <w:ind w:left="5040" w:hanging="360"/>
+      </w:pPr>
+      <w:rPr>
+        <w:rFonts w:ascii="Wingdings" w:hAnsi="Wingdings" w:hint="default"/>
+        <w:sz w:val="20"/>
+      </w:rPr>
+    </w:lvl>
+    <w:lvl w:ilvl="7" w:tentative="1">
+      <w:start w:val="1"/>
+      <w:numFmt w:val="bullet"/>
+      <w:lvlText w:val=""/>
+      <w:lvlJc w:val="left"/>
+      <w:pPr>
+        <w:tabs>
+          <w:tab w:val="num" w:pos="5760"/>
+        </w:tabs>
+        <w:ind w:left="5760" w:hanging="360"/>
+      </w:pPr>
+      <w:rPr>
+        <w:rFonts w:ascii="Wingdings" w:hAnsi="Wingdings" w:hint="default"/>
+        <w:sz w:val="20"/>
+      </w:rPr>
+    </w:lvl>
+    <w:lvl w:ilvl="8" w:tentative="1">
+      <w:start w:val="1"/>
+      <w:numFmt w:val="bullet"/>
+      <w:lvlText w:val=""/>
+      <w:lvlJc w:val="left"/>
+      <w:pPr>
+        <w:tabs>
+          <w:tab w:val="num" w:pos="6480"/>
+        </w:tabs>
+        <w:ind w:left="6480" w:hanging="360"/>
+      </w:pPr>
+      <w:rPr>
+        <w:rFonts w:ascii="Wingdings" w:hAnsi="Wingdings" w:hint="default"/>
+        <w:sz w:val="20"/>
+      </w:rPr>
+    </w:lvl>
+  </w:abstractNum>
+  <w:abstractNum w:abstractNumId="21" w15:restartNumberingAfterBreak="0">
+    <w:nsid w:val="32605CDC"/>
+    <w:multiLevelType w:val="multilevel"/>
+    <w:tmpl w:val="50E829C4"/>
+    <w:lvl w:ilvl="0">
+      <w:start w:val="1"/>
+      <w:numFmt w:val="bullet"/>
+      <w:lvlText w:val=""/>
+      <w:lvlJc w:val="left"/>
+      <w:pPr>
+        <w:tabs>
+          <w:tab w:val="num" w:pos="720"/>
+        </w:tabs>
+        <w:ind w:left="720" w:hanging="360"/>
+      </w:pPr>
+      <w:rPr>
+        <w:rFonts w:ascii="Symbol" w:hAnsi="Symbol" w:hint="default"/>
+        <w:sz w:val="20"/>
+      </w:rPr>
+    </w:lvl>
+    <w:lvl w:ilvl="1" w:tentative="1">
+      <w:start w:val="1"/>
+      <w:numFmt w:val="bullet"/>
+      <w:lvlText w:val="o"/>
+      <w:lvlJc w:val="left"/>
+      <w:pPr>
+        <w:tabs>
+          <w:tab w:val="num" w:pos="1440"/>
+        </w:tabs>
+        <w:ind w:left="1440" w:hanging="360"/>
+      </w:pPr>
+      <w:rPr>
+        <w:rFonts w:ascii="Courier New" w:hAnsi="Courier New" w:hint="default"/>
+        <w:sz w:val="20"/>
+      </w:rPr>
+    </w:lvl>
+    <w:lvl w:ilvl="2" w:tentative="1">
+      <w:start w:val="1"/>
+      <w:numFmt w:val="bullet"/>
+      <w:lvlText w:val=""/>
+      <w:lvlJc w:val="left"/>
+      <w:pPr>
+        <w:tabs>
+          <w:tab w:val="num" w:pos="2160"/>
+        </w:tabs>
+        <w:ind w:left="2160" w:hanging="360"/>
+      </w:pPr>
+      <w:rPr>
+        <w:rFonts w:ascii="Wingdings" w:hAnsi="Wingdings" w:hint="default"/>
+        <w:sz w:val="20"/>
+      </w:rPr>
+    </w:lvl>
+    <w:lvl w:ilvl="3" w:tentative="1">
+      <w:start w:val="1"/>
+      <w:numFmt w:val="bullet"/>
+      <w:lvlText w:val=""/>
+      <w:lvlJc w:val="left"/>
+      <w:pPr>
+        <w:tabs>
+          <w:tab w:val="num" w:pos="2880"/>
+        </w:tabs>
+        <w:ind w:left="2880" w:hanging="360"/>
+      </w:pPr>
+      <w:rPr>
+        <w:rFonts w:ascii="Wingdings" w:hAnsi="Wingdings" w:hint="default"/>
+        <w:sz w:val="20"/>
+      </w:rPr>
+    </w:lvl>
+    <w:lvl w:ilvl="4" w:tentative="1">
+      <w:start w:val="1"/>
+      <w:numFmt w:val="bullet"/>
+      <w:lvlText w:val=""/>
+      <w:lvlJc w:val="left"/>
+      <w:pPr>
+        <w:tabs>
+          <w:tab w:val="num" w:pos="3600"/>
+        </w:tabs>
+        <w:ind w:left="3600" w:hanging="360"/>
+      </w:pPr>
+      <w:rPr>
+        <w:rFonts w:ascii="Wingdings" w:hAnsi="Wingdings" w:hint="default"/>
+        <w:sz w:val="20"/>
+      </w:rPr>
+    </w:lvl>
+    <w:lvl w:ilvl="5" w:tentative="1">
+      <w:start w:val="1"/>
+      <w:numFmt w:val="bullet"/>
+      <w:lvlText w:val=""/>
+      <w:lvlJc w:val="left"/>
+      <w:pPr>
+        <w:tabs>
+          <w:tab w:val="num" w:pos="4320"/>
+        </w:tabs>
+        <w:ind w:left="4320" w:hanging="360"/>
+      </w:pPr>
+      <w:rPr>
+        <w:rFonts w:ascii="Wingdings" w:hAnsi="Wingdings" w:hint="default"/>
+        <w:sz w:val="20"/>
+      </w:rPr>
+    </w:lvl>
+    <w:lvl w:ilvl="6" w:tentative="1">
+      <w:start w:val="1"/>
+      <w:numFmt w:val="bullet"/>
+      <w:lvlText w:val=""/>
+      <w:lvlJc w:val="left"/>
+      <w:pPr>
+        <w:tabs>
+          <w:tab w:val="num" w:pos="5040"/>
+        </w:tabs>
+        <w:ind w:left="5040" w:hanging="360"/>
+      </w:pPr>
+      <w:rPr>
+        <w:rFonts w:ascii="Wingdings" w:hAnsi="Wingdings" w:hint="default"/>
+        <w:sz w:val="20"/>
+      </w:rPr>
+    </w:lvl>
+    <w:lvl w:ilvl="7" w:tentative="1">
+      <w:start w:val="1"/>
+      <w:numFmt w:val="bullet"/>
+      <w:lvlText w:val=""/>
+      <w:lvlJc w:val="left"/>
+      <w:pPr>
+        <w:tabs>
+          <w:tab w:val="num" w:pos="5760"/>
+        </w:tabs>
+        <w:ind w:left="5760" w:hanging="360"/>
+      </w:pPr>
+      <w:rPr>
+        <w:rFonts w:ascii="Wingdings" w:hAnsi="Wingdings" w:hint="default"/>
+        <w:sz w:val="20"/>
+      </w:rPr>
+    </w:lvl>
+    <w:lvl w:ilvl="8" w:tentative="1">
+      <w:start w:val="1"/>
+      <w:numFmt w:val="bullet"/>
+      <w:lvlText w:val=""/>
+      <w:lvlJc w:val="left"/>
+      <w:pPr>
+        <w:tabs>
+          <w:tab w:val="num" w:pos="6480"/>
+        </w:tabs>
+        <w:ind w:left="6480" w:hanging="360"/>
+      </w:pPr>
+      <w:rPr>
+        <w:rFonts w:ascii="Wingdings" w:hAnsi="Wingdings" w:hint="default"/>
+        <w:sz w:val="20"/>
+      </w:rPr>
+    </w:lvl>
+  </w:abstractNum>
+  <w:abstractNum w:abstractNumId="22" w15:restartNumberingAfterBreak="0">
     <w:nsid w:val="347E759D"/>
     <w:multiLevelType w:val="multilevel"/>
     <w:tmpl w:val="A6741BEE"/>
@@ -9250,7 +14520,7 @@
       </w:rPr>
     </w:lvl>
   </w:abstractNum>
-  <w:abstractNum w:abstractNumId="14" w15:restartNumberingAfterBreak="0">
+  <w:abstractNum w:abstractNumId="23" w15:restartNumberingAfterBreak="0">
     <w:nsid w:val="35512B46"/>
     <w:multiLevelType w:val="multilevel"/>
     <w:tmpl w:val="B1AA4034"/>
@@ -9399,7 +14669,7 @@
       </w:rPr>
     </w:lvl>
   </w:abstractNum>
-  <w:abstractNum w:abstractNumId="15" w15:restartNumberingAfterBreak="0">
+  <w:abstractNum w:abstractNumId="24" w15:restartNumberingAfterBreak="0">
     <w:nsid w:val="43E976AF"/>
     <w:multiLevelType w:val="multilevel"/>
     <w:tmpl w:val="B852BD52"/>
@@ -9548,7 +14818,156 @@
       </w:rPr>
     </w:lvl>
   </w:abstractNum>
-  <w:abstractNum w:abstractNumId="16" w15:restartNumberingAfterBreak="0">
+  <w:abstractNum w:abstractNumId="25" w15:restartNumberingAfterBreak="0">
+    <w:nsid w:val="444A19F1"/>
+    <w:multiLevelType w:val="multilevel"/>
+    <w:tmpl w:val="CECAC872"/>
+    <w:lvl w:ilvl="0">
+      <w:start w:val="1"/>
+      <w:numFmt w:val="bullet"/>
+      <w:lvlText w:val=""/>
+      <w:lvlJc w:val="left"/>
+      <w:pPr>
+        <w:tabs>
+          <w:tab w:val="num" w:pos="720"/>
+        </w:tabs>
+        <w:ind w:left="720" w:hanging="360"/>
+      </w:pPr>
+      <w:rPr>
+        <w:rFonts w:ascii="Symbol" w:hAnsi="Symbol" w:hint="default"/>
+        <w:sz w:val="20"/>
+      </w:rPr>
+    </w:lvl>
+    <w:lvl w:ilvl="1" w:tentative="1">
+      <w:start w:val="1"/>
+      <w:numFmt w:val="bullet"/>
+      <w:lvlText w:val="o"/>
+      <w:lvlJc w:val="left"/>
+      <w:pPr>
+        <w:tabs>
+          <w:tab w:val="num" w:pos="1440"/>
+        </w:tabs>
+        <w:ind w:left="1440" w:hanging="360"/>
+      </w:pPr>
+      <w:rPr>
+        <w:rFonts w:ascii="Courier New" w:hAnsi="Courier New" w:hint="default"/>
+        <w:sz w:val="20"/>
+      </w:rPr>
+    </w:lvl>
+    <w:lvl w:ilvl="2" w:tentative="1">
+      <w:start w:val="1"/>
+      <w:numFmt w:val="bullet"/>
+      <w:lvlText w:val=""/>
+      <w:lvlJc w:val="left"/>
+      <w:pPr>
+        <w:tabs>
+          <w:tab w:val="num" w:pos="2160"/>
+        </w:tabs>
+        <w:ind w:left="2160" w:hanging="360"/>
+      </w:pPr>
+      <w:rPr>
+        <w:rFonts w:ascii="Wingdings" w:hAnsi="Wingdings" w:hint="default"/>
+        <w:sz w:val="20"/>
+      </w:rPr>
+    </w:lvl>
+    <w:lvl w:ilvl="3" w:tentative="1">
+      <w:start w:val="1"/>
+      <w:numFmt w:val="bullet"/>
+      <w:lvlText w:val=""/>
+      <w:lvlJc w:val="left"/>
+      <w:pPr>
+        <w:tabs>
+          <w:tab w:val="num" w:pos="2880"/>
+        </w:tabs>
+        <w:ind w:left="2880" w:hanging="360"/>
+      </w:pPr>
+      <w:rPr>
+        <w:rFonts w:ascii="Wingdings" w:hAnsi="Wingdings" w:hint="default"/>
+        <w:sz w:val="20"/>
+      </w:rPr>
+    </w:lvl>
+    <w:lvl w:ilvl="4" w:tentative="1">
+      <w:start w:val="1"/>
+      <w:numFmt w:val="bullet"/>
+      <w:lvlText w:val=""/>
+      <w:lvlJc w:val="left"/>
+      <w:pPr>
+        <w:tabs>
+          <w:tab w:val="num" w:pos="3600"/>
+        </w:tabs>
+        <w:ind w:left="3600" w:hanging="360"/>
+      </w:pPr>
+      <w:rPr>
+        <w:rFonts w:ascii="Wingdings" w:hAnsi="Wingdings" w:hint="default"/>
+        <w:sz w:val="20"/>
+      </w:rPr>
+    </w:lvl>
+    <w:lvl w:ilvl="5" w:tentative="1">
+      <w:start w:val="1"/>
+      <w:numFmt w:val="bullet"/>
+      <w:lvlText w:val=""/>
+      <w:lvlJc w:val="left"/>
+      <w:pPr>
+        <w:tabs>
+          <w:tab w:val="num" w:pos="4320"/>
+        </w:tabs>
+        <w:ind w:left="4320" w:hanging="360"/>
+      </w:pPr>
+      <w:rPr>
+        <w:rFonts w:ascii="Wingdings" w:hAnsi="Wingdings" w:hint="default"/>
+        <w:sz w:val="20"/>
+      </w:rPr>
+    </w:lvl>
+    <w:lvl w:ilvl="6" w:tentative="1">
+      <w:start w:val="1"/>
+      <w:numFmt w:val="bullet"/>
+      <w:lvlText w:val=""/>
+      <w:lvlJc w:val="left"/>
+      <w:pPr>
+        <w:tabs>
+          <w:tab w:val="num" w:pos="5040"/>
+        </w:tabs>
+        <w:ind w:left="5040" w:hanging="360"/>
+      </w:pPr>
+      <w:rPr>
+        <w:rFonts w:ascii="Wingdings" w:hAnsi="Wingdings" w:hint="default"/>
+        <w:sz w:val="20"/>
+      </w:rPr>
+    </w:lvl>
+    <w:lvl w:ilvl="7" w:tentative="1">
+      <w:start w:val="1"/>
+      <w:numFmt w:val="bullet"/>
+      <w:lvlText w:val=""/>
+      <w:lvlJc w:val="left"/>
+      <w:pPr>
+        <w:tabs>
+          <w:tab w:val="num" w:pos="5760"/>
+        </w:tabs>
+        <w:ind w:left="5760" w:hanging="360"/>
+      </w:pPr>
+      <w:rPr>
+        <w:rFonts w:ascii="Wingdings" w:hAnsi="Wingdings" w:hint="default"/>
+        <w:sz w:val="20"/>
+      </w:rPr>
+    </w:lvl>
+    <w:lvl w:ilvl="8" w:tentative="1">
+      <w:start w:val="1"/>
+      <w:numFmt w:val="bullet"/>
+      <w:lvlText w:val=""/>
+      <w:lvlJc w:val="left"/>
+      <w:pPr>
+        <w:tabs>
+          <w:tab w:val="num" w:pos="6480"/>
+        </w:tabs>
+        <w:ind w:left="6480" w:hanging="360"/>
+      </w:pPr>
+      <w:rPr>
+        <w:rFonts w:ascii="Wingdings" w:hAnsi="Wingdings" w:hint="default"/>
+        <w:sz w:val="20"/>
+      </w:rPr>
+    </w:lvl>
+  </w:abstractNum>
+  <w:abstractNum w:abstractNumId="26" w15:restartNumberingAfterBreak="0">
     <w:nsid w:val="44604BDA"/>
     <w:multiLevelType w:val="multilevel"/>
     <w:tmpl w:val="56FA34AC"/>
@@ -9697,7 +15116,7 @@
       </w:rPr>
     </w:lvl>
   </w:abstractNum>
-  <w:abstractNum w:abstractNumId="17" w15:restartNumberingAfterBreak="0">
+  <w:abstractNum w:abstractNumId="27" w15:restartNumberingAfterBreak="0">
     <w:nsid w:val="465F6CAA"/>
     <w:multiLevelType w:val="multilevel"/>
     <w:tmpl w:val="E8046956"/>
@@ -9846,7 +15265,7 @@
       </w:rPr>
     </w:lvl>
   </w:abstractNum>
-  <w:abstractNum w:abstractNumId="18" w15:restartNumberingAfterBreak="0">
+  <w:abstractNum w:abstractNumId="28" w15:restartNumberingAfterBreak="0">
     <w:nsid w:val="47210CE3"/>
     <w:multiLevelType w:val="multilevel"/>
     <w:tmpl w:val="18D05BD0"/>
@@ -9995,7 +15414,7 @@
       </w:rPr>
     </w:lvl>
   </w:abstractNum>
-  <w:abstractNum w:abstractNumId="19" w15:restartNumberingAfterBreak="0">
+  <w:abstractNum w:abstractNumId="29" w15:restartNumberingAfterBreak="0">
     <w:nsid w:val="48883BE6"/>
     <w:multiLevelType w:val="multilevel"/>
     <w:tmpl w:val="693A4554"/>
@@ -10144,7 +15563,305 @@
       </w:rPr>
     </w:lvl>
   </w:abstractNum>
-  <w:abstractNum w:abstractNumId="20" w15:restartNumberingAfterBreak="0">
+  <w:abstractNum w:abstractNumId="30" w15:restartNumberingAfterBreak="0">
+    <w:nsid w:val="4924304A"/>
+    <w:multiLevelType w:val="multilevel"/>
+    <w:tmpl w:val="9796F1CA"/>
+    <w:lvl w:ilvl="0">
+      <w:start w:val="1"/>
+      <w:numFmt w:val="bullet"/>
+      <w:lvlText w:val=""/>
+      <w:lvlJc w:val="left"/>
+      <w:pPr>
+        <w:tabs>
+          <w:tab w:val="num" w:pos="720"/>
+        </w:tabs>
+        <w:ind w:left="720" w:hanging="360"/>
+      </w:pPr>
+      <w:rPr>
+        <w:rFonts w:ascii="Symbol" w:hAnsi="Symbol" w:hint="default"/>
+        <w:sz w:val="20"/>
+      </w:rPr>
+    </w:lvl>
+    <w:lvl w:ilvl="1" w:tentative="1">
+      <w:start w:val="1"/>
+      <w:numFmt w:val="bullet"/>
+      <w:lvlText w:val="o"/>
+      <w:lvlJc w:val="left"/>
+      <w:pPr>
+        <w:tabs>
+          <w:tab w:val="num" w:pos="1440"/>
+        </w:tabs>
+        <w:ind w:left="1440" w:hanging="360"/>
+      </w:pPr>
+      <w:rPr>
+        <w:rFonts w:ascii="Courier New" w:hAnsi="Courier New" w:hint="default"/>
+        <w:sz w:val="20"/>
+      </w:rPr>
+    </w:lvl>
+    <w:lvl w:ilvl="2" w:tentative="1">
+      <w:start w:val="1"/>
+      <w:numFmt w:val="bullet"/>
+      <w:lvlText w:val=""/>
+      <w:lvlJc w:val="left"/>
+      <w:pPr>
+        <w:tabs>
+          <w:tab w:val="num" w:pos="2160"/>
+        </w:tabs>
+        <w:ind w:left="2160" w:hanging="360"/>
+      </w:pPr>
+      <w:rPr>
+        <w:rFonts w:ascii="Wingdings" w:hAnsi="Wingdings" w:hint="default"/>
+        <w:sz w:val="20"/>
+      </w:rPr>
+    </w:lvl>
+    <w:lvl w:ilvl="3" w:tentative="1">
+      <w:start w:val="1"/>
+      <w:numFmt w:val="bullet"/>
+      <w:lvlText w:val=""/>
+      <w:lvlJc w:val="left"/>
+      <w:pPr>
+        <w:tabs>
+          <w:tab w:val="num" w:pos="2880"/>
+        </w:tabs>
+        <w:ind w:left="2880" w:hanging="360"/>
+      </w:pPr>
+      <w:rPr>
+        <w:rFonts w:ascii="Wingdings" w:hAnsi="Wingdings" w:hint="default"/>
+        <w:sz w:val="20"/>
+      </w:rPr>
+    </w:lvl>
+    <w:lvl w:ilvl="4" w:tentative="1">
+      <w:start w:val="1"/>
+      <w:numFmt w:val="bullet"/>
+      <w:lvlText w:val=""/>
+      <w:lvlJc w:val="left"/>
+      <w:pPr>
+        <w:tabs>
+          <w:tab w:val="num" w:pos="3600"/>
+        </w:tabs>
+        <w:ind w:left="3600" w:hanging="360"/>
+      </w:pPr>
+      <w:rPr>
+        <w:rFonts w:ascii="Wingdings" w:hAnsi="Wingdings" w:hint="default"/>
+        <w:sz w:val="20"/>
+      </w:rPr>
+    </w:lvl>
+    <w:lvl w:ilvl="5" w:tentative="1">
+      <w:start w:val="1"/>
+      <w:numFmt w:val="bullet"/>
+      <w:lvlText w:val=""/>
+      <w:lvlJc w:val="left"/>
+      <w:pPr>
+        <w:tabs>
+          <w:tab w:val="num" w:pos="4320"/>
+        </w:tabs>
+        <w:ind w:left="4320" w:hanging="360"/>
+      </w:pPr>
+      <w:rPr>
+        <w:rFonts w:ascii="Wingdings" w:hAnsi="Wingdings" w:hint="default"/>
+        <w:sz w:val="20"/>
+      </w:rPr>
+    </w:lvl>
+    <w:lvl w:ilvl="6" w:tentative="1">
+      <w:start w:val="1"/>
+      <w:numFmt w:val="bullet"/>
+      <w:lvlText w:val=""/>
+      <w:lvlJc w:val="left"/>
+      <w:pPr>
+        <w:tabs>
+          <w:tab w:val="num" w:pos="5040"/>
+        </w:tabs>
+        <w:ind w:left="5040" w:hanging="360"/>
+      </w:pPr>
+      <w:rPr>
+        <w:rFonts w:ascii="Wingdings" w:hAnsi="Wingdings" w:hint="default"/>
+        <w:sz w:val="20"/>
+      </w:rPr>
+    </w:lvl>
+    <w:lvl w:ilvl="7" w:tentative="1">
+      <w:start w:val="1"/>
+      <w:numFmt w:val="bullet"/>
+      <w:lvlText w:val=""/>
+      <w:lvlJc w:val="left"/>
+      <w:pPr>
+        <w:tabs>
+          <w:tab w:val="num" w:pos="5760"/>
+        </w:tabs>
+        <w:ind w:left="5760" w:hanging="360"/>
+      </w:pPr>
+      <w:rPr>
+        <w:rFonts w:ascii="Wingdings" w:hAnsi="Wingdings" w:hint="default"/>
+        <w:sz w:val="20"/>
+      </w:rPr>
+    </w:lvl>
+    <w:lvl w:ilvl="8" w:tentative="1">
+      <w:start w:val="1"/>
+      <w:numFmt w:val="bullet"/>
+      <w:lvlText w:val=""/>
+      <w:lvlJc w:val="left"/>
+      <w:pPr>
+        <w:tabs>
+          <w:tab w:val="num" w:pos="6480"/>
+        </w:tabs>
+        <w:ind w:left="6480" w:hanging="360"/>
+      </w:pPr>
+      <w:rPr>
+        <w:rFonts w:ascii="Wingdings" w:hAnsi="Wingdings" w:hint="default"/>
+        <w:sz w:val="20"/>
+      </w:rPr>
+    </w:lvl>
+  </w:abstractNum>
+  <w:abstractNum w:abstractNumId="31" w15:restartNumberingAfterBreak="0">
+    <w:nsid w:val="49365038"/>
+    <w:multiLevelType w:val="multilevel"/>
+    <w:tmpl w:val="853832A4"/>
+    <w:lvl w:ilvl="0">
+      <w:start w:val="1"/>
+      <w:numFmt w:val="bullet"/>
+      <w:lvlText w:val=""/>
+      <w:lvlJc w:val="left"/>
+      <w:pPr>
+        <w:tabs>
+          <w:tab w:val="num" w:pos="720"/>
+        </w:tabs>
+        <w:ind w:left="720" w:hanging="360"/>
+      </w:pPr>
+      <w:rPr>
+        <w:rFonts w:ascii="Symbol" w:hAnsi="Symbol" w:hint="default"/>
+        <w:sz w:val="20"/>
+      </w:rPr>
+    </w:lvl>
+    <w:lvl w:ilvl="1" w:tentative="1">
+      <w:start w:val="1"/>
+      <w:numFmt w:val="bullet"/>
+      <w:lvlText w:val="o"/>
+      <w:lvlJc w:val="left"/>
+      <w:pPr>
+        <w:tabs>
+          <w:tab w:val="num" w:pos="1440"/>
+        </w:tabs>
+        <w:ind w:left="1440" w:hanging="360"/>
+      </w:pPr>
+      <w:rPr>
+        <w:rFonts w:ascii="Courier New" w:hAnsi="Courier New" w:hint="default"/>
+        <w:sz w:val="20"/>
+      </w:rPr>
+    </w:lvl>
+    <w:lvl w:ilvl="2" w:tentative="1">
+      <w:start w:val="1"/>
+      <w:numFmt w:val="bullet"/>
+      <w:lvlText w:val=""/>
+      <w:lvlJc w:val="left"/>
+      <w:pPr>
+        <w:tabs>
+          <w:tab w:val="num" w:pos="2160"/>
+        </w:tabs>
+        <w:ind w:left="2160" w:hanging="360"/>
+      </w:pPr>
+      <w:rPr>
+        <w:rFonts w:ascii="Wingdings" w:hAnsi="Wingdings" w:hint="default"/>
+        <w:sz w:val="20"/>
+      </w:rPr>
+    </w:lvl>
+    <w:lvl w:ilvl="3" w:tentative="1">
+      <w:start w:val="1"/>
+      <w:numFmt w:val="bullet"/>
+      <w:lvlText w:val=""/>
+      <w:lvlJc w:val="left"/>
+      <w:pPr>
+        <w:tabs>
+          <w:tab w:val="num" w:pos="2880"/>
+        </w:tabs>
+        <w:ind w:left="2880" w:hanging="360"/>
+      </w:pPr>
+      <w:rPr>
+        <w:rFonts w:ascii="Wingdings" w:hAnsi="Wingdings" w:hint="default"/>
+        <w:sz w:val="20"/>
+      </w:rPr>
+    </w:lvl>
+    <w:lvl w:ilvl="4" w:tentative="1">
+      <w:start w:val="1"/>
+      <w:numFmt w:val="bullet"/>
+      <w:lvlText w:val=""/>
+      <w:lvlJc w:val="left"/>
+      <w:pPr>
+        <w:tabs>
+          <w:tab w:val="num" w:pos="3600"/>
+        </w:tabs>
+        <w:ind w:left="3600" w:hanging="360"/>
+      </w:pPr>
+      <w:rPr>
+        <w:rFonts w:ascii="Wingdings" w:hAnsi="Wingdings" w:hint="default"/>
+        <w:sz w:val="20"/>
+      </w:rPr>
+    </w:lvl>
+    <w:lvl w:ilvl="5" w:tentative="1">
+      <w:start w:val="1"/>
+      <w:numFmt w:val="bullet"/>
+      <w:lvlText w:val=""/>
+      <w:lvlJc w:val="left"/>
+      <w:pPr>
+        <w:tabs>
+          <w:tab w:val="num" w:pos="4320"/>
+        </w:tabs>
+        <w:ind w:left="4320" w:hanging="360"/>
+      </w:pPr>
+      <w:rPr>
+        <w:rFonts w:ascii="Wingdings" w:hAnsi="Wingdings" w:hint="default"/>
+        <w:sz w:val="20"/>
+      </w:rPr>
+    </w:lvl>
+    <w:lvl w:ilvl="6" w:tentative="1">
+      <w:start w:val="1"/>
+      <w:numFmt w:val="bullet"/>
+      <w:lvlText w:val=""/>
+      <w:lvlJc w:val="left"/>
+      <w:pPr>
+        <w:tabs>
+          <w:tab w:val="num" w:pos="5040"/>
+        </w:tabs>
+        <w:ind w:left="5040" w:hanging="360"/>
+      </w:pPr>
+      <w:rPr>
+        <w:rFonts w:ascii="Wingdings" w:hAnsi="Wingdings" w:hint="default"/>
+        <w:sz w:val="20"/>
+      </w:rPr>
+    </w:lvl>
+    <w:lvl w:ilvl="7" w:tentative="1">
+      <w:start w:val="1"/>
+      <w:numFmt w:val="bullet"/>
+      <w:lvlText w:val=""/>
+      <w:lvlJc w:val="left"/>
+      <w:pPr>
+        <w:tabs>
+          <w:tab w:val="num" w:pos="5760"/>
+        </w:tabs>
+        <w:ind w:left="5760" w:hanging="360"/>
+      </w:pPr>
+      <w:rPr>
+        <w:rFonts w:ascii="Wingdings" w:hAnsi="Wingdings" w:hint="default"/>
+        <w:sz w:val="20"/>
+      </w:rPr>
+    </w:lvl>
+    <w:lvl w:ilvl="8" w:tentative="1">
+      <w:start w:val="1"/>
+      <w:numFmt w:val="bullet"/>
+      <w:lvlText w:val=""/>
+      <w:lvlJc w:val="left"/>
+      <w:pPr>
+        <w:tabs>
+          <w:tab w:val="num" w:pos="6480"/>
+        </w:tabs>
+        <w:ind w:left="6480" w:hanging="360"/>
+      </w:pPr>
+      <w:rPr>
+        <w:rFonts w:ascii="Wingdings" w:hAnsi="Wingdings" w:hint="default"/>
+        <w:sz w:val="20"/>
+      </w:rPr>
+    </w:lvl>
+  </w:abstractNum>
+  <w:abstractNum w:abstractNumId="32" w15:restartNumberingAfterBreak="0">
     <w:nsid w:val="4B2A5736"/>
     <w:multiLevelType w:val="multilevel"/>
     <w:tmpl w:val="1BCA84A2"/>
@@ -10293,7 +16010,7 @@
       </w:rPr>
     </w:lvl>
   </w:abstractNum>
-  <w:abstractNum w:abstractNumId="21" w15:restartNumberingAfterBreak="0">
+  <w:abstractNum w:abstractNumId="33" w15:restartNumberingAfterBreak="0">
     <w:nsid w:val="4D4647E1"/>
     <w:multiLevelType w:val="multilevel"/>
     <w:tmpl w:val="AD122920"/>
@@ -10442,7 +16159,156 @@
       </w:rPr>
     </w:lvl>
   </w:abstractNum>
-  <w:abstractNum w:abstractNumId="22" w15:restartNumberingAfterBreak="0">
+  <w:abstractNum w:abstractNumId="34" w15:restartNumberingAfterBreak="0">
+    <w:nsid w:val="4E974BBC"/>
+    <w:multiLevelType w:val="multilevel"/>
+    <w:tmpl w:val="3E8035FE"/>
+    <w:lvl w:ilvl="0">
+      <w:start w:val="1"/>
+      <w:numFmt w:val="bullet"/>
+      <w:lvlText w:val=""/>
+      <w:lvlJc w:val="left"/>
+      <w:pPr>
+        <w:tabs>
+          <w:tab w:val="num" w:pos="720"/>
+        </w:tabs>
+        <w:ind w:left="720" w:hanging="360"/>
+      </w:pPr>
+      <w:rPr>
+        <w:rFonts w:ascii="Symbol" w:hAnsi="Symbol" w:hint="default"/>
+        <w:sz w:val="20"/>
+      </w:rPr>
+    </w:lvl>
+    <w:lvl w:ilvl="1" w:tentative="1">
+      <w:start w:val="1"/>
+      <w:numFmt w:val="bullet"/>
+      <w:lvlText w:val="o"/>
+      <w:lvlJc w:val="left"/>
+      <w:pPr>
+        <w:tabs>
+          <w:tab w:val="num" w:pos="1440"/>
+        </w:tabs>
+        <w:ind w:left="1440" w:hanging="360"/>
+      </w:pPr>
+      <w:rPr>
+        <w:rFonts w:ascii="Courier New" w:hAnsi="Courier New" w:hint="default"/>
+        <w:sz w:val="20"/>
+      </w:rPr>
+    </w:lvl>
+    <w:lvl w:ilvl="2" w:tentative="1">
+      <w:start w:val="1"/>
+      <w:numFmt w:val="bullet"/>
+      <w:lvlText w:val=""/>
+      <w:lvlJc w:val="left"/>
+      <w:pPr>
+        <w:tabs>
+          <w:tab w:val="num" w:pos="2160"/>
+        </w:tabs>
+        <w:ind w:left="2160" w:hanging="360"/>
+      </w:pPr>
+      <w:rPr>
+        <w:rFonts w:ascii="Wingdings" w:hAnsi="Wingdings" w:hint="default"/>
+        <w:sz w:val="20"/>
+      </w:rPr>
+    </w:lvl>
+    <w:lvl w:ilvl="3" w:tentative="1">
+      <w:start w:val="1"/>
+      <w:numFmt w:val="bullet"/>
+      <w:lvlText w:val=""/>
+      <w:lvlJc w:val="left"/>
+      <w:pPr>
+        <w:tabs>
+          <w:tab w:val="num" w:pos="2880"/>
+        </w:tabs>
+        <w:ind w:left="2880" w:hanging="360"/>
+      </w:pPr>
+      <w:rPr>
+        <w:rFonts w:ascii="Wingdings" w:hAnsi="Wingdings" w:hint="default"/>
+        <w:sz w:val="20"/>
+      </w:rPr>
+    </w:lvl>
+    <w:lvl w:ilvl="4" w:tentative="1">
+      <w:start w:val="1"/>
+      <w:numFmt w:val="bullet"/>
+      <w:lvlText w:val=""/>
+      <w:lvlJc w:val="left"/>
+      <w:pPr>
+        <w:tabs>
+          <w:tab w:val="num" w:pos="3600"/>
+        </w:tabs>
+        <w:ind w:left="3600" w:hanging="360"/>
+      </w:pPr>
+      <w:rPr>
+        <w:rFonts w:ascii="Wingdings" w:hAnsi="Wingdings" w:hint="default"/>
+        <w:sz w:val="20"/>
+      </w:rPr>
+    </w:lvl>
+    <w:lvl w:ilvl="5" w:tentative="1">
+      <w:start w:val="1"/>
+      <w:numFmt w:val="bullet"/>
+      <w:lvlText w:val=""/>
+      <w:lvlJc w:val="left"/>
+      <w:pPr>
+        <w:tabs>
+          <w:tab w:val="num" w:pos="4320"/>
+        </w:tabs>
+        <w:ind w:left="4320" w:hanging="360"/>
+      </w:pPr>
+      <w:rPr>
+        <w:rFonts w:ascii="Wingdings" w:hAnsi="Wingdings" w:hint="default"/>
+        <w:sz w:val="20"/>
+      </w:rPr>
+    </w:lvl>
+    <w:lvl w:ilvl="6" w:tentative="1">
+      <w:start w:val="1"/>
+      <w:numFmt w:val="bullet"/>
+      <w:lvlText w:val=""/>
+      <w:lvlJc w:val="left"/>
+      <w:pPr>
+        <w:tabs>
+          <w:tab w:val="num" w:pos="5040"/>
+        </w:tabs>
+        <w:ind w:left="5040" w:hanging="360"/>
+      </w:pPr>
+      <w:rPr>
+        <w:rFonts w:ascii="Wingdings" w:hAnsi="Wingdings" w:hint="default"/>
+        <w:sz w:val="20"/>
+      </w:rPr>
+    </w:lvl>
+    <w:lvl w:ilvl="7" w:tentative="1">
+      <w:start w:val="1"/>
+      <w:numFmt w:val="bullet"/>
+      <w:lvlText w:val=""/>
+      <w:lvlJc w:val="left"/>
+      <w:pPr>
+        <w:tabs>
+          <w:tab w:val="num" w:pos="5760"/>
+        </w:tabs>
+        <w:ind w:left="5760" w:hanging="360"/>
+      </w:pPr>
+      <w:rPr>
+        <w:rFonts w:ascii="Wingdings" w:hAnsi="Wingdings" w:hint="default"/>
+        <w:sz w:val="20"/>
+      </w:rPr>
+    </w:lvl>
+    <w:lvl w:ilvl="8" w:tentative="1">
+      <w:start w:val="1"/>
+      <w:numFmt w:val="bullet"/>
+      <w:lvlText w:val=""/>
+      <w:lvlJc w:val="left"/>
+      <w:pPr>
+        <w:tabs>
+          <w:tab w:val="num" w:pos="6480"/>
+        </w:tabs>
+        <w:ind w:left="6480" w:hanging="360"/>
+      </w:pPr>
+      <w:rPr>
+        <w:rFonts w:ascii="Wingdings" w:hAnsi="Wingdings" w:hint="default"/>
+        <w:sz w:val="20"/>
+      </w:rPr>
+    </w:lvl>
+  </w:abstractNum>
+  <w:abstractNum w:abstractNumId="35" w15:restartNumberingAfterBreak="0">
     <w:nsid w:val="50FD4173"/>
     <w:multiLevelType w:val="multilevel"/>
     <w:tmpl w:val="211A5898"/>
@@ -10591,7 +16457,7 @@
       </w:rPr>
     </w:lvl>
   </w:abstractNum>
-  <w:abstractNum w:abstractNumId="23" w15:restartNumberingAfterBreak="0">
+  <w:abstractNum w:abstractNumId="36" w15:restartNumberingAfterBreak="0">
     <w:nsid w:val="54632322"/>
     <w:multiLevelType w:val="multilevel"/>
     <w:tmpl w:val="F306ACB8"/>
@@ -10740,7 +16606,7 @@
       </w:rPr>
     </w:lvl>
   </w:abstractNum>
-  <w:abstractNum w:abstractNumId="24" w15:restartNumberingAfterBreak="0">
+  <w:abstractNum w:abstractNumId="37" w15:restartNumberingAfterBreak="0">
     <w:nsid w:val="54B44670"/>
     <w:multiLevelType w:val="hybridMultilevel"/>
     <w:tmpl w:val="E2BE1D1C"/>
@@ -10881,7 +16747,7 @@
       </w:rPr>
     </w:lvl>
   </w:abstractNum>
-  <w:abstractNum w:abstractNumId="25" w15:restartNumberingAfterBreak="0">
+  <w:abstractNum w:abstractNumId="38" w15:restartNumberingAfterBreak="0">
     <w:nsid w:val="573E342D"/>
     <w:multiLevelType w:val="multilevel"/>
     <w:tmpl w:val="B414EA00"/>
@@ -11030,7 +16896,7 @@
       </w:rPr>
     </w:lvl>
   </w:abstractNum>
-  <w:abstractNum w:abstractNumId="26" w15:restartNumberingAfterBreak="0">
+  <w:abstractNum w:abstractNumId="39" w15:restartNumberingAfterBreak="0">
     <w:nsid w:val="57621F2C"/>
     <w:multiLevelType w:val="multilevel"/>
     <w:tmpl w:val="49B8ABEC"/>
@@ -11179,7 +17045,7 @@
       </w:rPr>
     </w:lvl>
   </w:abstractNum>
-  <w:abstractNum w:abstractNumId="27" w15:restartNumberingAfterBreak="0">
+  <w:abstractNum w:abstractNumId="40" w15:restartNumberingAfterBreak="0">
     <w:nsid w:val="58F625DD"/>
     <w:multiLevelType w:val="multilevel"/>
     <w:tmpl w:val="A67EA57E"/>
@@ -11328,7 +17194,305 @@
       </w:rPr>
     </w:lvl>
   </w:abstractNum>
-  <w:abstractNum w:abstractNumId="28" w15:restartNumberingAfterBreak="0">
+  <w:abstractNum w:abstractNumId="41" w15:restartNumberingAfterBreak="0">
+    <w:nsid w:val="59195EE4"/>
+    <w:multiLevelType w:val="multilevel"/>
+    <w:tmpl w:val="4B0A4B18"/>
+    <w:lvl w:ilvl="0">
+      <w:start w:val="1"/>
+      <w:numFmt w:val="bullet"/>
+      <w:lvlText w:val=""/>
+      <w:lvlJc w:val="left"/>
+      <w:pPr>
+        <w:tabs>
+          <w:tab w:val="num" w:pos="720"/>
+        </w:tabs>
+        <w:ind w:left="720" w:hanging="360"/>
+      </w:pPr>
+      <w:rPr>
+        <w:rFonts w:ascii="Symbol" w:hAnsi="Symbol" w:hint="default"/>
+        <w:sz w:val="20"/>
+      </w:rPr>
+    </w:lvl>
+    <w:lvl w:ilvl="1">
+      <w:start w:val="1"/>
+      <w:numFmt w:val="bullet"/>
+      <w:lvlText w:val="o"/>
+      <w:lvlJc w:val="left"/>
+      <w:pPr>
+        <w:tabs>
+          <w:tab w:val="num" w:pos="1440"/>
+        </w:tabs>
+        <w:ind w:left="1440" w:hanging="360"/>
+      </w:pPr>
+      <w:rPr>
+        <w:rFonts w:ascii="Courier New" w:hAnsi="Courier New" w:hint="default"/>
+        <w:sz w:val="20"/>
+      </w:rPr>
+    </w:lvl>
+    <w:lvl w:ilvl="2" w:tentative="1">
+      <w:start w:val="1"/>
+      <w:numFmt w:val="bullet"/>
+      <w:lvlText w:val=""/>
+      <w:lvlJc w:val="left"/>
+      <w:pPr>
+        <w:tabs>
+          <w:tab w:val="num" w:pos="2160"/>
+        </w:tabs>
+        <w:ind w:left="2160" w:hanging="360"/>
+      </w:pPr>
+      <w:rPr>
+        <w:rFonts w:ascii="Wingdings" w:hAnsi="Wingdings" w:hint="default"/>
+        <w:sz w:val="20"/>
+      </w:rPr>
+    </w:lvl>
+    <w:lvl w:ilvl="3" w:tentative="1">
+      <w:start w:val="1"/>
+      <w:numFmt w:val="bullet"/>
+      <w:lvlText w:val=""/>
+      <w:lvlJc w:val="left"/>
+      <w:pPr>
+        <w:tabs>
+          <w:tab w:val="num" w:pos="2880"/>
+        </w:tabs>
+        <w:ind w:left="2880" w:hanging="360"/>
+      </w:pPr>
+      <w:rPr>
+        <w:rFonts w:ascii="Wingdings" w:hAnsi="Wingdings" w:hint="default"/>
+        <w:sz w:val="20"/>
+      </w:rPr>
+    </w:lvl>
+    <w:lvl w:ilvl="4" w:tentative="1">
+      <w:start w:val="1"/>
+      <w:numFmt w:val="bullet"/>
+      <w:lvlText w:val=""/>
+      <w:lvlJc w:val="left"/>
+      <w:pPr>
+        <w:tabs>
+          <w:tab w:val="num" w:pos="3600"/>
+        </w:tabs>
+        <w:ind w:left="3600" w:hanging="360"/>
+      </w:pPr>
+      <w:rPr>
+        <w:rFonts w:ascii="Wingdings" w:hAnsi="Wingdings" w:hint="default"/>
+        <w:sz w:val="20"/>
+      </w:rPr>
+    </w:lvl>
+    <w:lvl w:ilvl="5" w:tentative="1">
+      <w:start w:val="1"/>
+      <w:numFmt w:val="bullet"/>
+      <w:lvlText w:val=""/>
+      <w:lvlJc w:val="left"/>
+      <w:pPr>
+        <w:tabs>
+          <w:tab w:val="num" w:pos="4320"/>
+        </w:tabs>
+        <w:ind w:left="4320" w:hanging="360"/>
+      </w:pPr>
+      <w:rPr>
+        <w:rFonts w:ascii="Wingdings" w:hAnsi="Wingdings" w:hint="default"/>
+        <w:sz w:val="20"/>
+      </w:rPr>
+    </w:lvl>
+    <w:lvl w:ilvl="6" w:tentative="1">
+      <w:start w:val="1"/>
+      <w:numFmt w:val="bullet"/>
+      <w:lvlText w:val=""/>
+      <w:lvlJc w:val="left"/>
+      <w:pPr>
+        <w:tabs>
+          <w:tab w:val="num" w:pos="5040"/>
+        </w:tabs>
+        <w:ind w:left="5040" w:hanging="360"/>
+      </w:pPr>
+      <w:rPr>
+        <w:rFonts w:ascii="Wingdings" w:hAnsi="Wingdings" w:hint="default"/>
+        <w:sz w:val="20"/>
+      </w:rPr>
+    </w:lvl>
+    <w:lvl w:ilvl="7" w:tentative="1">
+      <w:start w:val="1"/>
+      <w:numFmt w:val="bullet"/>
+      <w:lvlText w:val=""/>
+      <w:lvlJc w:val="left"/>
+      <w:pPr>
+        <w:tabs>
+          <w:tab w:val="num" w:pos="5760"/>
+        </w:tabs>
+        <w:ind w:left="5760" w:hanging="360"/>
+      </w:pPr>
+      <w:rPr>
+        <w:rFonts w:ascii="Wingdings" w:hAnsi="Wingdings" w:hint="default"/>
+        <w:sz w:val="20"/>
+      </w:rPr>
+    </w:lvl>
+    <w:lvl w:ilvl="8" w:tentative="1">
+      <w:start w:val="1"/>
+      <w:numFmt w:val="bullet"/>
+      <w:lvlText w:val=""/>
+      <w:lvlJc w:val="left"/>
+      <w:pPr>
+        <w:tabs>
+          <w:tab w:val="num" w:pos="6480"/>
+        </w:tabs>
+        <w:ind w:left="6480" w:hanging="360"/>
+      </w:pPr>
+      <w:rPr>
+        <w:rFonts w:ascii="Wingdings" w:hAnsi="Wingdings" w:hint="default"/>
+        <w:sz w:val="20"/>
+      </w:rPr>
+    </w:lvl>
+  </w:abstractNum>
+  <w:abstractNum w:abstractNumId="42" w15:restartNumberingAfterBreak="0">
+    <w:nsid w:val="5B604644"/>
+    <w:multiLevelType w:val="multilevel"/>
+    <w:tmpl w:val="C264257E"/>
+    <w:lvl w:ilvl="0">
+      <w:start w:val="1"/>
+      <w:numFmt w:val="bullet"/>
+      <w:lvlText w:val=""/>
+      <w:lvlJc w:val="left"/>
+      <w:pPr>
+        <w:tabs>
+          <w:tab w:val="num" w:pos="720"/>
+        </w:tabs>
+        <w:ind w:left="720" w:hanging="360"/>
+      </w:pPr>
+      <w:rPr>
+        <w:rFonts w:ascii="Symbol" w:hAnsi="Symbol" w:hint="default"/>
+        <w:sz w:val="20"/>
+      </w:rPr>
+    </w:lvl>
+    <w:lvl w:ilvl="1">
+      <w:start w:val="1"/>
+      <w:numFmt w:val="bullet"/>
+      <w:lvlText w:val="o"/>
+      <w:lvlJc w:val="left"/>
+      <w:pPr>
+        <w:tabs>
+          <w:tab w:val="num" w:pos="1440"/>
+        </w:tabs>
+        <w:ind w:left="1440" w:hanging="360"/>
+      </w:pPr>
+      <w:rPr>
+        <w:rFonts w:ascii="Courier New" w:hAnsi="Courier New" w:hint="default"/>
+        <w:sz w:val="20"/>
+      </w:rPr>
+    </w:lvl>
+    <w:lvl w:ilvl="2">
+      <w:start w:val="1"/>
+      <w:numFmt w:val="bullet"/>
+      <w:lvlText w:val=""/>
+      <w:lvlJc w:val="left"/>
+      <w:pPr>
+        <w:tabs>
+          <w:tab w:val="num" w:pos="2160"/>
+        </w:tabs>
+        <w:ind w:left="2160" w:hanging="360"/>
+      </w:pPr>
+      <w:rPr>
+        <w:rFonts w:ascii="Wingdings" w:hAnsi="Wingdings" w:hint="default"/>
+        <w:sz w:val="20"/>
+      </w:rPr>
+    </w:lvl>
+    <w:lvl w:ilvl="3" w:tentative="1">
+      <w:start w:val="1"/>
+      <w:numFmt w:val="bullet"/>
+      <w:lvlText w:val=""/>
+      <w:lvlJc w:val="left"/>
+      <w:pPr>
+        <w:tabs>
+          <w:tab w:val="num" w:pos="2880"/>
+        </w:tabs>
+        <w:ind w:left="2880" w:hanging="360"/>
+      </w:pPr>
+      <w:rPr>
+        <w:rFonts w:ascii="Wingdings" w:hAnsi="Wingdings" w:hint="default"/>
+        <w:sz w:val="20"/>
+      </w:rPr>
+    </w:lvl>
+    <w:lvl w:ilvl="4" w:tentative="1">
+      <w:start w:val="1"/>
+      <w:numFmt w:val="bullet"/>
+      <w:lvlText w:val=""/>
+      <w:lvlJc w:val="left"/>
+      <w:pPr>
+        <w:tabs>
+          <w:tab w:val="num" w:pos="3600"/>
+        </w:tabs>
+        <w:ind w:left="3600" w:hanging="360"/>
+      </w:pPr>
+      <w:rPr>
+        <w:rFonts w:ascii="Wingdings" w:hAnsi="Wingdings" w:hint="default"/>
+        <w:sz w:val="20"/>
+      </w:rPr>
+    </w:lvl>
+    <w:lvl w:ilvl="5" w:tentative="1">
+      <w:start w:val="1"/>
+      <w:numFmt w:val="bullet"/>
+      <w:lvlText w:val=""/>
+      <w:lvlJc w:val="left"/>
+      <w:pPr>
+        <w:tabs>
+          <w:tab w:val="num" w:pos="4320"/>
+        </w:tabs>
+        <w:ind w:left="4320" w:hanging="360"/>
+      </w:pPr>
+      <w:rPr>
+        <w:rFonts w:ascii="Wingdings" w:hAnsi="Wingdings" w:hint="default"/>
+        <w:sz w:val="20"/>
+      </w:rPr>
+    </w:lvl>
+    <w:lvl w:ilvl="6" w:tentative="1">
+      <w:start w:val="1"/>
+      <w:numFmt w:val="bullet"/>
+      <w:lvlText w:val=""/>
+      <w:lvlJc w:val="left"/>
+      <w:pPr>
+        <w:tabs>
+          <w:tab w:val="num" w:pos="5040"/>
+        </w:tabs>
+        <w:ind w:left="5040" w:hanging="360"/>
+      </w:pPr>
+      <w:rPr>
+        <w:rFonts w:ascii="Wingdings" w:hAnsi="Wingdings" w:hint="default"/>
+        <w:sz w:val="20"/>
+      </w:rPr>
+    </w:lvl>
+    <w:lvl w:ilvl="7" w:tentative="1">
+      <w:start w:val="1"/>
+      <w:numFmt w:val="bullet"/>
+      <w:lvlText w:val=""/>
+      <w:lvlJc w:val="left"/>
+      <w:pPr>
+        <w:tabs>
+          <w:tab w:val="num" w:pos="5760"/>
+        </w:tabs>
+        <w:ind w:left="5760" w:hanging="360"/>
+      </w:pPr>
+      <w:rPr>
+        <w:rFonts w:ascii="Wingdings" w:hAnsi="Wingdings" w:hint="default"/>
+        <w:sz w:val="20"/>
+      </w:rPr>
+    </w:lvl>
+    <w:lvl w:ilvl="8" w:tentative="1">
+      <w:start w:val="1"/>
+      <w:numFmt w:val="bullet"/>
+      <w:lvlText w:val=""/>
+      <w:lvlJc w:val="left"/>
+      <w:pPr>
+        <w:tabs>
+          <w:tab w:val="num" w:pos="6480"/>
+        </w:tabs>
+        <w:ind w:left="6480" w:hanging="360"/>
+      </w:pPr>
+      <w:rPr>
+        <w:rFonts w:ascii="Wingdings" w:hAnsi="Wingdings" w:hint="default"/>
+        <w:sz w:val="20"/>
+      </w:rPr>
+    </w:lvl>
+  </w:abstractNum>
+  <w:abstractNum w:abstractNumId="43" w15:restartNumberingAfterBreak="0">
     <w:nsid w:val="5E8C6CD0"/>
     <w:multiLevelType w:val="multilevel"/>
     <w:tmpl w:val="4A18F05A"/>
@@ -11477,7 +17641,156 @@
       </w:rPr>
     </w:lvl>
   </w:abstractNum>
-  <w:abstractNum w:abstractNumId="29" w15:restartNumberingAfterBreak="0">
+  <w:abstractNum w:abstractNumId="44" w15:restartNumberingAfterBreak="0">
+    <w:nsid w:val="5FD52B9E"/>
+    <w:multiLevelType w:val="multilevel"/>
+    <w:tmpl w:val="31260A92"/>
+    <w:lvl w:ilvl="0">
+      <w:start w:val="1"/>
+      <w:numFmt w:val="bullet"/>
+      <w:lvlText w:val=""/>
+      <w:lvlJc w:val="left"/>
+      <w:pPr>
+        <w:tabs>
+          <w:tab w:val="num" w:pos="720"/>
+        </w:tabs>
+        <w:ind w:left="720" w:hanging="360"/>
+      </w:pPr>
+      <w:rPr>
+        <w:rFonts w:ascii="Symbol" w:hAnsi="Symbol" w:hint="default"/>
+        <w:sz w:val="20"/>
+      </w:rPr>
+    </w:lvl>
+    <w:lvl w:ilvl="1" w:tentative="1">
+      <w:start w:val="1"/>
+      <w:numFmt w:val="bullet"/>
+      <w:lvlText w:val="o"/>
+      <w:lvlJc w:val="left"/>
+      <w:pPr>
+        <w:tabs>
+          <w:tab w:val="num" w:pos="1440"/>
+        </w:tabs>
+        <w:ind w:left="1440" w:hanging="360"/>
+      </w:pPr>
+      <w:rPr>
+        <w:rFonts w:ascii="Courier New" w:hAnsi="Courier New" w:hint="default"/>
+        <w:sz w:val="20"/>
+      </w:rPr>
+    </w:lvl>
+    <w:lvl w:ilvl="2" w:tentative="1">
+      <w:start w:val="1"/>
+      <w:numFmt w:val="bullet"/>
+      <w:lvlText w:val=""/>
+      <w:lvlJc w:val="left"/>
+      <w:pPr>
+        <w:tabs>
+          <w:tab w:val="num" w:pos="2160"/>
+        </w:tabs>
+        <w:ind w:left="2160" w:hanging="360"/>
+      </w:pPr>
+      <w:rPr>
+        <w:rFonts w:ascii="Wingdings" w:hAnsi="Wingdings" w:hint="default"/>
+        <w:sz w:val="20"/>
+      </w:rPr>
+    </w:lvl>
+    <w:lvl w:ilvl="3" w:tentative="1">
+      <w:start w:val="1"/>
+      <w:numFmt w:val="bullet"/>
+      <w:lvlText w:val=""/>
+      <w:lvlJc w:val="left"/>
+      <w:pPr>
+        <w:tabs>
+          <w:tab w:val="num" w:pos="2880"/>
+        </w:tabs>
+        <w:ind w:left="2880" w:hanging="360"/>
+      </w:pPr>
+      <w:rPr>
+        <w:rFonts w:ascii="Wingdings" w:hAnsi="Wingdings" w:hint="default"/>
+        <w:sz w:val="20"/>
+      </w:rPr>
+    </w:lvl>
+    <w:lvl w:ilvl="4" w:tentative="1">
+      <w:start w:val="1"/>
+      <w:numFmt w:val="bullet"/>
+      <w:lvlText w:val=""/>
+      <w:lvlJc w:val="left"/>
+      <w:pPr>
+        <w:tabs>
+          <w:tab w:val="num" w:pos="3600"/>
+        </w:tabs>
+        <w:ind w:left="3600" w:hanging="360"/>
+      </w:pPr>
+      <w:rPr>
+        <w:rFonts w:ascii="Wingdings" w:hAnsi="Wingdings" w:hint="default"/>
+        <w:sz w:val="20"/>
+      </w:rPr>
+    </w:lvl>
+    <w:lvl w:ilvl="5" w:tentative="1">
+      <w:start w:val="1"/>
+      <w:numFmt w:val="bullet"/>
+      <w:lvlText w:val=""/>
+      <w:lvlJc w:val="left"/>
+      <w:pPr>
+        <w:tabs>
+          <w:tab w:val="num" w:pos="4320"/>
+        </w:tabs>
+        <w:ind w:left="4320" w:hanging="360"/>
+      </w:pPr>
+      <w:rPr>
+        <w:rFonts w:ascii="Wingdings" w:hAnsi="Wingdings" w:hint="default"/>
+        <w:sz w:val="20"/>
+      </w:rPr>
+    </w:lvl>
+    <w:lvl w:ilvl="6" w:tentative="1">
+      <w:start w:val="1"/>
+      <w:numFmt w:val="bullet"/>
+      <w:lvlText w:val=""/>
+      <w:lvlJc w:val="left"/>
+      <w:pPr>
+        <w:tabs>
+          <w:tab w:val="num" w:pos="5040"/>
+        </w:tabs>
+        <w:ind w:left="5040" w:hanging="360"/>
+      </w:pPr>
+      <w:rPr>
+        <w:rFonts w:ascii="Wingdings" w:hAnsi="Wingdings" w:hint="default"/>
+        <w:sz w:val="20"/>
+      </w:rPr>
+    </w:lvl>
+    <w:lvl w:ilvl="7" w:tentative="1">
+      <w:start w:val="1"/>
+      <w:numFmt w:val="bullet"/>
+      <w:lvlText w:val=""/>
+      <w:lvlJc w:val="left"/>
+      <w:pPr>
+        <w:tabs>
+          <w:tab w:val="num" w:pos="5760"/>
+        </w:tabs>
+        <w:ind w:left="5760" w:hanging="360"/>
+      </w:pPr>
+      <w:rPr>
+        <w:rFonts w:ascii="Wingdings" w:hAnsi="Wingdings" w:hint="default"/>
+        <w:sz w:val="20"/>
+      </w:rPr>
+    </w:lvl>
+    <w:lvl w:ilvl="8" w:tentative="1">
+      <w:start w:val="1"/>
+      <w:numFmt w:val="bullet"/>
+      <w:lvlText w:val=""/>
+      <w:lvlJc w:val="left"/>
+      <w:pPr>
+        <w:tabs>
+          <w:tab w:val="num" w:pos="6480"/>
+        </w:tabs>
+        <w:ind w:left="6480" w:hanging="360"/>
+      </w:pPr>
+      <w:rPr>
+        <w:rFonts w:ascii="Wingdings" w:hAnsi="Wingdings" w:hint="default"/>
+        <w:sz w:val="20"/>
+      </w:rPr>
+    </w:lvl>
+  </w:abstractNum>
+  <w:abstractNum w:abstractNumId="45" w15:restartNumberingAfterBreak="0">
     <w:nsid w:val="6061225E"/>
     <w:multiLevelType w:val="multilevel"/>
     <w:tmpl w:val="6F7A2382"/>
@@ -11626,7 +17939,7 @@
       </w:rPr>
     </w:lvl>
   </w:abstractNum>
-  <w:abstractNum w:abstractNumId="30" w15:restartNumberingAfterBreak="0">
+  <w:abstractNum w:abstractNumId="46" w15:restartNumberingAfterBreak="0">
     <w:nsid w:val="63F3309F"/>
     <w:multiLevelType w:val="multilevel"/>
     <w:tmpl w:val="EE40BF9A"/>
@@ -11775,7 +18088,7 @@
       </w:rPr>
     </w:lvl>
   </w:abstractNum>
-  <w:abstractNum w:abstractNumId="31" w15:restartNumberingAfterBreak="0">
+  <w:abstractNum w:abstractNumId="47" w15:restartNumberingAfterBreak="0">
     <w:nsid w:val="67DF3656"/>
     <w:multiLevelType w:val="multilevel"/>
     <w:tmpl w:val="8DE031D2"/>
@@ -11924,7 +18237,305 @@
       </w:rPr>
     </w:lvl>
   </w:abstractNum>
-  <w:abstractNum w:abstractNumId="32" w15:restartNumberingAfterBreak="0">
+  <w:abstractNum w:abstractNumId="48" w15:restartNumberingAfterBreak="0">
+    <w:nsid w:val="68000961"/>
+    <w:multiLevelType w:val="multilevel"/>
+    <w:tmpl w:val="220CA7F4"/>
+    <w:lvl w:ilvl="0">
+      <w:start w:val="1"/>
+      <w:numFmt w:val="bullet"/>
+      <w:lvlText w:val=""/>
+      <w:lvlJc w:val="left"/>
+      <w:pPr>
+        <w:tabs>
+          <w:tab w:val="num" w:pos="720"/>
+        </w:tabs>
+        <w:ind w:left="720" w:hanging="360"/>
+      </w:pPr>
+      <w:rPr>
+        <w:rFonts w:ascii="Symbol" w:hAnsi="Symbol" w:hint="default"/>
+        <w:sz w:val="20"/>
+      </w:rPr>
+    </w:lvl>
+    <w:lvl w:ilvl="1">
+      <w:start w:val="1"/>
+      <w:numFmt w:val="bullet"/>
+      <w:lvlText w:val="o"/>
+      <w:lvlJc w:val="left"/>
+      <w:pPr>
+        <w:tabs>
+          <w:tab w:val="num" w:pos="1440"/>
+        </w:tabs>
+        <w:ind w:left="1440" w:hanging="360"/>
+      </w:pPr>
+      <w:rPr>
+        <w:rFonts w:ascii="Courier New" w:hAnsi="Courier New" w:hint="default"/>
+        <w:sz w:val="20"/>
+      </w:rPr>
+    </w:lvl>
+    <w:lvl w:ilvl="2" w:tentative="1">
+      <w:start w:val="1"/>
+      <w:numFmt w:val="bullet"/>
+      <w:lvlText w:val=""/>
+      <w:lvlJc w:val="left"/>
+      <w:pPr>
+        <w:tabs>
+          <w:tab w:val="num" w:pos="2160"/>
+        </w:tabs>
+        <w:ind w:left="2160" w:hanging="360"/>
+      </w:pPr>
+      <w:rPr>
+        <w:rFonts w:ascii="Wingdings" w:hAnsi="Wingdings" w:hint="default"/>
+        <w:sz w:val="20"/>
+      </w:rPr>
+    </w:lvl>
+    <w:lvl w:ilvl="3" w:tentative="1">
+      <w:start w:val="1"/>
+      <w:numFmt w:val="bullet"/>
+      <w:lvlText w:val=""/>
+      <w:lvlJc w:val="left"/>
+      <w:pPr>
+        <w:tabs>
+          <w:tab w:val="num" w:pos="2880"/>
+        </w:tabs>
+        <w:ind w:left="2880" w:hanging="360"/>
+      </w:pPr>
+      <w:rPr>
+        <w:rFonts w:ascii="Wingdings" w:hAnsi="Wingdings" w:hint="default"/>
+        <w:sz w:val="20"/>
+      </w:rPr>
+    </w:lvl>
+    <w:lvl w:ilvl="4" w:tentative="1">
+      <w:start w:val="1"/>
+      <w:numFmt w:val="bullet"/>
+      <w:lvlText w:val=""/>
+      <w:lvlJc w:val="left"/>
+      <w:pPr>
+        <w:tabs>
+          <w:tab w:val="num" w:pos="3600"/>
+        </w:tabs>
+        <w:ind w:left="3600" w:hanging="360"/>
+      </w:pPr>
+      <w:rPr>
+        <w:rFonts w:ascii="Wingdings" w:hAnsi="Wingdings" w:hint="default"/>
+        <w:sz w:val="20"/>
+      </w:rPr>
+    </w:lvl>
+    <w:lvl w:ilvl="5" w:tentative="1">
+      <w:start w:val="1"/>
+      <w:numFmt w:val="bullet"/>
+      <w:lvlText w:val=""/>
+      <w:lvlJc w:val="left"/>
+      <w:pPr>
+        <w:tabs>
+          <w:tab w:val="num" w:pos="4320"/>
+        </w:tabs>
+        <w:ind w:left="4320" w:hanging="360"/>
+      </w:pPr>
+      <w:rPr>
+        <w:rFonts w:ascii="Wingdings" w:hAnsi="Wingdings" w:hint="default"/>
+        <w:sz w:val="20"/>
+      </w:rPr>
+    </w:lvl>
+    <w:lvl w:ilvl="6" w:tentative="1">
+      <w:start w:val="1"/>
+      <w:numFmt w:val="bullet"/>
+      <w:lvlText w:val=""/>
+      <w:lvlJc w:val="left"/>
+      <w:pPr>
+        <w:tabs>
+          <w:tab w:val="num" w:pos="5040"/>
+        </w:tabs>
+        <w:ind w:left="5040" w:hanging="360"/>
+      </w:pPr>
+      <w:rPr>
+        <w:rFonts w:ascii="Wingdings" w:hAnsi="Wingdings" w:hint="default"/>
+        <w:sz w:val="20"/>
+      </w:rPr>
+    </w:lvl>
+    <w:lvl w:ilvl="7" w:tentative="1">
+      <w:start w:val="1"/>
+      <w:numFmt w:val="bullet"/>
+      <w:lvlText w:val=""/>
+      <w:lvlJc w:val="left"/>
+      <w:pPr>
+        <w:tabs>
+          <w:tab w:val="num" w:pos="5760"/>
+        </w:tabs>
+        <w:ind w:left="5760" w:hanging="360"/>
+      </w:pPr>
+      <w:rPr>
+        <w:rFonts w:ascii="Wingdings" w:hAnsi="Wingdings" w:hint="default"/>
+        <w:sz w:val="20"/>
+      </w:rPr>
+    </w:lvl>
+    <w:lvl w:ilvl="8" w:tentative="1">
+      <w:start w:val="1"/>
+      <w:numFmt w:val="bullet"/>
+      <w:lvlText w:val=""/>
+      <w:lvlJc w:val="left"/>
+      <w:pPr>
+        <w:tabs>
+          <w:tab w:val="num" w:pos="6480"/>
+        </w:tabs>
+        <w:ind w:left="6480" w:hanging="360"/>
+      </w:pPr>
+      <w:rPr>
+        <w:rFonts w:ascii="Wingdings" w:hAnsi="Wingdings" w:hint="default"/>
+        <w:sz w:val="20"/>
+      </w:rPr>
+    </w:lvl>
+  </w:abstractNum>
+  <w:abstractNum w:abstractNumId="49" w15:restartNumberingAfterBreak="0">
+    <w:nsid w:val="68CB714A"/>
+    <w:multiLevelType w:val="multilevel"/>
+    <w:tmpl w:val="C49079D6"/>
+    <w:lvl w:ilvl="0">
+      <w:start w:val="1"/>
+      <w:numFmt w:val="bullet"/>
+      <w:lvlText w:val=""/>
+      <w:lvlJc w:val="left"/>
+      <w:pPr>
+        <w:tabs>
+          <w:tab w:val="num" w:pos="720"/>
+        </w:tabs>
+        <w:ind w:left="720" w:hanging="360"/>
+      </w:pPr>
+      <w:rPr>
+        <w:rFonts w:ascii="Symbol" w:hAnsi="Symbol" w:hint="default"/>
+        <w:sz w:val="20"/>
+      </w:rPr>
+    </w:lvl>
+    <w:lvl w:ilvl="1" w:tentative="1">
+      <w:start w:val="1"/>
+      <w:numFmt w:val="bullet"/>
+      <w:lvlText w:val="o"/>
+      <w:lvlJc w:val="left"/>
+      <w:pPr>
+        <w:tabs>
+          <w:tab w:val="num" w:pos="1440"/>
+        </w:tabs>
+        <w:ind w:left="1440" w:hanging="360"/>
+      </w:pPr>
+      <w:rPr>
+        <w:rFonts w:ascii="Courier New" w:hAnsi="Courier New" w:hint="default"/>
+        <w:sz w:val="20"/>
+      </w:rPr>
+    </w:lvl>
+    <w:lvl w:ilvl="2" w:tentative="1">
+      <w:start w:val="1"/>
+      <w:numFmt w:val="bullet"/>
+      <w:lvlText w:val=""/>
+      <w:lvlJc w:val="left"/>
+      <w:pPr>
+        <w:tabs>
+          <w:tab w:val="num" w:pos="2160"/>
+        </w:tabs>
+        <w:ind w:left="2160" w:hanging="360"/>
+      </w:pPr>
+      <w:rPr>
+        <w:rFonts w:ascii="Wingdings" w:hAnsi="Wingdings" w:hint="default"/>
+        <w:sz w:val="20"/>
+      </w:rPr>
+    </w:lvl>
+    <w:lvl w:ilvl="3" w:tentative="1">
+      <w:start w:val="1"/>
+      <w:numFmt w:val="bullet"/>
+      <w:lvlText w:val=""/>
+      <w:lvlJc w:val="left"/>
+      <w:pPr>
+        <w:tabs>
+          <w:tab w:val="num" w:pos="2880"/>
+        </w:tabs>
+        <w:ind w:left="2880" w:hanging="360"/>
+      </w:pPr>
+      <w:rPr>
+        <w:rFonts w:ascii="Wingdings" w:hAnsi="Wingdings" w:hint="default"/>
+        <w:sz w:val="20"/>
+      </w:rPr>
+    </w:lvl>
+    <w:lvl w:ilvl="4" w:tentative="1">
+      <w:start w:val="1"/>
+      <w:numFmt w:val="bullet"/>
+      <w:lvlText w:val=""/>
+      <w:lvlJc w:val="left"/>
+      <w:pPr>
+        <w:tabs>
+          <w:tab w:val="num" w:pos="3600"/>
+        </w:tabs>
+        <w:ind w:left="3600" w:hanging="360"/>
+      </w:pPr>
+      <w:rPr>
+        <w:rFonts w:ascii="Wingdings" w:hAnsi="Wingdings" w:hint="default"/>
+        <w:sz w:val="20"/>
+      </w:rPr>
+    </w:lvl>
+    <w:lvl w:ilvl="5" w:tentative="1">
+      <w:start w:val="1"/>
+      <w:numFmt w:val="bullet"/>
+      <w:lvlText w:val=""/>
+      <w:lvlJc w:val="left"/>
+      <w:pPr>
+        <w:tabs>
+          <w:tab w:val="num" w:pos="4320"/>
+        </w:tabs>
+        <w:ind w:left="4320" w:hanging="360"/>
+      </w:pPr>
+      <w:rPr>
+        <w:rFonts w:ascii="Wingdings" w:hAnsi="Wingdings" w:hint="default"/>
+        <w:sz w:val="20"/>
+      </w:rPr>
+    </w:lvl>
+    <w:lvl w:ilvl="6" w:tentative="1">
+      <w:start w:val="1"/>
+      <w:numFmt w:val="bullet"/>
+      <w:lvlText w:val=""/>
+      <w:lvlJc w:val="left"/>
+      <w:pPr>
+        <w:tabs>
+          <w:tab w:val="num" w:pos="5040"/>
+        </w:tabs>
+        <w:ind w:left="5040" w:hanging="360"/>
+      </w:pPr>
+      <w:rPr>
+        <w:rFonts w:ascii="Wingdings" w:hAnsi="Wingdings" w:hint="default"/>
+        <w:sz w:val="20"/>
+      </w:rPr>
+    </w:lvl>
+    <w:lvl w:ilvl="7" w:tentative="1">
+      <w:start w:val="1"/>
+      <w:numFmt w:val="bullet"/>
+      <w:lvlText w:val=""/>
+      <w:lvlJc w:val="left"/>
+      <w:pPr>
+        <w:tabs>
+          <w:tab w:val="num" w:pos="5760"/>
+        </w:tabs>
+        <w:ind w:left="5760" w:hanging="360"/>
+      </w:pPr>
+      <w:rPr>
+        <w:rFonts w:ascii="Wingdings" w:hAnsi="Wingdings" w:hint="default"/>
+        <w:sz w:val="20"/>
+      </w:rPr>
+    </w:lvl>
+    <w:lvl w:ilvl="8" w:tentative="1">
+      <w:start w:val="1"/>
+      <w:numFmt w:val="bullet"/>
+      <w:lvlText w:val=""/>
+      <w:lvlJc w:val="left"/>
+      <w:pPr>
+        <w:tabs>
+          <w:tab w:val="num" w:pos="6480"/>
+        </w:tabs>
+        <w:ind w:left="6480" w:hanging="360"/>
+      </w:pPr>
+      <w:rPr>
+        <w:rFonts w:ascii="Wingdings" w:hAnsi="Wingdings" w:hint="default"/>
+        <w:sz w:val="20"/>
+      </w:rPr>
+    </w:lvl>
+  </w:abstractNum>
+  <w:abstractNum w:abstractNumId="50" w15:restartNumberingAfterBreak="0">
     <w:nsid w:val="69344B09"/>
     <w:multiLevelType w:val="multilevel"/>
     <w:tmpl w:val="B4ACC840"/>
@@ -12073,7 +18684,7 @@
       </w:rPr>
     </w:lvl>
   </w:abstractNum>
-  <w:abstractNum w:abstractNumId="33" w15:restartNumberingAfterBreak="0">
+  <w:abstractNum w:abstractNumId="51" w15:restartNumberingAfterBreak="0">
     <w:nsid w:val="6FE33570"/>
     <w:multiLevelType w:val="multilevel"/>
     <w:tmpl w:val="8C0A03FC"/>
@@ -12222,7 +18833,7 @@
       </w:rPr>
     </w:lvl>
   </w:abstractNum>
-  <w:abstractNum w:abstractNumId="34" w15:restartNumberingAfterBreak="0">
+  <w:abstractNum w:abstractNumId="52" w15:restartNumberingAfterBreak="0">
     <w:nsid w:val="78EF4088"/>
     <w:multiLevelType w:val="multilevel"/>
     <w:tmpl w:val="EAF418B8"/>
@@ -12371,7 +18982,7 @@
       </w:rPr>
     </w:lvl>
   </w:abstractNum>
-  <w:abstractNum w:abstractNumId="35" w15:restartNumberingAfterBreak="0">
+  <w:abstractNum w:abstractNumId="53" w15:restartNumberingAfterBreak="0">
     <w:nsid w:val="7DCC3DD7"/>
     <w:multiLevelType w:val="multilevel"/>
     <w:tmpl w:val="3C68B82A"/>
@@ -12520,7 +19131,7 @@
       </w:rPr>
     </w:lvl>
   </w:abstractNum>
-  <w:abstractNum w:abstractNumId="36" w15:restartNumberingAfterBreak="0">
+  <w:abstractNum w:abstractNumId="54" w15:restartNumberingAfterBreak="0">
     <w:nsid w:val="7F036CC8"/>
     <w:multiLevelType w:val="multilevel"/>
     <w:tmpl w:val="05109968"/>
@@ -12670,117 +19281,171 @@
     </w:lvl>
   </w:abstractNum>
   <w:num w:numId="1">
-    <w:abstractNumId w:val="11"/>
+    <w:abstractNumId w:val="18"/>
   </w:num>
   <w:num w:numId="2">
+    <w:abstractNumId w:val="53"/>
+  </w:num>
+  <w:num w:numId="3">
+    <w:abstractNumId w:val="24"/>
+  </w:num>
+  <w:num w:numId="4">
+    <w:abstractNumId w:val="47"/>
+  </w:num>
+  <w:num w:numId="5">
+    <w:abstractNumId w:val="3"/>
+  </w:num>
+  <w:num w:numId="6">
+    <w:abstractNumId w:val="8"/>
+  </w:num>
+  <w:num w:numId="7">
+    <w:abstractNumId w:val="7"/>
+  </w:num>
+  <w:num w:numId="8">
+    <w:abstractNumId w:val="4"/>
+  </w:num>
+  <w:num w:numId="9">
+    <w:abstractNumId w:val="45"/>
+  </w:num>
+  <w:num w:numId="10">
+    <w:abstractNumId w:val="14"/>
+  </w:num>
+  <w:num w:numId="11">
+    <w:abstractNumId w:val="46"/>
+  </w:num>
+  <w:num w:numId="12">
+    <w:abstractNumId w:val="23"/>
+  </w:num>
+  <w:num w:numId="13">
     <w:abstractNumId w:val="35"/>
   </w:num>
-  <w:num w:numId="3">
-    <w:abstractNumId w:val="15"/>
+  <w:num w:numId="14">
+    <w:abstractNumId w:val="51"/>
   </w:num>
-  <w:num w:numId="4">
-    <w:abstractNumId w:val="31"/>
+  <w:num w:numId="15">
+    <w:abstractNumId w:val="39"/>
   </w:num>
-  <w:num w:numId="5">
-    <w:abstractNumId w:val="2"/>
+  <w:num w:numId="16">
+    <w:abstractNumId w:val="27"/>
   </w:num>
-  <w:num w:numId="6">
-    <w:abstractNumId w:val="5"/>
+  <w:num w:numId="17">
+    <w:abstractNumId w:val="50"/>
   </w:num>
-  <w:num w:numId="7">
-    <w:abstractNumId w:val="4"/>
+  <w:num w:numId="18">
+    <w:abstractNumId w:val="40"/>
   </w:num>
-  <w:num w:numId="8">
-    <w:abstractNumId w:val="3"/>
+  <w:num w:numId="19">
+    <w:abstractNumId w:val="16"/>
   </w:num>
-  <w:num w:numId="9">
-    <w:abstractNumId w:val="29"/>
-  </w:num>
-  <w:num w:numId="10">
-    <w:abstractNumId w:val="9"/>
-  </w:num>
-  <w:num w:numId="11">
-    <w:abstractNumId w:val="30"/>
-  </w:num>
-  <w:num w:numId="12">
-    <w:abstractNumId w:val="14"/>
-  </w:num>
-  <w:num w:numId="13">
+  <w:num w:numId="20">
     <w:abstractNumId w:val="22"/>
   </w:num>
-  <w:num w:numId="14">
-    <w:abstractNumId w:val="33"/>
-  </w:num>
-  <w:num w:numId="15">
-    <w:abstractNumId w:val="26"/>
-  </w:num>
-  <w:num w:numId="16">
-    <w:abstractNumId w:val="17"/>
-  </w:num>
-  <w:num w:numId="17">
-    <w:abstractNumId w:val="32"/>
-  </w:num>
-  <w:num w:numId="18">
-    <w:abstractNumId w:val="27"/>
-  </w:num>
-  <w:num w:numId="19">
-    <w:abstractNumId w:val="10"/>
-  </w:num>
-  <w:num w:numId="20">
-    <w:abstractNumId w:val="13"/>
-  </w:num>
   <w:num w:numId="21">
-    <w:abstractNumId w:val="34"/>
+    <w:abstractNumId w:val="52"/>
   </w:num>
   <w:num w:numId="22">
-    <w:abstractNumId w:val="19"/>
+    <w:abstractNumId w:val="29"/>
   </w:num>
   <w:num w:numId="23">
     <w:abstractNumId w:val="0"/>
   </w:num>
   <w:num w:numId="24">
+    <w:abstractNumId w:val="54"/>
+  </w:num>
+  <w:num w:numId="25">
     <w:abstractNumId w:val="36"/>
   </w:num>
-  <w:num w:numId="25">
-    <w:abstractNumId w:val="23"/>
-  </w:num>
   <w:num w:numId="26">
-    <w:abstractNumId w:val="20"/>
+    <w:abstractNumId w:val="32"/>
   </w:num>
   <w:num w:numId="27">
-    <w:abstractNumId w:val="8"/>
+    <w:abstractNumId w:val="13"/>
   </w:num>
   <w:num w:numId="28">
-    <w:abstractNumId w:val="7"/>
+    <w:abstractNumId w:val="11"/>
   </w:num>
   <w:num w:numId="29">
-    <w:abstractNumId w:val="25"/>
+    <w:abstractNumId w:val="38"/>
   </w:num>
   <w:num w:numId="30">
-    <w:abstractNumId w:val="16"/>
+    <w:abstractNumId w:val="26"/>
   </w:num>
   <w:num w:numId="31">
     <w:abstractNumId w:val="1"/>
   </w:num>
   <w:num w:numId="32">
-    <w:abstractNumId w:val="18"/>
+    <w:abstractNumId w:val="28"/>
   </w:num>
   <w:num w:numId="33">
+    <w:abstractNumId w:val="33"/>
+  </w:num>
+  <w:num w:numId="34">
+    <w:abstractNumId w:val="10"/>
+  </w:num>
+  <w:num w:numId="35">
+    <w:abstractNumId w:val="43"/>
+  </w:num>
+  <w:num w:numId="36">
+    <w:abstractNumId w:val="19"/>
+  </w:num>
+  <w:num w:numId="37">
+    <w:abstractNumId w:val="37"/>
+  </w:num>
+  <w:num w:numId="38">
+    <w:abstractNumId w:val="25"/>
+  </w:num>
+  <w:num w:numId="39">
+    <w:abstractNumId w:val="12"/>
+  </w:num>
+  <w:num w:numId="40">
+    <w:abstractNumId w:val="15"/>
+  </w:num>
+  <w:num w:numId="41">
+    <w:abstractNumId w:val="17"/>
+  </w:num>
+  <w:num w:numId="42">
+    <w:abstractNumId w:val="20"/>
+  </w:num>
+  <w:num w:numId="43">
+    <w:abstractNumId w:val="9"/>
+  </w:num>
+  <w:num w:numId="44">
+    <w:abstractNumId w:val="42"/>
+  </w:num>
+  <w:num w:numId="45">
+    <w:abstractNumId w:val="34"/>
+  </w:num>
+  <w:num w:numId="46">
+    <w:abstractNumId w:val="48"/>
+  </w:num>
+  <w:num w:numId="47">
+    <w:abstractNumId w:val="41"/>
+  </w:num>
+  <w:num w:numId="48">
     <w:abstractNumId w:val="21"/>
   </w:num>
-  <w:num w:numId="34">
+  <w:num w:numId="49">
+    <w:abstractNumId w:val="30"/>
+  </w:num>
+  <w:num w:numId="50">
+    <w:abstractNumId w:val="31"/>
+  </w:num>
+  <w:num w:numId="51">
     <w:abstractNumId w:val="6"/>
   </w:num>
-  <w:num w:numId="35">
-    <w:abstractNumId w:val="28"/>
+  <w:num w:numId="52">
+    <w:abstractNumId w:val="5"/>
   </w:num>
-  <w:num w:numId="36">
-    <w:abstractNumId w:val="12"/>
+  <w:num w:numId="53">
+    <w:abstractNumId w:val="2"/>
   </w:num>
-  <w:num w:numId="37">
-    <w:abstractNumId w:val="24"/>
+  <w:num w:numId="54">
+    <w:abstractNumId w:val="44"/>
   </w:num>
-  <w:numIdMacAtCleanup w:val="37"/>
+  <w:num w:numId="55">
+    <w:abstractNumId w:val="49"/>
+  </w:num>
+  <w:numIdMacAtCleanup w:val="55"/>
 </w:numbering>
 </file>
 
